--- a/docs/Documentazione_VesuvianPaths.docx
+++ b/docs/Documentazione_VesuvianPaths.docx
@@ -22,17 +22,9 @@
           <w:szCs w:val="44"/>
         </w:rPr>
         <w:drawing>
-          <wp:anchor distT="0" distB="0" distL="114300" distR="114300" simplePos="0" relativeHeight="251658240" behindDoc="0" locked="0" layoutInCell="1" allowOverlap="1" wp14:anchorId="3BEFD040" wp14:editId="73FB78CB">
-            <wp:simplePos x="0" y="0"/>
-            <wp:positionH relativeFrom="margin">
-              <wp:align>center</wp:align>
-            </wp:positionH>
-            <wp:positionV relativeFrom="paragraph">
-              <wp:posOffset>355</wp:posOffset>
-            </wp:positionV>
-            <wp:extent cx="4274185" cy="1388745"/>
-            <wp:effectExtent l="0" t="0" r="0" b="1905"/>
-            <wp:wrapSquare wrapText="bothSides"/>
+          <wp:inline distT="0" distB="0" distL="0" distR="0" wp14:anchorId="3BEFD040" wp14:editId="1F1A0046">
+            <wp:extent cx="3918858" cy="1272902"/>
+            <wp:effectExtent l="0" t="0" r="5715" b="3810"/>
             <wp:docPr id="2053154713" name="Immagine 2"/>
             <wp:cNvGraphicFramePr>
               <a:graphicFrameLocks xmlns:a="http://schemas.openxmlformats.org/drawingml/2006/main" noChangeAspect="1"/>
@@ -59,7 +51,7 @@
                   <pic:spPr>
                     <a:xfrm>
                       <a:off x="0" y="0"/>
-                      <a:ext cx="4274185" cy="1388745"/>
+                      <a:ext cx="3921371" cy="1273718"/>
                     </a:xfrm>
                     <a:prstGeom prst="rect">
                       <a:avLst/>
@@ -68,13 +60,7 @@
                 </pic:pic>
               </a:graphicData>
             </a:graphic>
-            <wp14:sizeRelH relativeFrom="margin">
-              <wp14:pctWidth>0</wp14:pctWidth>
-            </wp14:sizeRelH>
-            <wp14:sizeRelV relativeFrom="margin">
-              <wp14:pctHeight>0</wp14:pctHeight>
-            </wp14:sizeRelV>
-          </wp:anchor>
+          </wp:inline>
         </w:drawing>
       </w:r>
     </w:p>
@@ -101,47 +87,15 @@
           <w:szCs w:val="44"/>
         </w:rPr>
       </w:pPr>
-    </w:p>
-    <w:p>
-      <w:pPr>
-        <w:pStyle w:val="Titolo"/>
-        <w:jc w:val="center"/>
-        <w:rPr>
-          <w:rFonts w:ascii="Cambria Math" w:hAnsi="Cambria Math"/>
-          <w:color w:val="0070C0"/>
-          <w:sz w:val="44"/>
-          <w:szCs w:val="44"/>
-        </w:rPr>
-      </w:pPr>
-    </w:p>
-    <w:p>
-      <w:pPr>
-        <w:pStyle w:val="Titolo"/>
-        <w:jc w:val="center"/>
-        <w:rPr>
-          <w:rFonts w:ascii="Cambria Math" w:hAnsi="Cambria Math"/>
-          <w:color w:val="0070C0"/>
-          <w:sz w:val="44"/>
-          <w:szCs w:val="44"/>
-        </w:rPr>
-      </w:pPr>
       <w:r>
         <w:rPr>
           <w:rFonts w:ascii="Cambria Math" w:hAnsi="Cambria Math"/>
           <w:noProof/>
         </w:rPr>
         <w:drawing>
-          <wp:anchor distT="0" distB="0" distL="114300" distR="114300" simplePos="0" relativeHeight="251659264" behindDoc="0" locked="0" layoutInCell="1" allowOverlap="1" wp14:anchorId="4FABDAC1" wp14:editId="25275298">
-            <wp:simplePos x="0" y="0"/>
-            <wp:positionH relativeFrom="margin">
-              <wp:align>center</wp:align>
-            </wp:positionH>
-            <wp:positionV relativeFrom="paragraph">
-              <wp:posOffset>128949</wp:posOffset>
-            </wp:positionV>
-            <wp:extent cx="2713355" cy="1809115"/>
+          <wp:inline distT="0" distB="0" distL="0" distR="0" wp14:anchorId="4FABDAC1" wp14:editId="7A27FD4F">
+            <wp:extent cx="3481546" cy="1401289"/>
             <wp:effectExtent l="0" t="0" r="0" b="0"/>
-            <wp:wrapSquare wrapText="bothSides"/>
             <wp:docPr id="1395276086" name="Immagine 3"/>
             <wp:cNvGraphicFramePr>
               <a:graphicFrameLocks xmlns:a="http://schemas.openxmlformats.org/drawingml/2006/main" noChangeAspect="1"/>
@@ -153,7 +107,7 @@
                     <pic:cNvPr id="1395276086" name="Immagine 3"/>
                     <pic:cNvPicPr/>
                   </pic:nvPicPr>
-                  <pic:blipFill>
+                  <pic:blipFill rotWithShape="1">
                     <a:blip r:embed="rId9" cstate="print">
                       <a:extLst>
                         <a:ext uri="{28A0092B-C50C-407E-A947-70E740481C1C}">
@@ -161,36 +115,38 @@
                         </a:ext>
                       </a:extLst>
                     </a:blip>
+                    <a:srcRect t="15756" b="23826"/>
                     <a:stretch>
                       <a:fillRect/>
                     </a:stretch>
                   </pic:blipFill>
-                  <pic:spPr>
+                  <pic:spPr bwMode="auto">
                     <a:xfrm>
                       <a:off x="0" y="0"/>
-                      <a:ext cx="2713672" cy="1809115"/>
+                      <a:ext cx="3493061" cy="1405924"/>
                     </a:xfrm>
                     <a:prstGeom prst="rect">
                       <a:avLst/>
                     </a:prstGeom>
+                    <a:ln>
+                      <a:noFill/>
+                    </a:ln>
+                    <a:extLst>
+                      <a:ext uri="{53640926-AAD7-44D8-BBD7-CCE9431645EC}">
+                        <a14:shadowObscured xmlns:a14="http://schemas.microsoft.com/office/drawing/2010/main"/>
+                      </a:ext>
+                    </a:extLst>
                   </pic:spPr>
                 </pic:pic>
               </a:graphicData>
             </a:graphic>
-            <wp14:sizeRelH relativeFrom="margin">
-              <wp14:pctWidth>0</wp14:pctWidth>
-            </wp14:sizeRelH>
-            <wp14:sizeRelV relativeFrom="margin">
-              <wp14:pctHeight>0</wp14:pctHeight>
-            </wp14:sizeRelV>
-          </wp:anchor>
+          </wp:inline>
         </w:drawing>
       </w:r>
     </w:p>
     <w:p>
       <w:pPr>
         <w:pStyle w:val="Titolo"/>
-        <w:jc w:val="center"/>
         <w:rPr>
           <w:rFonts w:ascii="Cambria Math" w:hAnsi="Cambria Math"/>
           <w:color w:val="0070C0"/>
@@ -202,49 +158,7 @@
     <w:p>
       <w:pPr>
         <w:pStyle w:val="Titolo"/>
-        <w:jc w:val="center"/>
-        <w:rPr>
-          <w:rFonts w:ascii="Cambria Math" w:hAnsi="Cambria Math"/>
-          <w:color w:val="0070C0"/>
-          <w:sz w:val="44"/>
-          <w:szCs w:val="44"/>
-        </w:rPr>
-      </w:pPr>
-    </w:p>
-    <w:p>
-      <w:pPr>
-        <w:pStyle w:val="Titolo"/>
-        <w:jc w:val="center"/>
-        <w:rPr>
-          <w:rFonts w:ascii="Cambria Math" w:hAnsi="Cambria Math"/>
-          <w:color w:val="0070C0"/>
-          <w:sz w:val="44"/>
-          <w:szCs w:val="44"/>
-        </w:rPr>
-      </w:pPr>
-    </w:p>
-    <w:p>
-      <w:pPr>
-        <w:rPr>
-          <w:rFonts w:ascii="Cambria Math" w:hAnsi="Cambria Math"/>
-        </w:rPr>
-      </w:pPr>
-    </w:p>
-    <w:p>
-      <w:pPr>
-        <w:pStyle w:val="Titolo"/>
-        <w:jc w:val="center"/>
-        <w:rPr>
-          <w:rFonts w:ascii="Cambria Math" w:hAnsi="Cambria Math"/>
-          <w:color w:val="0070C0"/>
-          <w:sz w:val="44"/>
-          <w:szCs w:val="44"/>
-        </w:rPr>
-      </w:pPr>
-    </w:p>
-    <w:p>
-      <w:pPr>
-        <w:pStyle w:val="Titolo"/>
+        <w:spacing w:after="160"/>
         <w:jc w:val="center"/>
         <w:rPr>
           <w:rFonts w:ascii="Cambria Math" w:hAnsi="Cambria Math"/>
@@ -265,6 +179,7 @@
     </w:p>
     <w:p>
       <w:pPr>
+        <w:spacing w:after="600"/>
         <w:jc w:val="center"/>
         <w:rPr>
           <w:rFonts w:ascii="Cambria Math" w:hAnsi="Cambria Math"/>
@@ -278,48 +193,55 @@
           <w:sz w:val="30"/>
           <w:szCs w:val="30"/>
         </w:rPr>
-        <w:t>Confronto tra euristiche con algoritm</w:t>
-      </w:r>
-      <w:r>
+        <w:t>Confronto di algoritmi di ricerca ed euristiche per il pathfinding</w:t>
+      </w:r>
+    </w:p>
+    <w:p>
+      <w:pPr>
+        <w:spacing w:after="80"/>
+        <w:jc w:val="center"/>
         <w:rPr>
           <w:rFonts w:ascii="Cambria Math" w:hAnsi="Cambria Math"/>
           <w:sz w:val="30"/>
           <w:szCs w:val="30"/>
         </w:rPr>
-        <w:t>i</w:t>
-      </w:r>
+      </w:pPr>
       <w:r>
         <w:rPr>
           <w:rFonts w:ascii="Cambria Math" w:hAnsi="Cambria Math"/>
           <w:sz w:val="30"/>
           <w:szCs w:val="30"/>
         </w:rPr>
-        <w:t xml:space="preserve"> di ricerc</w:t>
-      </w:r>
-      <w:r>
+        <w:t>Anno Accademico 2025/2026</w:t>
+      </w:r>
+    </w:p>
+    <w:p>
+      <w:pPr>
+        <w:jc w:val="center"/>
         <w:rPr>
           <w:rFonts w:ascii="Cambria Math" w:hAnsi="Cambria Math"/>
           <w:sz w:val="30"/>
           <w:szCs w:val="30"/>
         </w:rPr>
-        <w:t>he</w:t>
-      </w:r>
+      </w:pPr>
       <w:r>
         <w:rPr>
           <w:rFonts w:ascii="Cambria Math" w:hAnsi="Cambria Math"/>
           <w:sz w:val="30"/>
           <w:szCs w:val="30"/>
         </w:rPr>
-        <w:t xml:space="preserve"> informat</w:t>
-      </w:r>
-      <w:r>
+        <w:t>DOCENTE: Sperlì Giancarlo</w:t>
+      </w:r>
+    </w:p>
+    <w:p>
+      <w:pPr>
+        <w:jc w:val="center"/>
         <w:rPr>
           <w:rFonts w:ascii="Cambria Math" w:hAnsi="Cambria Math"/>
           <w:sz w:val="30"/>
           <w:szCs w:val="30"/>
         </w:rPr>
-        <w:t>e</w:t>
-      </w:r>
+      </w:pPr>
     </w:p>
     <w:p>
       <w:pPr>
@@ -333,43 +255,42 @@
     </w:p>
     <w:p>
       <w:pPr>
-        <w:jc w:val="center"/>
         <w:rPr>
           <w:rFonts w:ascii="Cambria Math" w:hAnsi="Cambria Math"/>
           <w:sz w:val="30"/>
           <w:szCs w:val="30"/>
         </w:rPr>
       </w:pPr>
-      <w:r>
+    </w:p>
+    <w:p>
+      <w:pPr>
         <w:rPr>
           <w:rFonts w:ascii="Cambria Math" w:hAnsi="Cambria Math"/>
           <w:sz w:val="30"/>
           <w:szCs w:val="30"/>
         </w:rPr>
-        <w:t>Anno Accademico 2025/2026</w:t>
-      </w:r>
+      </w:pPr>
     </w:p>
     <w:p>
       <w:pPr>
-        <w:jc w:val="center"/>
         <w:rPr>
           <w:rFonts w:ascii="Cambria Math" w:hAnsi="Cambria Math"/>
           <w:sz w:val="30"/>
           <w:szCs w:val="30"/>
         </w:rPr>
       </w:pPr>
-      <w:r>
+    </w:p>
+    <w:p>
+      <w:pPr>
         <w:rPr>
           <w:rFonts w:ascii="Cambria Math" w:hAnsi="Cambria Math"/>
           <w:sz w:val="30"/>
           <w:szCs w:val="30"/>
         </w:rPr>
-        <w:t>DOCENTE: Sperlì Giancarlo</w:t>
-      </w:r>
+      </w:pPr>
     </w:p>
     <w:p>
       <w:pPr>
-        <w:jc w:val="center"/>
         <w:rPr>
           <w:rFonts w:ascii="Cambria Math" w:hAnsi="Cambria Math"/>
           <w:sz w:val="30"/>
@@ -391,62 +312,48 @@
       <w:pPr>
         <w:rPr>
           <w:rFonts w:ascii="Cambria Math" w:hAnsi="Cambria Math"/>
-          <w:sz w:val="30"/>
-          <w:szCs w:val="30"/>
-        </w:rPr>
-      </w:pPr>
+          <w:szCs w:val="22"/>
+        </w:rPr>
+      </w:pPr>
+      <w:r>
+        <w:rPr>
+          <w:rFonts w:ascii="Cambria Math" w:hAnsi="Cambria Math"/>
+          <w:szCs w:val="22"/>
+        </w:rPr>
+        <w:t>Manco Matteo</w:t>
+      </w:r>
+      <w:r>
+        <w:rPr>
+          <w:rFonts w:ascii="Cambria Math" w:hAnsi="Cambria Math"/>
+          <w:szCs w:val="22"/>
+        </w:rPr>
+        <w:t xml:space="preserve"> - N46007842</w:t>
+      </w:r>
     </w:p>
     <w:p>
       <w:pPr>
         <w:rPr>
           <w:rFonts w:ascii="Cambria Math" w:hAnsi="Cambria Math"/>
-          <w:sz w:val="30"/>
-          <w:szCs w:val="30"/>
-        </w:rPr>
-      </w:pPr>
+          <w:szCs w:val="22"/>
+        </w:rPr>
+      </w:pPr>
+      <w:r>
+        <w:rPr>
+          <w:rFonts w:ascii="Cambria Math" w:hAnsi="Cambria Math"/>
+          <w:szCs w:val="22"/>
+        </w:rPr>
+        <w:t>Marrazzo Silverio</w:t>
+      </w:r>
+      <w:r>
+        <w:rPr>
+          <w:rFonts w:ascii="Cambria Math" w:hAnsi="Cambria Math"/>
+          <w:szCs w:val="22"/>
+        </w:rPr>
+        <w:t xml:space="preserve"> - N46007685</w:t>
+      </w:r>
     </w:p>
     <w:p>
       <w:pPr>
-        <w:jc w:val="center"/>
-        <w:rPr>
-          <w:rFonts w:ascii="Cambria Math" w:hAnsi="Cambria Math"/>
-          <w:sz w:val="30"/>
-          <w:szCs w:val="30"/>
-        </w:rPr>
-      </w:pPr>
-    </w:p>
-    <w:p>
-      <w:pPr>
-        <w:rPr>
-          <w:rFonts w:ascii="Cambria Math" w:hAnsi="Cambria Math"/>
-          <w:szCs w:val="22"/>
-        </w:rPr>
-      </w:pPr>
-      <w:r>
-        <w:rPr>
-          <w:rFonts w:ascii="Cambria Math" w:hAnsi="Cambria Math"/>
-          <w:szCs w:val="22"/>
-        </w:rPr>
-        <w:t>Manco Matteo</w:t>
-      </w:r>
-    </w:p>
-    <w:p>
-      <w:pPr>
-        <w:rPr>
-          <w:rFonts w:ascii="Cambria Math" w:hAnsi="Cambria Math"/>
-          <w:szCs w:val="22"/>
-        </w:rPr>
-      </w:pPr>
-      <w:r>
-        <w:rPr>
-          <w:rFonts w:ascii="Cambria Math" w:hAnsi="Cambria Math"/>
-          <w:szCs w:val="22"/>
-        </w:rPr>
-        <w:t>Marrazzo Silverio</w:t>
-      </w:r>
-    </w:p>
-    <w:p>
-      <w:pPr>
         <w:rPr>
           <w:rFonts w:ascii="Cambria Math" w:hAnsi="Cambria Math" w:cs="Calibri Light"/>
           <w:color w:val="7B7B7B" w:themeColor="accent3" w:themeShade="BF"/>
@@ -459,6 +366,13 @@
           <w:szCs w:val="22"/>
         </w:rPr>
         <w:t>Rumieri Ginevra</w:t>
+      </w:r>
+      <w:r>
+        <w:rPr>
+          <w:rFonts w:ascii="Cambria Math" w:hAnsi="Cambria Math"/>
+          <w:szCs w:val="22"/>
+        </w:rPr>
+        <w:t xml:space="preserve"> - N46007644</w:t>
       </w:r>
       <w:r>
         <w:rPr>
@@ -2970,23 +2884,7 @@
           <w:rFonts w:ascii="Cambria Math" w:eastAsia="Calibri" w:hAnsi="Cambria Math" w:cs="Calibri"/>
           <w:szCs w:val="22"/>
         </w:rPr>
-        <w:t xml:space="preserve">Il progetto ha l’obiettivo di sviluppare e documentare un framework di benchmarking automatico per l’analisi quantitativa e il confronto prestazionale di diversi algoritmi di ricerca nello spazio degli stati, applicati al problema del </w:t>
-      </w:r>
-      <w:proofErr w:type="spellStart"/>
-      <w:r>
-        <w:rPr>
-          <w:rFonts w:ascii="Cambria Math" w:eastAsia="Calibri" w:hAnsi="Cambria Math" w:cs="Calibri"/>
-          <w:szCs w:val="22"/>
-        </w:rPr>
-        <w:t>routing</w:t>
-      </w:r>
-      <w:proofErr w:type="spellEnd"/>
-      <w:r>
-        <w:rPr>
-          <w:rFonts w:ascii="Cambria Math" w:eastAsia="Calibri" w:hAnsi="Cambria Math" w:cs="Calibri"/>
-          <w:szCs w:val="22"/>
-        </w:rPr>
-        <w:t xml:space="preserve"> su reti stradali reali. Come scenario sperimentale di riferimento abbiamo selezionato la rete viaria della città</w:t>
+        <w:t>Il progetto ha l’obiettivo di sviluppare e documentare un framework di benchmarking automatico per l’analisi quantitativa e il confronto prestazionale di diversi algoritmi di ricerca nello spazio degli stati, applicati al problema del routing su reti stradali reali. Come scenario sperimentale di riferimento abbiamo selezionato la rete viaria della città</w:t>
       </w:r>
       <w:r>
         <w:rPr>
@@ -3199,18 +3097,8 @@
           <w:b/>
           <w:bCs/>
         </w:rPr>
-        <w:t xml:space="preserve">Performance </w:t>
-      </w:r>
-      <w:proofErr w:type="spellStart"/>
-      <w:r>
-        <w:rPr>
-          <w:rFonts w:ascii="Cambria Math" w:hAnsi="Cambria Math"/>
-          <w:b/>
-          <w:bCs/>
-        </w:rPr>
-        <w:t>measure</w:t>
-      </w:r>
-      <w:proofErr w:type="spellEnd"/>
+        <w:t>Performance measure</w:t>
+      </w:r>
       <w:r>
         <w:rPr>
           <w:rFonts w:ascii="Cambria Math" w:hAnsi="Cambria Math"/>
@@ -3221,21 +3109,7 @@
         <w:rPr>
           <w:rFonts w:ascii="Cambria Math" w:hAnsi="Cambria Math"/>
         </w:rPr>
-        <w:t>, seguita dalla riduzione del tempo di calcolo e del numero di nodi espansi nella frontiera. Il sistema deve inoltre garantire l’</w:t>
-      </w:r>
-      <w:proofErr w:type="spellStart"/>
-      <w:r>
-        <w:rPr>
-          <w:rFonts w:ascii="Cambria Math" w:hAnsi="Cambria Math"/>
-        </w:rPr>
-        <w:t>ottimalità</w:t>
-      </w:r>
-      <w:proofErr w:type="spellEnd"/>
-      <w:r>
-        <w:rPr>
-          <w:rFonts w:ascii="Cambria Math" w:hAnsi="Cambria Math"/>
-        </w:rPr>
-        <w:t xml:space="preserve"> del costo totale C</w:t>
+        <w:t>, seguita dalla riduzione del tempo di calcolo e del numero di nodi espansi nella frontiera. Il sistema deve inoltre garantire l’ottimalità del costo totale C</w:t>
       </w:r>
       <w:r>
         <w:rPr>
@@ -3287,34 +3161,13 @@
         <w:rPr>
           <w:rFonts w:ascii="Cambria Math" w:hAnsi="Cambria Math"/>
         </w:rPr>
-        <w:t xml:space="preserve"> e orientato, scaricato tramite la libreria </w:t>
-      </w:r>
-      <w:proofErr w:type="spellStart"/>
-      <w:r>
-        <w:rPr>
-          <w:rFonts w:ascii="Cambria Math" w:hAnsi="Cambria Math"/>
-        </w:rPr>
-        <w:t>OSMnx</w:t>
-      </w:r>
-      <w:proofErr w:type="spellEnd"/>
-      <w:r>
-        <w:rPr>
-          <w:rFonts w:ascii="Cambria Math" w:hAnsi="Cambria Math"/>
-        </w:rPr>
-        <w:t xml:space="preserve"> e salvato </w:t>
-      </w:r>
-      <w:r>
-        <w:rPr>
-          <w:rFonts w:ascii="Cambria Math" w:hAnsi="Cambria Math"/>
-        </w:rPr>
-        <w:t xml:space="preserve">localmente in </w:t>
-      </w:r>
-      <w:proofErr w:type="gramStart"/>
-      <w:r>
-        <w:rPr>
-          <w:rFonts w:ascii="Cambria Math" w:hAnsi="Cambria Math"/>
-        </w:rPr>
-        <w:t>formato</w:t>
+        <w:t xml:space="preserve"> e orientato, scaricato tramite la libreria OSMnx e salvato </w:t>
+      </w:r>
+      <w:r>
+        <w:rPr>
+          <w:rFonts w:ascii="Cambria Math" w:hAnsi="Cambria Math"/>
+        </w:rPr>
+        <w:t>localmente in formato</w:t>
       </w:r>
       <w:r>
         <w:rPr>
@@ -3328,19 +3181,8 @@
           <w:i/>
           <w:iCs/>
         </w:rPr>
-        <w:t>.</w:t>
-      </w:r>
-      <w:proofErr w:type="spellStart"/>
-      <w:r>
-        <w:rPr>
-          <w:rFonts w:ascii="Cambria Math" w:hAnsi="Cambria Math"/>
-          <w:i/>
-          <w:iCs/>
-        </w:rPr>
-        <w:t>graphml</w:t>
-      </w:r>
-      <w:proofErr w:type="spellEnd"/>
-      <w:proofErr w:type="gramEnd"/>
+        <w:t>.graphml</w:t>
+      </w:r>
       <w:r>
         <w:rPr>
           <w:rFonts w:ascii="Cambria Math" w:hAnsi="Cambria Math"/>
@@ -3372,7 +3214,6 @@
           <w:rFonts w:ascii="Cambria Math" w:hAnsi="Cambria Math"/>
         </w:rPr>
       </w:pPr>
-      <w:proofErr w:type="spellStart"/>
       <w:r>
         <w:rPr>
           <w:rFonts w:ascii="Cambria Math" w:hAnsi="Cambria Math"/>
@@ -3381,7 +3222,6 @@
         </w:rPr>
         <w:t>Actuators</w:t>
       </w:r>
-      <w:proofErr w:type="spellEnd"/>
       <w:r>
         <w:rPr>
           <w:rFonts w:ascii="Cambria Math" w:hAnsi="Cambria Math"/>
@@ -3425,7 +3265,6 @@
           <w:rFonts w:ascii="Cambria Math" w:hAnsi="Cambria Math"/>
         </w:rPr>
       </w:pPr>
-      <w:proofErr w:type="spellStart"/>
       <w:r>
         <w:rPr>
           <w:rFonts w:ascii="Cambria Math" w:hAnsi="Cambria Math"/>
@@ -3434,7 +3273,6 @@
         </w:rPr>
         <w:t>Sensors</w:t>
       </w:r>
-      <w:proofErr w:type="spellEnd"/>
       <w:r>
         <w:rPr>
           <w:rFonts w:ascii="Cambria Math" w:hAnsi="Cambria Math"/>
@@ -3480,6 +3318,27 @@
     </w:p>
     <w:p>
       <w:pPr>
+        <w:spacing w:line="259" w:lineRule="auto"/>
+        <w:rPr>
+          <w:rFonts w:ascii="Cambria Math" w:eastAsiaTheme="majorEastAsia" w:hAnsi="Cambria Math" w:cstheme="majorBidi"/>
+          <w:color w:val="2F5496" w:themeColor="accent1" w:themeShade="BF"/>
+          <w:sz w:val="26"/>
+          <w:szCs w:val="26"/>
+        </w:rPr>
+      </w:pPr>
+      <w:bookmarkStart w:id="6" w:name="_Toc234788348"/>
+      <w:bookmarkStart w:id="7" w:name="_Toc234948261"/>
+      <w:r>
+        <w:rPr>
+          <w:rFonts w:ascii="Cambria Math" w:hAnsi="Cambria Math"/>
+          <w:sz w:val="26"/>
+          <w:szCs w:val="26"/>
+        </w:rPr>
+        <w:br w:type="page"/>
+      </w:r>
+    </w:p>
+    <w:p>
+      <w:pPr>
         <w:pStyle w:val="Titolo2"/>
         <w:jc w:val="both"/>
         <w:rPr>
@@ -3488,14 +3347,13 @@
           <w:szCs w:val="26"/>
         </w:rPr>
       </w:pPr>
-      <w:bookmarkStart w:id="6" w:name="_Toc234788348"/>
-      <w:bookmarkStart w:id="7" w:name="_Toc234948261"/>
       <w:r>
         <w:rPr>
           <w:rFonts w:ascii="Cambria Math" w:hAnsi="Cambria Math"/>
           <w:sz w:val="26"/>
           <w:szCs w:val="26"/>
         </w:rPr>
+        <w:lastRenderedPageBreak/>
         <w:t>1.3 Classificazione dell'ambiente</w:t>
       </w:r>
       <w:bookmarkEnd w:id="6"/>
@@ -3539,7 +3397,6 @@
           <w:b/>
           <w:bCs/>
         </w:rPr>
-        <w:lastRenderedPageBreak/>
         <w:t>Completamente osservabile</w:t>
       </w:r>
       <w:r>
@@ -3672,6 +3529,39 @@
           <w:b/>
           <w:bCs/>
         </w:rPr>
+        <w:t>Sequenziale</w:t>
+      </w:r>
+      <w:r>
+        <w:rPr>
+          <w:rFonts w:ascii="Cambria Math" w:hAnsi="Cambria Math"/>
+        </w:rPr>
+        <w:t>: le decisioni prese ad ogni passo dell'algoritmo (quale nodo espandere) dipendono da quelle precedenti tramite il costo accumulato e condizionano le espansioni successive</w:t>
+      </w:r>
+      <w:r>
+        <w:rPr>
+          <w:rFonts w:ascii="Cambria Math" w:hAnsi="Cambria Math"/>
+        </w:rPr>
+        <w:t>.</w:t>
+      </w:r>
+    </w:p>
+    <w:p>
+      <w:pPr>
+        <w:pStyle w:val="Paragrafoelenco"/>
+        <w:numPr>
+          <w:ilvl w:val="0"/>
+          <w:numId w:val="3"/>
+        </w:numPr>
+        <w:jc w:val="both"/>
+        <w:rPr>
+          <w:rFonts w:ascii="Cambria Math" w:hAnsi="Cambria Math"/>
+        </w:rPr>
+      </w:pPr>
+      <w:r>
+        <w:rPr>
+          <w:rFonts w:ascii="Cambria Math" w:hAnsi="Cambria Math"/>
+          <w:b/>
+          <w:bCs/>
+        </w:rPr>
         <w:t>Single-Agent</w:t>
       </w:r>
       <w:r>
@@ -3784,18 +3674,8 @@
           <w:i/>
           <w:iCs/>
         </w:rPr>
-        <w:t xml:space="preserve">single-state </w:t>
-      </w:r>
-      <w:proofErr w:type="spellStart"/>
-      <w:r>
-        <w:rPr>
-          <w:rFonts w:ascii="Cambria Math" w:hAnsi="Cambria Math"/>
-          <w:i/>
-          <w:iCs/>
-        </w:rPr>
-        <w:t>problem</w:t>
-      </w:r>
-      <w:proofErr w:type="spellEnd"/>
+        <w:t>single-state problem</w:t>
+      </w:r>
       <w:r>
         <w:rPr>
           <w:rFonts w:ascii="Cambria Math" w:hAnsi="Cambria Math"/>
@@ -3915,23 +3795,7 @@
           <w:rFonts w:ascii="Cambria Math" w:eastAsia="Calibri" w:hAnsi="Cambria Math" w:cs="Calibri"/>
           <w:szCs w:val="22"/>
         </w:rPr>
-        <w:t xml:space="preserve">, calcolando l’intero percorso </w:t>
-      </w:r>
-      <w:proofErr w:type="gramStart"/>
-      <w:r>
-        <w:rPr>
-          <w:rFonts w:ascii="Cambria Math" w:eastAsia="Calibri" w:hAnsi="Cambria Math" w:cs="Calibri"/>
-          <w:szCs w:val="22"/>
-        </w:rPr>
-        <w:t>ottimale  prima</w:t>
-      </w:r>
-      <w:proofErr w:type="gramEnd"/>
-      <w:r>
-        <w:rPr>
-          <w:rFonts w:ascii="Cambria Math" w:eastAsia="Calibri" w:hAnsi="Cambria Math" w:cs="Calibri"/>
-          <w:szCs w:val="22"/>
-        </w:rPr>
-        <w:t xml:space="preserve"> </w:t>
+        <w:t xml:space="preserve">, calcolando l’intero percorso ottimale  prima </w:t>
       </w:r>
       <w:r>
         <w:rPr>
@@ -3966,17 +3830,8 @@
           <w:rFonts w:ascii="Cambria Math" w:eastAsia="Calibri" w:hAnsi="Cambria Math" w:cs="Calibri"/>
           <w:szCs w:val="22"/>
         </w:rPr>
-        <w:t xml:space="preserve"> successiva fase di anali statistica e </w:t>
-      </w:r>
-      <w:proofErr w:type="spellStart"/>
-      <w:r>
-        <w:rPr>
-          <w:rFonts w:ascii="Cambria Math" w:eastAsia="Calibri" w:hAnsi="Cambria Math" w:cs="Calibri"/>
-          <w:szCs w:val="22"/>
-        </w:rPr>
-        <w:t>renderizzazione</w:t>
-      </w:r>
-      <w:proofErr w:type="spellEnd"/>
+        <w:t xml:space="preserve"> successiva fase di anali statistica e renderizzazione</w:t>
+      </w:r>
       <w:r>
         <w:rPr>
           <w:rFonts w:ascii="Cambria Math" w:eastAsia="Calibri" w:hAnsi="Cambria Math" w:cs="Calibri"/>
@@ -4048,20 +3903,10 @@
           <w:sz w:val="26"/>
           <w:szCs w:val="26"/>
         </w:rPr>
-        <w:t xml:space="preserve">2.1 Sorgente dei dati: </w:t>
-      </w:r>
-      <w:proofErr w:type="spellStart"/>
-      <w:r>
-        <w:rPr>
-          <w:rFonts w:ascii="Cambria Math" w:hAnsi="Cambria Math"/>
-          <w:sz w:val="26"/>
-          <w:szCs w:val="26"/>
-        </w:rPr>
-        <w:t>OpenStreetMap</w:t>
+        <w:t>2.1 Sorgente dei dati: OpenStreetMap</w:t>
       </w:r>
       <w:bookmarkEnd w:id="12"/>
       <w:bookmarkEnd w:id="13"/>
-      <w:proofErr w:type="spellEnd"/>
     </w:p>
     <w:p>
       <w:pPr>
@@ -4081,7 +3926,6 @@
         </w:rPr>
         <w:t xml:space="preserve">Per ottenere la rete stradale su cui far muovere l’agente abbiamo utilizzato </w:t>
       </w:r>
-      <w:proofErr w:type="spellStart"/>
       <w:r>
         <w:rPr>
           <w:rFonts w:ascii="Cambria Math" w:eastAsia="Calibri" w:hAnsi="Cambria Math" w:cs="Calibri"/>
@@ -4089,17 +3933,7 @@
           <w:iCs/>
           <w:szCs w:val="22"/>
         </w:rPr>
-        <w:t>OpenStreetMap</w:t>
-      </w:r>
-      <w:proofErr w:type="spellEnd"/>
-      <w:r>
-        <w:rPr>
-          <w:rFonts w:ascii="Cambria Math" w:eastAsia="Calibri" w:hAnsi="Cambria Math" w:cs="Calibri"/>
-          <w:i/>
-          <w:iCs/>
-          <w:szCs w:val="22"/>
-        </w:rPr>
-        <w:t xml:space="preserve"> (OSM)</w:t>
+        <w:t>OpenStreetMap (OSM)</w:t>
       </w:r>
       <w:r>
         <w:rPr>
@@ -4127,23 +3961,7 @@
           <w:rFonts w:ascii="Cambria Math" w:eastAsia="Calibri" w:hAnsi="Cambria Math" w:cs="Calibri"/>
           <w:szCs w:val="22"/>
         </w:rPr>
-        <w:t xml:space="preserve"> rappresenta la rete come un insieme di nodi (punti geografici nello spazio, che nel nostro contesto rappresentano gli incroci stradali) e way (sequenze di nodi che formano i segmenti stradali veri e propri). Ogni elemento è arricchito da metadati fondamentali per il </w:t>
-      </w:r>
-      <w:proofErr w:type="spellStart"/>
-      <w:r>
-        <w:rPr>
-          <w:rFonts w:ascii="Cambria Math" w:eastAsia="Calibri" w:hAnsi="Cambria Math" w:cs="Calibri"/>
-          <w:szCs w:val="22"/>
-        </w:rPr>
-        <w:t>routing</w:t>
-      </w:r>
-      <w:proofErr w:type="spellEnd"/>
-      <w:r>
-        <w:rPr>
-          <w:rFonts w:ascii="Cambria Math" w:eastAsia="Calibri" w:hAnsi="Cambria Math" w:cs="Calibri"/>
-          <w:szCs w:val="22"/>
-        </w:rPr>
-        <w:t>, come il senso di marcia e la tipologia di strada.</w:t>
+        <w:t xml:space="preserve"> rappresenta la rete come un insieme di nodi (punti geografici nello spazio, che nel nostro contesto rappresentano gli incroci stradali) e way (sequenze di nodi che formano i segmenti stradali veri e propri). Ogni elemento è arricchito da metadati fondamentali per il routing, come il senso di marcia e la tipologia di strada.</w:t>
       </w:r>
     </w:p>
     <w:p>
@@ -4164,20 +3982,10 @@
           <w:sz w:val="26"/>
           <w:szCs w:val="26"/>
         </w:rPr>
-        <w:t xml:space="preserve">2.2 Download e gestione del grafo: </w:t>
-      </w:r>
-      <w:proofErr w:type="spellStart"/>
-      <w:r>
-        <w:rPr>
-          <w:rFonts w:ascii="Cambria Math" w:hAnsi="Cambria Math"/>
-          <w:sz w:val="26"/>
-          <w:szCs w:val="26"/>
-        </w:rPr>
-        <w:t>OSMnx</w:t>
+        <w:t>2.2 Download e gestione del grafo: OSMnx</w:t>
       </w:r>
       <w:bookmarkEnd w:id="14"/>
       <w:bookmarkEnd w:id="15"/>
-      <w:proofErr w:type="spellEnd"/>
     </w:p>
     <w:p>
       <w:pPr>
@@ -4211,23 +4019,7 @@
           <w:rFonts w:ascii="Cambria Math" w:eastAsia="Calibri" w:hAnsi="Cambria Math" w:cs="Calibri"/>
           <w:szCs w:val="22"/>
         </w:rPr>
-        <w:t xml:space="preserve">, una libreria Python che interroga i server di </w:t>
-      </w:r>
-      <w:proofErr w:type="spellStart"/>
-      <w:r>
-        <w:rPr>
-          <w:rFonts w:ascii="Cambria Math" w:eastAsia="Calibri" w:hAnsi="Cambria Math" w:cs="Calibri"/>
-          <w:szCs w:val="22"/>
-        </w:rPr>
-        <w:t>OpenStreetMap</w:t>
-      </w:r>
-      <w:proofErr w:type="spellEnd"/>
-      <w:r>
-        <w:rPr>
-          <w:rFonts w:ascii="Cambria Math" w:eastAsia="Calibri" w:hAnsi="Cambria Math" w:cs="Calibri"/>
-          <w:szCs w:val="22"/>
-        </w:rPr>
-        <w:t xml:space="preserve"> </w:t>
+        <w:t xml:space="preserve">, una libreria Python che interroga i server di OpenStreetMap </w:t>
       </w:r>
       <w:r>
         <w:rPr>
@@ -4288,67 +4080,21 @@
           <w:rFonts w:ascii="Cambria Math" w:eastAsia="Calibri" w:hAnsi="Cambria Math" w:cs="Calibri"/>
           <w:szCs w:val="22"/>
         </w:rPr>
-        <w:t xml:space="preserve">Per evitare di sovraccaricare la rete e velocizzare l’applicazione, abbiamo implementato un sistema di caching locale: alla prima richiesta di mappa, il programma scarica i dati e li salva nella cartella </w:t>
-      </w:r>
-      <w:r>
-        <w:rPr>
-          <w:rFonts w:ascii="Cambria Math" w:eastAsia="Calibri" w:hAnsi="Cambria Math" w:cs="Calibri"/>
-          <w:szCs w:val="22"/>
-        </w:rPr>
-        <w:t xml:space="preserve">mappe/ in </w:t>
-      </w:r>
-      <w:proofErr w:type="gramStart"/>
-      <w:r>
-        <w:rPr>
-          <w:rFonts w:ascii="Cambria Math" w:eastAsia="Calibri" w:hAnsi="Cambria Math" w:cs="Calibri"/>
-          <w:szCs w:val="22"/>
-        </w:rPr>
-        <w:t>formato .</w:t>
-      </w:r>
-      <w:proofErr w:type="spellStart"/>
-      <w:r>
-        <w:rPr>
-          <w:rFonts w:ascii="Cambria Math" w:eastAsia="Calibri" w:hAnsi="Cambria Math" w:cs="Calibri"/>
-          <w:szCs w:val="22"/>
-        </w:rPr>
-        <w:t>graphml</w:t>
-      </w:r>
-      <w:proofErr w:type="spellEnd"/>
-      <w:proofErr w:type="gramEnd"/>
-      <w:r>
-        <w:rPr>
-          <w:rFonts w:ascii="Cambria Math" w:eastAsia="Calibri" w:hAnsi="Cambria Math" w:cs="Calibri"/>
-          <w:szCs w:val="22"/>
-        </w:rPr>
-        <w:t>. Nelle esecuzioni successive, il software controlla se il file è già presente in memoria</w:t>
-      </w:r>
-      <w:r>
-        <w:rPr>
-          <w:rFonts w:ascii="Cambria Math" w:eastAsia="Calibri" w:hAnsi="Cambria Math" w:cs="Calibri"/>
-          <w:szCs w:val="22"/>
-        </w:rPr>
-        <w:t xml:space="preserve"> e, i</w:t>
-      </w:r>
-      <w:r>
-        <w:rPr>
-          <w:rFonts w:ascii="Cambria Math" w:eastAsia="Calibri" w:hAnsi="Cambria Math" w:cs="Calibri"/>
-          <w:szCs w:val="22"/>
-        </w:rPr>
-        <w:t>n caso positivo, carica direttamente il grafo locale</w:t>
-      </w:r>
-      <w:r>
-        <w:rPr>
-          <w:rFonts w:ascii="Cambria Math" w:eastAsia="Calibri" w:hAnsi="Cambria Math" w:cs="Calibri"/>
-          <w:szCs w:val="22"/>
-        </w:rPr>
-        <w:t>, azzerando</w:t>
-      </w:r>
-      <w:r>
-        <w:rPr>
-          <w:rFonts w:ascii="Cambria Math" w:eastAsia="Calibri" w:hAnsi="Cambria Math" w:cs="Calibri"/>
-          <w:szCs w:val="22"/>
-        </w:rPr>
-        <w:t xml:space="preserve"> i tempi di attesa del download.</w:t>
+        <w:t>Per evitare download ripetuti, il grafo scaricato viene salvato localmente in formato .graphml e ricaricato direttamente nelle esecuzioni successive</w:t>
+      </w:r>
+      <w:r>
+        <w:rPr>
+          <w:rFonts w:ascii="Cambria Math" w:eastAsia="Calibri" w:hAnsi="Cambria Math" w:cs="Calibri"/>
+          <w:szCs w:val="22"/>
+        </w:rPr>
+        <w:t>, azzerando i tempi di attesa del download</w:t>
+      </w:r>
+      <w:r>
+        <w:rPr>
+          <w:rFonts w:ascii="Cambria Math" w:eastAsia="Calibri" w:hAnsi="Cambria Math" w:cs="Calibri"/>
+          <w:szCs w:val="22"/>
+        </w:rPr>
+        <w:t>.</w:t>
       </w:r>
     </w:p>
     <w:p>
@@ -4411,7 +4157,21 @@
           <w:rFonts w:ascii="Cambria Math" w:eastAsia="Calibri" w:hAnsi="Cambria Math" w:cs="Calibri"/>
           <w:szCs w:val="22"/>
         </w:rPr>
-        <w:t xml:space="preserve">si presta a essere formalizzata secondo i paradigmi della ricerca nello spazio degli stati: ogni nodo costituisce uno </w:t>
+        <w:t xml:space="preserve">si presta a essere formalizzata secondo i paradigmi della ricerca nello spazio degli stati: ogni nodo </w:t>
+      </w:r>
+      <w:r>
+        <w:rPr>
+          <w:rFonts w:ascii="Cambria Math" w:eastAsia="Calibri" w:hAnsi="Cambria Math" w:cs="Calibri"/>
+          <w:szCs w:val="22"/>
+        </w:rPr>
+        <w:t xml:space="preserve">del grafo </w:t>
+      </w:r>
+      <w:r>
+        <w:rPr>
+          <w:rFonts w:ascii="Cambria Math" w:eastAsia="Calibri" w:hAnsi="Cambria Math" w:cs="Calibri"/>
+          <w:szCs w:val="22"/>
+        </w:rPr>
+        <w:t xml:space="preserve">costituisce uno </w:t>
       </w:r>
       <w:r>
         <w:rPr>
@@ -4471,7 +4231,14 @@
           <w:rFonts w:ascii="Cambria Math" w:eastAsia="Calibri" w:hAnsi="Cambria Math" w:cs="Calibri"/>
           <w:szCs w:val="22"/>
         </w:rPr>
-        <w:t xml:space="preserve">. Il </w:t>
+        <w:t xml:space="preserve">. </w:t>
+      </w:r>
+      <w:r>
+        <w:rPr>
+          <w:rFonts w:ascii="Cambria Math" w:eastAsia="Calibri" w:hAnsi="Cambria Math" w:cs="Calibri"/>
+          <w:szCs w:val="22"/>
+        </w:rPr>
+        <w:t xml:space="preserve">Lo </w:t>
       </w:r>
       <w:r>
         <w:rPr>
@@ -4480,14 +4247,14 @@
           <w:bCs/>
           <w:szCs w:val="22"/>
         </w:rPr>
-        <w:t>punto di partenza</w:t>
-      </w:r>
-      <w:r>
-        <w:rPr>
-          <w:rFonts w:ascii="Cambria Math" w:eastAsia="Calibri" w:hAnsi="Cambria Math" w:cs="Calibri"/>
-          <w:szCs w:val="22"/>
-        </w:rPr>
-        <w:t xml:space="preserve"> e il </w:t>
+        <w:t>stato iniziale</w:t>
+      </w:r>
+      <w:r>
+        <w:rPr>
+          <w:rFonts w:ascii="Cambria Math" w:eastAsia="Calibri" w:hAnsi="Cambria Math" w:cs="Calibri"/>
+          <w:szCs w:val="22"/>
+        </w:rPr>
+        <w:t xml:space="preserve"> e lo </w:t>
       </w:r>
       <w:r>
         <w:rPr>
@@ -4496,54 +4263,6 @@
           <w:bCs/>
           <w:szCs w:val="22"/>
         </w:rPr>
-        <w:t>punto di arrivo</w:t>
-      </w:r>
-      <w:r>
-        <w:rPr>
-          <w:rFonts w:ascii="Cambria Math" w:eastAsia="Calibri" w:hAnsi="Cambria Math" w:cs="Calibri"/>
-          <w:szCs w:val="22"/>
-        </w:rPr>
-        <w:t xml:space="preserve"> vengono </w:t>
-      </w:r>
-      <w:proofErr w:type="spellStart"/>
-      <w:r>
-        <w:rPr>
-          <w:rFonts w:ascii="Cambria Math" w:eastAsia="Calibri" w:hAnsi="Cambria Math" w:cs="Calibri"/>
-          <w:szCs w:val="22"/>
-        </w:rPr>
-        <w:t>geocodificati</w:t>
-      </w:r>
-      <w:proofErr w:type="spellEnd"/>
-      <w:r>
-        <w:rPr>
-          <w:rFonts w:ascii="Cambria Math" w:eastAsia="Calibri" w:hAnsi="Cambria Math" w:cs="Calibri"/>
-          <w:szCs w:val="22"/>
-        </w:rPr>
-        <w:t xml:space="preserve"> automaticamente e associati al nodo più vicino nel grafo, definendo così lo </w:t>
-      </w:r>
-      <w:r>
-        <w:rPr>
-          <w:rFonts w:ascii="Cambria Math" w:eastAsia="Calibri" w:hAnsi="Cambria Math" w:cs="Calibri"/>
-          <w:b/>
-          <w:bCs/>
-          <w:szCs w:val="22"/>
-        </w:rPr>
-        <w:t>stato iniziale</w:t>
-      </w:r>
-      <w:r>
-        <w:rPr>
-          <w:rFonts w:ascii="Cambria Math" w:eastAsia="Calibri" w:hAnsi="Cambria Math" w:cs="Calibri"/>
-          <w:szCs w:val="22"/>
-        </w:rPr>
-        <w:t xml:space="preserve"> e lo </w:t>
-      </w:r>
-      <w:r>
-        <w:rPr>
-          <w:rFonts w:ascii="Cambria Math" w:eastAsia="Calibri" w:hAnsi="Cambria Math" w:cs="Calibri"/>
-          <w:b/>
-          <w:bCs/>
-          <w:szCs w:val="22"/>
-        </w:rPr>
         <w:t>stato obiettivo</w:t>
       </w:r>
       <w:r>
@@ -4551,11 +4270,38 @@
           <w:rFonts w:ascii="Cambria Math" w:eastAsia="Calibri" w:hAnsi="Cambria Math" w:cs="Calibri"/>
           <w:szCs w:val="22"/>
         </w:rPr>
-        <w:t xml:space="preserve"> del problema di ricerca.</w:t>
+        <w:t xml:space="preserve"> sono definiti da una coppia di nodi del grafo, campionata dal sistema per ciascuna istanza sperimentale.</w:t>
       </w:r>
     </w:p>
     <w:p>
       <w:pPr>
+        <w:rPr>
+          <w:rFonts w:ascii="Cambria" w:hAnsi="Cambria"/>
+        </w:rPr>
+      </w:pPr>
+      <w:bookmarkStart w:id="18" w:name="_Toc234788355"/>
+      <w:bookmarkStart w:id="19" w:name="_Toc234948267"/>
+      <w:r>
+        <w:rPr>
+          <w:rFonts w:ascii="Cambria" w:hAnsi="Cambria"/>
+        </w:rPr>
+        <w:t>È importante notare che il concetto di nodo del grafo non è identico al nodo inteso come struttura dati dell'algoritmo di ricerca, ovvero il costrutto che affianca allo stato il predecessore, l'azione che lo ha generato e il costo del cammino accumulato</w:t>
+      </w:r>
+      <w:r>
+        <w:rPr>
+          <w:rFonts w:ascii="Cambria" w:hAnsi="Cambria"/>
+        </w:rPr>
+        <w:t>, le quali sono</w:t>
+      </w:r>
+      <w:r>
+        <w:rPr>
+          <w:rFonts w:ascii="Cambria" w:hAnsi="Cambria"/>
+        </w:rPr>
+        <w:t xml:space="preserve"> informazioni utilizzate dall'algoritmo, non dal problema in sé.</w:t>
+      </w:r>
+    </w:p>
+    <w:p>
+      <w:pPr>
         <w:pStyle w:val="Titolo2"/>
         <w:jc w:val="both"/>
         <w:rPr>
@@ -4564,8 +4310,6 @@
           <w:szCs w:val="26"/>
         </w:rPr>
       </w:pPr>
-      <w:bookmarkStart w:id="18" w:name="_Toc234788355"/>
-      <w:bookmarkStart w:id="19" w:name="_Toc234948267"/>
       <w:r>
         <w:rPr>
           <w:rFonts w:ascii="Cambria Math" w:hAnsi="Cambria Math"/>
@@ -4608,9 +4352,8 @@
     <w:p>
       <w:pPr>
         <w:pStyle w:val="Titolo2"/>
-        <w:jc w:val="both"/>
-        <w:rPr>
-          <w:rFonts w:ascii="Cambria Math" w:hAnsi="Cambria Math"/>
+        <w:rPr>
+          <w:rFonts w:ascii="Cambria" w:hAnsi="Cambria"/>
           <w:sz w:val="26"/>
           <w:szCs w:val="26"/>
         </w:rPr>
@@ -4619,7 +4362,7 @@
       <w:bookmarkStart w:id="21" w:name="_Toc234948268"/>
       <w:r>
         <w:rPr>
-          <w:rFonts w:ascii="Cambria Math" w:hAnsi="Cambria Math"/>
+          <w:rFonts w:ascii="Cambria" w:hAnsi="Cambria"/>
           <w:sz w:val="26"/>
           <w:szCs w:val="26"/>
         </w:rPr>
@@ -4627,7 +4370,7 @@
       </w:r>
       <w:r>
         <w:rPr>
-          <w:rFonts w:ascii="Cambria Math" w:hAnsi="Cambria Math"/>
+          <w:rFonts w:ascii="Cambria" w:hAnsi="Cambria"/>
           <w:sz w:val="26"/>
           <w:szCs w:val="26"/>
         </w:rPr>
@@ -4635,7 +4378,7 @@
       </w:r>
       <w:r>
         <w:rPr>
-          <w:rFonts w:ascii="Cambria Math" w:hAnsi="Cambria Math"/>
+          <w:rFonts w:ascii="Cambria" w:hAnsi="Cambria"/>
           <w:sz w:val="26"/>
           <w:szCs w:val="26"/>
         </w:rPr>
@@ -4904,31 +4647,9 @@
         </w:rPr>
         <w:t>: somma dei pesi degli archi attraversati dallo stato iniziale allo stato obiettivo.</w:t>
       </w:r>
-    </w:p>
-    <w:p>
-      <w:pPr>
-        <w:tabs>
-          <w:tab w:val="left" w:pos="1953"/>
-        </w:tabs>
-        <w:jc w:val="both"/>
-        <w:rPr>
-          <w:rFonts w:ascii="Cambria Math" w:eastAsia="Calibri" w:hAnsi="Cambria Math" w:cs="Calibri"/>
-          <w:szCs w:val="22"/>
-        </w:rPr>
-      </w:pPr>
-      <w:r>
-        <w:rPr>
-          <w:rFonts w:ascii="Cambria Math" w:eastAsia="Calibri" w:hAnsi="Cambria Math" w:cs="Calibri"/>
-          <w:szCs w:val="22"/>
-        </w:rPr>
-        <w:lastRenderedPageBreak/>
-        <w:t>Questa formalizzazione definisce l’interfaccia comune su cui operano tutte le strategie analizzate nel progetto: partendo dalla ricerca non informata, fino alle varianti della ricerca informata.</w:t>
-      </w:r>
-    </w:p>
-    <w:p>
-      <w:pPr>
-        <w:pStyle w:val="Titolo1"/>
-        <w:jc w:val="both"/>
+      <w:bookmarkStart w:id="22" w:name="_Toc234788357"/>
+      <w:bookmarkStart w:id="23" w:name="_Toc234948269"/>
+      <w:r>
         <w:rPr>
           <w:rFonts w:ascii="Cambria Math" w:hAnsi="Cambria Math"/>
           <w:b/>
@@ -4936,10 +4657,13 @@
           <w:sz w:val="32"/>
           <w:szCs w:val="32"/>
         </w:rPr>
-      </w:pPr>
-      <w:bookmarkStart w:id="22" w:name="_Toc234788357"/>
-      <w:bookmarkStart w:id="23" w:name="_Toc234948269"/>
-      <w:r>
+        <w:br w:type="page"/>
+      </w:r>
+    </w:p>
+    <w:p>
+      <w:pPr>
+        <w:pStyle w:val="Titolo1"/>
+        <w:jc w:val="both"/>
         <w:rPr>
           <w:rFonts w:ascii="Cambria Math" w:hAnsi="Cambria Math"/>
           <w:b/>
@@ -4947,6 +4671,16 @@
           <w:sz w:val="32"/>
           <w:szCs w:val="32"/>
         </w:rPr>
+      </w:pPr>
+      <w:r>
+        <w:rPr>
+          <w:rFonts w:ascii="Cambria Math" w:hAnsi="Cambria Math"/>
+          <w:b/>
+          <w:bCs/>
+          <w:sz w:val="32"/>
+          <w:szCs w:val="32"/>
+        </w:rPr>
+        <w:lastRenderedPageBreak/>
         <w:t>3. Metodologie Tecniche</w:t>
       </w:r>
       <w:bookmarkEnd w:id="22"/>
@@ -5135,21 +4869,21 @@
           <w:rFonts w:ascii="Cambria Math" w:eastAsia="Calibri" w:hAnsi="Cambria Math" w:cs="Calibri"/>
           <w:szCs w:val="22"/>
         </w:rPr>
-        <w:t>Questa unificazione architetturale garantisce che tutte le varianti condividano gli stessi meccanismi di gestione della frontiera, della lista dei nodi e delle metriche di conteggio. In questo modo si elimina qualsiasi asimmetria implementativa che potrebbe inficiare la validità</w:t>
-      </w:r>
-      <w:r>
-        <w:rPr>
-          <w:rFonts w:ascii="Cambria Math" w:eastAsia="Calibri" w:hAnsi="Cambria Math" w:cs="Calibri"/>
-          <w:szCs w:val="22"/>
-        </w:rPr>
-        <w:t xml:space="preserve"> </w:t>
-      </w:r>
-      <w:r>
-        <w:rPr>
-          <w:rFonts w:ascii="Cambria Math" w:eastAsia="Calibri" w:hAnsi="Cambria Math" w:cs="Calibri"/>
-          <w:szCs w:val="22"/>
-        </w:rPr>
-        <w:t>metodologia del confronto prestazionale.</w:t>
+        <w:t>Questa unificazione architetturale garantisce che tutte le varianti di A* e Greedy Best-First condividano gli stessi meccanismi di gestione della frontiera e delle metriche di conteggio</w:t>
+      </w:r>
+      <w:r>
+        <w:rPr>
+          <w:rFonts w:ascii="Cambria Math" w:eastAsia="Calibri" w:hAnsi="Cambria Math" w:cs="Calibri"/>
+          <w:szCs w:val="22"/>
+        </w:rPr>
+        <w:t>, fatta ad eccezione</w:t>
+      </w:r>
+      <w:r>
+        <w:rPr>
+          <w:rFonts w:ascii="Cambria Math" w:eastAsia="Calibri" w:hAnsi="Cambria Math" w:cs="Calibri"/>
+          <w:szCs w:val="22"/>
+        </w:rPr>
+        <w:t xml:space="preserve"> della BFS, implementata separatamente con una frontiera FIFO, coerentemente con la sua natura di algoritmo non informato usato come termine di paragone</w:t>
       </w:r>
     </w:p>
     <w:p>
@@ -5222,17 +4956,8 @@
           <w:rFonts w:ascii="Cambria Math" w:eastAsia="Calibri" w:hAnsi="Cambria Math" w:cs="Calibri"/>
           <w:szCs w:val="22"/>
         </w:rPr>
-        <w:t>accumulato dal punto di partenza. Questo rende la ricerca Greedy molto rapida e mirata nel dirigersi verso l’obiettivo, sacrificando l’</w:t>
-      </w:r>
-      <w:proofErr w:type="spellStart"/>
-      <w:r>
-        <w:rPr>
-          <w:rFonts w:ascii="Cambria Math" w:eastAsia="Calibri" w:hAnsi="Cambria Math" w:cs="Calibri"/>
-          <w:szCs w:val="22"/>
-        </w:rPr>
-        <w:t>ottimalità</w:t>
-      </w:r>
-      <w:proofErr w:type="spellEnd"/>
+        <w:t>accumulato dal punto di partenza. Questo rende la ricerca Greedy molto rapida e mirata nel dirigersi verso l’obiettivo, sacrificando l’ottimalità</w:t>
+      </w:r>
       <w:r>
         <w:rPr>
           <w:rFonts w:ascii="Cambria Math" w:eastAsia="Calibri" w:hAnsi="Cambria Math" w:cs="Calibri"/>
@@ -5301,7 +5026,7 @@
           <w:rFonts w:ascii="Cambria Math" w:eastAsia="Calibri" w:hAnsi="Cambria Math" w:cs="Calibri"/>
           <w:szCs w:val="22"/>
         </w:rPr>
-        <w:t>ritenuta meno promettente dall’eucaristica.</w:t>
+        <w:t>ritenuta meno promettente dall’euristica.</w:t>
       </w:r>
     </w:p>
     <w:p>
@@ -5321,25 +5046,7 @@
           <w:sz w:val="26"/>
           <w:szCs w:val="26"/>
         </w:rPr>
-        <w:t xml:space="preserve">3.3 </w:t>
-      </w:r>
-      <w:proofErr w:type="spellStart"/>
-      <w:r>
-        <w:rPr>
-          <w:rFonts w:ascii="Cambria Math" w:hAnsi="Cambria Math"/>
-          <w:sz w:val="26"/>
-          <w:szCs w:val="26"/>
-        </w:rPr>
-        <w:t>Breadth</w:t>
-      </w:r>
-      <w:proofErr w:type="spellEnd"/>
-      <w:r>
-        <w:rPr>
-          <w:rFonts w:ascii="Cambria Math" w:hAnsi="Cambria Math"/>
-          <w:sz w:val="26"/>
-          <w:szCs w:val="26"/>
-        </w:rPr>
-        <w:t>-F</w:t>
+        <w:t>3.3 Breadth-F</w:t>
       </w:r>
       <w:r>
         <w:rPr>
@@ -5372,23 +5079,7 @@
           <w:rFonts w:ascii="Cambria Math" w:eastAsia="Calibri" w:hAnsi="Cambria Math" w:cs="Calibri"/>
           <w:szCs w:val="22"/>
         </w:rPr>
-        <w:t xml:space="preserve">abbiamo implementato la </w:t>
-      </w:r>
-      <w:proofErr w:type="spellStart"/>
-      <w:r>
-        <w:rPr>
-          <w:rFonts w:ascii="Cambria Math" w:eastAsia="Calibri" w:hAnsi="Cambria Math" w:cs="Calibri"/>
-          <w:szCs w:val="22"/>
-        </w:rPr>
-        <w:t>Breadth</w:t>
-      </w:r>
-      <w:proofErr w:type="spellEnd"/>
-      <w:r>
-        <w:rPr>
-          <w:rFonts w:ascii="Cambria Math" w:eastAsia="Calibri" w:hAnsi="Cambria Math" w:cs="Calibri"/>
-          <w:szCs w:val="22"/>
-        </w:rPr>
-        <w:t>-First Search, che esplora il grafo per livelli crescenti senza alcuna informazione euristica. La BFS individua il cammino con il minor numero di archi: su un grafo pesato come quello stradale, un percorso con pochi incroci ma segmenti molti lunghi viene preferito a un percorso più</w:t>
+        <w:t>abbiamo implementato la Breadth-First Search, che esplora il grafo per livelli crescenti senza alcuna informazione euristica. La BFS individua il cammino con il minor numero di archi: su un grafo pesato come quello stradale, un percorso con pochi incroci ma segmenti molti lunghi viene preferito a un percorso più</w:t>
       </w:r>
       <w:r>
         <w:rPr>
@@ -5497,39 +5188,21 @@
           <w:rFonts w:ascii="Cambria Math" w:eastAsia="Calibri" w:hAnsi="Cambria Math" w:cs="Calibri"/>
           <w:szCs w:val="22"/>
         </w:rPr>
-        <w:t xml:space="preserve">Il calcolo del costo stimato verso l’obiettivo viene delegato a un modulo dedicato, che utilizza un approccio basato su </w:t>
-      </w:r>
-      <w:proofErr w:type="spellStart"/>
-      <w:r>
-        <w:rPr>
-          <w:rFonts w:ascii="Cambria Math" w:eastAsia="Calibri" w:hAnsi="Cambria Math" w:cs="Calibri"/>
-          <w:szCs w:val="22"/>
-        </w:rPr>
-        <w:t>Factory</w:t>
-      </w:r>
-      <w:proofErr w:type="spellEnd"/>
-      <w:r>
-        <w:rPr>
-          <w:rFonts w:ascii="Cambria Math" w:eastAsia="Calibri" w:hAnsi="Cambria Math" w:cs="Calibri"/>
-          <w:szCs w:val="22"/>
-        </w:rPr>
-        <w:t xml:space="preserve"> e </w:t>
-      </w:r>
-      <w:proofErr w:type="spellStart"/>
-      <w:r>
-        <w:rPr>
-          <w:rFonts w:ascii="Cambria Math" w:eastAsia="Calibri" w:hAnsi="Cambria Math" w:cs="Calibri"/>
-          <w:szCs w:val="22"/>
-        </w:rPr>
-        <w:t>Closure</w:t>
-      </w:r>
-      <w:proofErr w:type="spellEnd"/>
-      <w:r>
-        <w:rPr>
-          <w:rFonts w:ascii="Cambria Math" w:eastAsia="Calibri" w:hAnsi="Cambria Math" w:cs="Calibri"/>
-          <w:szCs w:val="22"/>
-        </w:rPr>
-        <w:t>. Questo approccio ci ha permesso di isolare le operazioni più</w:t>
+        <w:t>Il calcolo del costo stimato verso l’obiett</w:t>
+      </w:r>
+      <w:r>
+        <w:rPr>
+          <w:rFonts w:ascii="Cambria Math" w:eastAsia="Calibri" w:hAnsi="Cambria Math" w:cs="Calibri"/>
+          <w:szCs w:val="22"/>
+        </w:rPr>
+        <w:t>se</w:t>
+      </w:r>
+      <w:r>
+        <w:rPr>
+          <w:rFonts w:ascii="Cambria Math" w:eastAsia="Calibri" w:hAnsi="Cambria Math" w:cs="Calibri"/>
+          <w:szCs w:val="22"/>
+        </w:rPr>
+        <w:t>ivo viene delegato a un modulo dedicato, che utilizza un approccio basato su Factory e Closure. Questo approccio ci ha permesso di isolare le operazioni più</w:t>
       </w:r>
       <w:r>
         <w:rPr>
@@ -5550,23 +5223,7 @@
           <w:rFonts w:ascii="Cambria Math" w:eastAsia="Calibri" w:hAnsi="Cambria Math" w:cs="Calibri"/>
           <w:szCs w:val="22"/>
         </w:rPr>
-        <w:t xml:space="preserve">, come la creazione di una mappatura interna per l’accesso immediato alle coordinate geografiche o il calcolo preventivo delle distanze per l’euristica Landmark, eseguendole una sola volta all’avvio del programma. I risultati di questo </w:t>
-      </w:r>
-      <w:proofErr w:type="spellStart"/>
-      <w:r>
-        <w:rPr>
-          <w:rFonts w:ascii="Cambria Math" w:eastAsia="Calibri" w:hAnsi="Cambria Math" w:cs="Calibri"/>
-          <w:szCs w:val="22"/>
-        </w:rPr>
-        <w:t>preprocessing</w:t>
-      </w:r>
-      <w:proofErr w:type="spellEnd"/>
-      <w:r>
-        <w:rPr>
-          <w:rFonts w:ascii="Cambria Math" w:eastAsia="Calibri" w:hAnsi="Cambria Math" w:cs="Calibri"/>
-          <w:szCs w:val="22"/>
-        </w:rPr>
-        <w:t xml:space="preserve"> vengono poi inseriti all’interno della funzione euristica finale, la quale rimane l’unica ad essere richiamata nel ciclo operativo di A*.</w:t>
+        <w:t>, come la creazione di una mappatura interna per l’accesso immediato alle coordinate geografiche o il calcolo preventivo delle distanze per l’euristica Landmark, eseguendole una sola volta all’avvio del programma. I risultati di questo preprocessing vengono poi inseriti all’interno della funzione euristica finale, la quale rimane l’unica ad essere richiamata nel ciclo operativo di A*.</w:t>
       </w:r>
     </w:p>
     <w:p>
@@ -5583,7 +5240,6 @@
           <w:rFonts w:ascii="Cambria Math" w:eastAsia="Calibri" w:hAnsi="Cambria Math" w:cs="Calibri"/>
           <w:szCs w:val="22"/>
         </w:rPr>
-        <w:lastRenderedPageBreak/>
         <w:t>In questo modo l’algoritmo non deve più</w:t>
       </w:r>
       <w:r>
@@ -5598,23 +5254,7 @@
           <w:rFonts w:ascii="Cambria Math" w:eastAsia="Calibri" w:hAnsi="Cambria Math" w:cs="Calibri"/>
           <w:szCs w:val="22"/>
         </w:rPr>
-        <w:t xml:space="preserve">consultare la struttura del grafo a </w:t>
-      </w:r>
-      <w:proofErr w:type="spellStart"/>
-      <w:r>
-        <w:rPr>
-          <w:rFonts w:ascii="Cambria Math" w:eastAsia="Calibri" w:hAnsi="Cambria Math" w:cs="Calibri"/>
-          <w:szCs w:val="22"/>
-        </w:rPr>
-        <w:t>runtime</w:t>
-      </w:r>
-      <w:proofErr w:type="spellEnd"/>
-      <w:r>
-        <w:rPr>
-          <w:rFonts w:ascii="Cambria Math" w:eastAsia="Calibri" w:hAnsi="Cambria Math" w:cs="Calibri"/>
-          <w:szCs w:val="22"/>
-        </w:rPr>
-        <w:t xml:space="preserve">, ma accede istantaneamente a dati già pronti in memoria, riducendo i tempi di risposta. </w:t>
+        <w:t xml:space="preserve">consultare la struttura del grafo a runtime, ma accede istantaneamente a dati già pronti in memoria, riducendo i tempi di risposta. </w:t>
       </w:r>
     </w:p>
     <w:p>
@@ -5634,6 +5274,7 @@
           <w:sz w:val="24"/>
           <w:szCs w:val="24"/>
         </w:rPr>
+        <w:lastRenderedPageBreak/>
         <w:t>3.4</w:t>
       </w:r>
       <w:r>
@@ -5781,23 +5422,7 @@
           <w:rFonts w:ascii="Cambria Math" w:eastAsia="Calibri" w:hAnsi="Cambria Math" w:cs="Calibri"/>
           <w:szCs w:val="22"/>
         </w:rPr>
-        <w:t xml:space="preserve">Questa variante si basa sul calcolo della distanza geometrica in linea d'aria tra il nodo corrente e la destinazione. Per ottenere una misurazione accurata su una mappa reale, il sistema applica una proiezione </w:t>
-      </w:r>
-      <w:proofErr w:type="spellStart"/>
-      <w:r>
-        <w:rPr>
-          <w:rFonts w:ascii="Cambria Math" w:eastAsia="Calibri" w:hAnsi="Cambria Math" w:cs="Calibri"/>
-          <w:szCs w:val="22"/>
-        </w:rPr>
-        <w:t>equirettangolare</w:t>
-      </w:r>
-      <w:proofErr w:type="spellEnd"/>
-      <w:r>
-        <w:rPr>
-          <w:rFonts w:ascii="Cambria Math" w:eastAsia="Calibri" w:hAnsi="Cambria Math" w:cs="Calibri"/>
-          <w:szCs w:val="22"/>
-        </w:rPr>
-        <w:t xml:space="preserve"> locale, convertendo i gradi di latitudine e longitudine in metri effettivi sulla base delle coordinate geografiche dell'area urbana configurata nel benchmark.</w:t>
+        <w:t>Questa variante si basa sul calcolo della distanza geometrica in linea d'aria tra il nodo corrente e la destinazione. Per ottenere una misurazione accurata su una mappa reale, il sistema applica una proiezione equirettangolare locale, convertendo i gradi di latitudine e longitudine in metri effettivi sulla base delle coordinate geografiche dell'area urbana configurata nel benchmark.</w:t>
       </w:r>
     </w:p>
     <w:p>
@@ -5897,55 +5522,7 @@
           <w:rFonts w:ascii="Cambria Math" w:eastAsia="Calibri" w:hAnsi="Cambria Math" w:cs="Calibri"/>
           <w:szCs w:val="22"/>
         </w:rPr>
-        <w:t xml:space="preserve"> ALT (A*, Landmarks, </w:t>
-      </w:r>
-      <w:proofErr w:type="spellStart"/>
-      <w:r>
-        <w:rPr>
-          <w:rFonts w:ascii="Cambria Math" w:eastAsia="Calibri" w:hAnsi="Cambria Math" w:cs="Calibri"/>
-          <w:szCs w:val="22"/>
-        </w:rPr>
-        <w:t>Triangle</w:t>
-      </w:r>
-      <w:proofErr w:type="spellEnd"/>
-      <w:r>
-        <w:rPr>
-          <w:rFonts w:ascii="Cambria Math" w:eastAsia="Calibri" w:hAnsi="Cambria Math" w:cs="Calibri"/>
-          <w:szCs w:val="22"/>
-        </w:rPr>
-        <w:t xml:space="preserve"> </w:t>
-      </w:r>
-      <w:proofErr w:type="spellStart"/>
-      <w:r>
-        <w:rPr>
-          <w:rFonts w:ascii="Cambria Math" w:eastAsia="Calibri" w:hAnsi="Cambria Math" w:cs="Calibri"/>
-          <w:szCs w:val="22"/>
-        </w:rPr>
-        <w:t>inequality</w:t>
-      </w:r>
-      <w:proofErr w:type="spellEnd"/>
-      <w:r>
-        <w:rPr>
-          <w:rFonts w:ascii="Cambria Math" w:eastAsia="Calibri" w:hAnsi="Cambria Math" w:cs="Calibri"/>
-          <w:szCs w:val="22"/>
-        </w:rPr>
-        <w:t xml:space="preserve">), la quale sfrutta un insieme ridotto di nodi di riferimento, denominati landmark, per i quali vengono </w:t>
-      </w:r>
-      <w:proofErr w:type="spellStart"/>
-      <w:r>
-        <w:rPr>
-          <w:rFonts w:ascii="Cambria Math" w:eastAsia="Calibri" w:hAnsi="Cambria Math" w:cs="Calibri"/>
-          <w:szCs w:val="22"/>
-        </w:rPr>
-        <w:t>pre</w:t>
-      </w:r>
-      <w:proofErr w:type="spellEnd"/>
-      <w:r>
-        <w:rPr>
-          <w:rFonts w:ascii="Cambria Math" w:eastAsia="Calibri" w:hAnsi="Cambria Math" w:cs="Calibri"/>
-          <w:szCs w:val="22"/>
-        </w:rPr>
-        <w:t>-calcolate offline le distanze esatte di cammino minimo verso e da tutti gli altri nodi della rete.</w:t>
+        <w:t xml:space="preserve"> ALT (A*, Landmarks, Triangle inequality), la quale sfrutta un insieme ridotto di nodi di riferimento, denominati landmark, per i quali vengono pre-calcolate offline le distanze esatte di cammino minimo verso e da tutti gli altri nodi della rete.</w:t>
       </w:r>
     </w:p>
     <w:p>
@@ -5976,55 +5553,14 @@
           <w:rFonts w:ascii="Cambria Math" w:eastAsia="Calibri" w:hAnsi="Cambria Math" w:cs="Calibri"/>
           <w:szCs w:val="22"/>
         </w:rPr>
-        <w:t xml:space="preserve"> strategia </w:t>
-      </w:r>
-      <w:proofErr w:type="spellStart"/>
-      <w:r>
-        <w:rPr>
-          <w:rFonts w:ascii="Cambria Math" w:eastAsia="Calibri" w:hAnsi="Cambria Math" w:cs="Calibri"/>
-          <w:szCs w:val="22"/>
-        </w:rPr>
-        <w:t>greedy</w:t>
-      </w:r>
-      <w:proofErr w:type="spellEnd"/>
-      <w:r>
-        <w:rPr>
-          <w:rFonts w:ascii="Cambria Math" w:eastAsia="Calibri" w:hAnsi="Cambria Math" w:cs="Calibri"/>
-          <w:szCs w:val="22"/>
-        </w:rPr>
-        <w:t xml:space="preserve"> </w:t>
-      </w:r>
-      <w:proofErr w:type="spellStart"/>
-      <w:r>
-        <w:rPr>
-          <w:rFonts w:ascii="Cambria Math" w:eastAsia="Calibri" w:hAnsi="Cambria Math" w:cs="Calibri"/>
-          <w:szCs w:val="22"/>
-        </w:rPr>
-        <w:t>maxmin</w:t>
-      </w:r>
-      <w:proofErr w:type="spellEnd"/>
-      <w:r>
-        <w:rPr>
-          <w:rFonts w:ascii="Cambria Math" w:eastAsia="Calibri" w:hAnsi="Cambria Math" w:cs="Calibri"/>
-          <w:szCs w:val="22"/>
-        </w:rPr>
-        <w:t xml:space="preserve"> (</w:t>
-      </w:r>
-      <w:proofErr w:type="spellStart"/>
-      <w:r>
-        <w:rPr>
-          <w:rFonts w:ascii="Cambria Math" w:eastAsia="Calibri" w:hAnsi="Cambria Math" w:cs="Calibri"/>
-          <w:szCs w:val="22"/>
-        </w:rPr>
-        <w:t>farthest</w:t>
-      </w:r>
-      <w:proofErr w:type="spellEnd"/>
-      <w:r>
-        <w:rPr>
-          <w:rFonts w:ascii="Cambria Math" w:eastAsia="Calibri" w:hAnsi="Cambria Math" w:cs="Calibri"/>
-          <w:szCs w:val="22"/>
-        </w:rPr>
-        <w:t>)</w:t>
+        <w:t xml:space="preserve"> strategia greedy maxmin</w:t>
+      </w:r>
+      <w:r>
+        <w:rPr>
+          <w:rFonts w:ascii="Cambria Math" w:eastAsia="Calibri" w:hAnsi="Cambria Math" w:cs="Calibri"/>
+          <w:szCs w:val="22"/>
+        </w:rPr>
+        <w:t xml:space="preserve"> (farthest)</w:t>
       </w:r>
       <w:r>
         <w:rPr>
@@ -6123,21 +5659,12 @@
         </w:rPr>
         <w:t xml:space="preserve"> costi di calcolo a </w:t>
       </w:r>
-      <w:proofErr w:type="spellStart"/>
-      <w:r>
-        <w:rPr>
-          <w:rFonts w:ascii="Cambria Math" w:eastAsia="Calibri" w:hAnsi="Cambria Math" w:cs="Calibri"/>
-          <w:szCs w:val="22"/>
-        </w:rPr>
-        <w:t>runtime</w:t>
-      </w:r>
-      <w:proofErr w:type="spellEnd"/>
-      <w:r>
-        <w:rPr>
-          <w:rFonts w:ascii="Cambria Math" w:eastAsia="Calibri" w:hAnsi="Cambria Math" w:cs="Calibri"/>
-          <w:szCs w:val="22"/>
-        </w:rPr>
-        <w:t xml:space="preserve"> ed evitare di calcolare la disuguaglianza triangolare su tutti i landmark disponibili a ogni iterazione, prima di avviare ciascuna ricerca </w:t>
+      <w:r>
+        <w:rPr>
+          <w:rFonts w:ascii="Cambria Math" w:eastAsia="Calibri" w:hAnsi="Cambria Math" w:cs="Calibri"/>
+          <w:szCs w:val="22"/>
+        </w:rPr>
+        <w:t xml:space="preserve">runtime ed evitare di calcolare la disuguaglianza triangolare su tutti i landmark disponibili a ogni iterazione, prima di avviare ciascuna ricerca </w:t>
       </w:r>
       <w:r>
         <w:rPr>
@@ -6311,31 +5838,7 @@
           <w:rFonts w:ascii="Cambria Math" w:eastAsia="Calibri" w:hAnsi="Cambria Math" w:cs="Calibri"/>
           <w:szCs w:val="22"/>
         </w:rPr>
-        <w:t xml:space="preserve">2. Moltiplicando il valore dell’euristica per un fattore superiore a uno, l’algoritmo assegna molta più importanza alla stima geometrica rispetto al costo reale accumulato dal punto di partenza. Questo comportamento riduce l’esplorazione laterale dei nodi, focalizzando la ricerca quasi esclusivamente in direzione del traguardo e velocizzando l’esecuzione. Tuttavia questa accelerazione comporta un trade-off: raddoppiando il valore dell’euristica, quest’ultima tende a sovrastimare il costo </w:t>
-      </w:r>
-      <w:r>
-        <w:rPr>
-          <w:rFonts w:ascii="Cambria Math" w:eastAsia="Calibri" w:hAnsi="Cambria Math" w:cs="Calibri"/>
-          <w:szCs w:val="22"/>
-        </w:rPr>
-        <w:lastRenderedPageBreak/>
-        <w:t xml:space="preserve">residuo effettivo, perdendo la proprietà di ammissibilità. Questo significa che il </w:t>
-      </w:r>
-      <w:proofErr w:type="spellStart"/>
-      <w:r>
-        <w:rPr>
-          <w:rFonts w:ascii="Cambria Math" w:eastAsia="Calibri" w:hAnsi="Cambria Math" w:cs="Calibri"/>
-          <w:szCs w:val="22"/>
-        </w:rPr>
-        <w:t>Weighted</w:t>
-      </w:r>
-      <w:proofErr w:type="spellEnd"/>
-      <w:r>
-        <w:rPr>
-          <w:rFonts w:ascii="Cambria Math" w:eastAsia="Calibri" w:hAnsi="Cambria Math" w:cs="Calibri"/>
-          <w:szCs w:val="22"/>
-        </w:rPr>
-        <w:t xml:space="preserve"> A* non può garantirci matematicamente di trovare il percorso più breve in assoluto.  </w:t>
+        <w:t>2. Moltiplicando il valore dell’euristica per un fattore superiore a uno, l’algoritmo assegna molta più importanza alla stima geometrica rispetto al costo reale accumulato dal punto di partenza. Questo comportamento riduce l’esplorazione laterale dei nodi, focalizzando la ricerca quasi esclusivamente in direzione del traguardo e velocizzando l’esecuzione. Tuttavia questa accelerazione comporta un trade-off: raddoppiando il valore dell’euristica, quest’ultima tende a sovrastimare il costo residuo effettivo, perdendo la proprietà di ammissibilità. Questo significa che il Weighted A* non può garantirci matematicamente di trovare il percorso più breve in assoluto.  </w:t>
       </w:r>
     </w:p>
     <w:p>
@@ -6355,6 +5858,7 @@
           <w:sz w:val="26"/>
           <w:szCs w:val="26"/>
         </w:rPr>
+        <w:lastRenderedPageBreak/>
         <w:t>3.</w:t>
       </w:r>
       <w:r>
@@ -6413,15 +5917,7 @@
           <w:rFonts w:ascii="Cambria Math" w:eastAsia="Calibri" w:hAnsi="Cambria Math" w:cs="Calibri"/>
           <w:szCs w:val="22"/>
         </w:rPr>
-        <w:t>+ … +(b</w:t>
-      </w:r>
-      <w:proofErr w:type="gramStart"/>
-      <w:r>
-        <w:rPr>
-          <w:rFonts w:ascii="Cambria Math" w:eastAsia="Calibri" w:hAnsi="Cambria Math" w:cs="Calibri"/>
-          <w:szCs w:val="22"/>
-        </w:rPr>
-        <w:t>*)</w:t>
+        <w:t>+ … +(b*)</w:t>
       </w:r>
       <w:r>
         <w:rPr>
@@ -6431,7 +5927,6 @@
         </w:rPr>
         <w:t>d</w:t>
       </w:r>
-      <w:proofErr w:type="gramEnd"/>
       <w:r>
         <w:rPr>
           <w:rFonts w:ascii="Cambria Math" w:eastAsia="Calibri" w:hAnsi="Cambria Math" w:cs="Calibri"/>
@@ -6648,32 +6143,7 @@
           <w:rFonts w:ascii="Cambria Math" w:eastAsia="Calibri" w:hAnsi="Cambria Math" w:cs="Calibri"/>
           <w:szCs w:val="22"/>
         </w:rPr>
-        <w:t xml:space="preserve">nnanzitutto, il sistema verifica la presenza in locale, in </w:t>
-      </w:r>
-      <w:proofErr w:type="gramStart"/>
-      <w:r>
-        <w:rPr>
-          <w:rFonts w:ascii="Cambria Math" w:eastAsia="Calibri" w:hAnsi="Cambria Math" w:cs="Calibri"/>
-          <w:szCs w:val="22"/>
-        </w:rPr>
-        <w:t>formato .</w:t>
-      </w:r>
-      <w:proofErr w:type="spellStart"/>
-      <w:r>
-        <w:rPr>
-          <w:rFonts w:ascii="Cambria Math" w:eastAsia="Calibri" w:hAnsi="Cambria Math" w:cs="Calibri"/>
-          <w:szCs w:val="22"/>
-        </w:rPr>
-        <w:t>graphml</w:t>
-      </w:r>
-      <w:proofErr w:type="spellEnd"/>
-      <w:proofErr w:type="gramEnd"/>
-      <w:r>
-        <w:rPr>
-          <w:rFonts w:ascii="Cambria Math" w:eastAsia="Calibri" w:hAnsi="Cambria Math" w:cs="Calibri"/>
-          <w:szCs w:val="22"/>
-        </w:rPr>
-        <w:t xml:space="preserve"> nella cartella mappe/, del gra</w:t>
+        <w:t>nnanzitutto, il sistema verifica la presenza in locale, in formato .graphml nella cartella mappe/, del gra</w:t>
       </w:r>
       <w:r>
         <w:rPr>
@@ -6687,23 +6157,7 @@
           <w:rFonts w:ascii="Cambria Math" w:eastAsia="Calibri" w:hAnsi="Cambria Math" w:cs="Calibri"/>
           <w:szCs w:val="22"/>
         </w:rPr>
-        <w:t xml:space="preserve"> stradale relativo all’area configurata. In assenza del file, il grafo viene scaricato tramite </w:t>
-      </w:r>
-      <w:proofErr w:type="spellStart"/>
-      <w:r>
-        <w:rPr>
-          <w:rFonts w:ascii="Cambria Math" w:eastAsia="Calibri" w:hAnsi="Cambria Math" w:cs="Calibri"/>
-          <w:szCs w:val="22"/>
-        </w:rPr>
-        <w:t>OSMnx</w:t>
-      </w:r>
-      <w:proofErr w:type="spellEnd"/>
-      <w:r>
-        <w:rPr>
-          <w:rFonts w:ascii="Cambria Math" w:eastAsia="Calibri" w:hAnsi="Cambria Math" w:cs="Calibri"/>
-          <w:szCs w:val="22"/>
-        </w:rPr>
-        <w:t xml:space="preserve"> e salvato automaticamente per velocizzare le esecuzioni successive.</w:t>
+        <w:t xml:space="preserve"> stradale relativo all’area configurata. In assenza del file, il grafo viene scaricato tramite OSMnx e salvato automaticamente per velocizzare le esecuzioni successive.</w:t>
       </w:r>
     </w:p>
     <w:p>
@@ -6748,23 +6202,7 @@
           <w:rFonts w:ascii="Cambria Math" w:eastAsia="Calibri" w:hAnsi="Cambria Math" w:cs="Calibri"/>
           <w:szCs w:val="22"/>
         </w:rPr>
-        <w:t xml:space="preserve">in un grafo orientato l’esistenza di un arco da un punto ad un altro non implica l’esistenza del percorso inverso, restringere l’analisi alla componente fortemente connessa garantisce che ogni coppia di nodi campionata sia mutuamente raggiungibile, azzerando i fallimenti di </w:t>
-      </w:r>
-      <w:proofErr w:type="spellStart"/>
-      <w:r>
-        <w:rPr>
-          <w:rFonts w:ascii="Cambria Math" w:eastAsia="Calibri" w:hAnsi="Cambria Math" w:cs="Calibri"/>
-          <w:szCs w:val="22"/>
-        </w:rPr>
-        <w:t>routing</w:t>
-      </w:r>
-      <w:proofErr w:type="spellEnd"/>
-      <w:r>
-        <w:rPr>
-          <w:rFonts w:ascii="Cambria Math" w:eastAsia="Calibri" w:hAnsi="Cambria Math" w:cs="Calibri"/>
-          <w:szCs w:val="22"/>
-        </w:rPr>
-        <w:t xml:space="preserve"> dovuti a nodi isolati o raggiungibili in una sola direzione.</w:t>
+        <w:t>in un grafo orientato l’esistenza di un arco da un punto ad un altro non implica l’esistenza del percorso inverso, restringere l’analisi alla componente fortemente connessa garantisce che ogni coppia di nodi campionata sia mutuamente raggiungibile, azzerando i fallimenti di routing dovuti a nodi isolati o raggiungibili in una sola direzione.</w:t>
       </w:r>
     </w:p>
     <w:p>
@@ -6950,21 +6388,7 @@
         <w:rPr>
           <w:rFonts w:ascii="Cambria Math" w:hAnsi="Cambria Math"/>
         </w:rPr>
-        <w:t xml:space="preserve">metropolitana di Napoli (40.574 nodi, 87.126 archi), con </w:t>
-      </w:r>
-      <w:proofErr w:type="spellStart"/>
-      <w:r>
-        <w:rPr>
-          <w:rFonts w:ascii="Cambria Math" w:hAnsi="Cambria Math"/>
-        </w:rPr>
-        <w:t>pre</w:t>
-      </w:r>
-      <w:proofErr w:type="spellEnd"/>
-      <w:r>
-        <w:rPr>
-          <w:rFonts w:ascii="Cambria Math" w:hAnsi="Cambria Math"/>
-        </w:rPr>
-        <w:t>-processing dell’euristica ALT su 8 landmark</w:t>
+        <w:t>metropolitana di Napoli (40.574 nodi, 87.126 archi), con pre-processing dell’euristica ALT su 8 landmark</w:t>
       </w:r>
       <w:r>
         <w:rPr>
@@ -7047,21 +6471,7 @@
         <w:rPr>
           <w:rFonts w:ascii="Cambria Math" w:hAnsi="Cambria Math"/>
         </w:rPr>
-        <w:t xml:space="preserve">introdotte (costo ed errore % rispetto a C*, archi, nodi espansi, tempo, picco frontiera, b*), qui aggregate su ciascuna delle 20 coppie per bin tramite mediana, la statistica meno sensibile a eventuali </w:t>
-      </w:r>
-      <w:proofErr w:type="spellStart"/>
-      <w:r>
-        <w:rPr>
-          <w:rFonts w:ascii="Cambria Math" w:hAnsi="Cambria Math"/>
-        </w:rPr>
-        <w:t>outlier</w:t>
-      </w:r>
-      <w:proofErr w:type="spellEnd"/>
-      <w:r>
-        <w:rPr>
-          <w:rFonts w:ascii="Cambria Math" w:hAnsi="Cambria Math"/>
-        </w:rPr>
-        <w:t xml:space="preserve"> rispetto alla media, coerentemente con quanto riportato nel pannello grafico del confronto delle distanze.</w:t>
+        <w:t>introdotte (costo ed errore % rispetto a C*, archi, nodi espansi, tempo, picco frontiera, b*), qui aggregate su ciascuna delle 20 coppie per bin tramite mediana, la statistica meno sensibile a eventuali outlier rispetto alla media, coerentemente con quanto riportato nel pannello grafico del confronto delle distanze.</w:t>
       </w:r>
     </w:p>
     <w:p>
@@ -7102,20 +6512,26 @@
       </w:pPr>
       <w:r>
         <w:rPr>
+          <w:rFonts w:ascii="Cambria Math" w:hAnsi="Cambria Math"/>
+        </w:rPr>
+        <w:t>L’immagine riporta il pannello completo generato dal benchmark: mediana (linea) e banda interquartile (area ombreggiata) di nodi espansi, tempo di esecuzione, costo del percorso, fattore di ramificazione effettivo b* e picco di memoria della frontiera, in funzione della distanza in linea d’aria fra le coppie testate.</w:t>
+      </w:r>
+    </w:p>
+    <w:p>
+      <w:pPr>
+        <w:jc w:val="center"/>
+        <w:rPr>
+          <w:rFonts w:ascii="Cambria Math" w:hAnsi="Cambria Math"/>
+        </w:rPr>
+      </w:pPr>
+      <w:r>
+        <w:rPr>
           <w:noProof/>
         </w:rPr>
         <w:drawing>
-          <wp:anchor distT="0" distB="0" distL="114300" distR="114300" simplePos="0" relativeHeight="251660288" behindDoc="0" locked="0" layoutInCell="1" allowOverlap="1" wp14:anchorId="44371286" wp14:editId="4D375756">
-            <wp:simplePos x="0" y="0"/>
-            <wp:positionH relativeFrom="column">
-              <wp:posOffset>-658923</wp:posOffset>
-            </wp:positionH>
-            <wp:positionV relativeFrom="paragraph">
-              <wp:posOffset>855877</wp:posOffset>
-            </wp:positionV>
-            <wp:extent cx="7208874" cy="3961633"/>
-            <wp:effectExtent l="0" t="0" r="0" b="1270"/>
-            <wp:wrapSquare wrapText="bothSides"/>
+          <wp:inline distT="0" distB="0" distL="0" distR="0" wp14:anchorId="426804C3" wp14:editId="4E791FD1">
+            <wp:extent cx="6120130" cy="3462668"/>
+            <wp:effectExtent l="0" t="0" r="0" b="4445"/>
             <wp:docPr id="1" name="Immagine 1"/>
             <wp:cNvGraphicFramePr>
               <a:graphicFrameLocks xmlns:a="http://schemas.openxmlformats.org/drawingml/2006/main" noChangeAspect="1"/>
@@ -7145,7 +6561,7 @@
                   <pic:spPr bwMode="auto">
                     <a:xfrm>
                       <a:off x="0" y="0"/>
-                      <a:ext cx="7208874" cy="3961633"/>
+                      <a:ext cx="6120130" cy="3462668"/>
                     </a:xfrm>
                     <a:prstGeom prst="rect">
                       <a:avLst/>
@@ -7154,23 +6570,23 @@
                 </pic:pic>
               </a:graphicData>
             </a:graphic>
-          </wp:anchor>
+          </wp:inline>
         </w:drawing>
-      </w:r>
-      <w:r>
-        <w:rPr>
-          <w:rFonts w:ascii="Cambria Math" w:hAnsi="Cambria Math"/>
-        </w:rPr>
-        <w:t>L’immagine riporta il pannello completo generato dal benchmark: mediana (linea) e banda interquartile (area ombreggiata) di nodi espansi, tempo di esecuzione, costo del percorso, fattore di ramificazione effettivo b* e picco di memoria della frontiera, in funzione della distanza in linea d’aria fra le coppie testate.</w:t>
       </w:r>
     </w:p>
     <w:p>
       <w:pPr>
-        <w:jc w:val="both"/>
-        <w:rPr>
-          <w:rFonts w:ascii="Cambria Math" w:hAnsi="Cambria Math"/>
-        </w:rPr>
-      </w:pPr>
+        <w:spacing w:line="259" w:lineRule="auto"/>
+        <w:rPr>
+          <w:rFonts w:ascii="Cambria Math" w:hAnsi="Cambria Math"/>
+        </w:rPr>
+      </w:pPr>
+      <w:r>
+        <w:rPr>
+          <w:rFonts w:ascii="Cambria Math" w:hAnsi="Cambria Math"/>
+        </w:rPr>
+        <w:br w:type="page"/>
+      </w:r>
     </w:p>
     <w:p>
       <w:pPr>
@@ -11814,25 +11230,7 @@
           <w:sz w:val="26"/>
           <w:szCs w:val="26"/>
         </w:rPr>
-        <w:t>4 Verifica dell’</w:t>
-      </w:r>
-      <w:proofErr w:type="spellStart"/>
-      <w:r>
-        <w:rPr>
-          <w:rFonts w:ascii="Cambria Math" w:hAnsi="Cambria Math"/>
-          <w:sz w:val="26"/>
-          <w:szCs w:val="26"/>
-        </w:rPr>
-        <w:t>ottimalità</w:t>
-      </w:r>
-      <w:proofErr w:type="spellEnd"/>
-      <w:r>
-        <w:rPr>
-          <w:rFonts w:ascii="Cambria Math" w:hAnsi="Cambria Math"/>
-          <w:sz w:val="26"/>
-          <w:szCs w:val="26"/>
-        </w:rPr>
-        <w:t xml:space="preserve"> e analisi dell</w:t>
+        <w:t>4 Verifica dell’ottimalità e analisi dell</w:t>
       </w:r>
       <w:r>
         <w:rPr>
@@ -11964,7 +11362,6 @@
         </w:rPr>
         <w:t>Pesato resta comunque sistematicamente più vicino a C</w:t>
       </w:r>
-      <w:proofErr w:type="gramStart"/>
       <w:r>
         <w:rPr>
           <w:rFonts w:ascii="Cambria Math" w:hAnsi="Cambria Math"/>
@@ -11975,14 +11372,7 @@
         <w:rPr>
           <w:rFonts w:ascii="Cambria Math" w:hAnsi="Cambria Math"/>
         </w:rPr>
-        <w:t xml:space="preserve">  rispetto</w:t>
-      </w:r>
-      <w:proofErr w:type="gramEnd"/>
-      <w:r>
-        <w:rPr>
-          <w:rFonts w:ascii="Cambria Math" w:hAnsi="Cambria Math"/>
-        </w:rPr>
-        <w:t xml:space="preserve"> a Greedy su ogni bin di distanza.</w:t>
+        <w:t xml:space="preserve">  rispetto a Greedy su ogni bin di distanza.</w:t>
       </w:r>
     </w:p>
     <w:p>
@@ -12280,15 +11670,7 @@
           <w:sz w:val="26"/>
           <w:szCs w:val="26"/>
         </w:rPr>
-        <w:t xml:space="preserve">6 </w:t>
-      </w:r>
-      <w:r>
-        <w:rPr>
-          <w:rFonts w:ascii="Cambria Math" w:hAnsi="Cambria Math"/>
-          <w:sz w:val="26"/>
-          <w:szCs w:val="26"/>
-        </w:rPr>
-        <w:t>Nodi espansi, tempo di esecuzione</w:t>
+        <w:t>6 Nodi espansi, tempo di esecuzione</w:t>
       </w:r>
       <w:bookmarkEnd w:id="42"/>
     </w:p>
@@ -12382,21 +11764,7 @@
         <w:rPr>
           <w:rFonts w:ascii="Cambria Math" w:hAnsi="Cambria Math"/>
         </w:rPr>
-        <w:t xml:space="preserve">Questo comportamento trova una spiegazione nel bilanciamento tra complessità per nodo e selettività della ricerca. L'euristica Landmark presenta un costo computazionale per singolo nodo intrinsecamente più elevato rispetto alla distanza euclidea, poiché richiede l'accesso alle distanze </w:t>
-      </w:r>
-      <w:proofErr w:type="spellStart"/>
-      <w:r>
-        <w:rPr>
-          <w:rFonts w:ascii="Cambria Math" w:hAnsi="Cambria Math"/>
-        </w:rPr>
-        <w:t>pre</w:t>
-      </w:r>
-      <w:proofErr w:type="spellEnd"/>
-      <w:r>
-        <w:rPr>
-          <w:rFonts w:ascii="Cambria Math" w:hAnsi="Cambria Math"/>
-        </w:rPr>
-        <w:t xml:space="preserve">-calcolate dei tre landmark selezionati dinamicamente come attivi, a fronte del singolo calcolo geometrico in linea d'aria richiesto dalla formula euclidea. Sulle brevi distanze, dove il numero assoluto di nodi esaminati è ridotto, l'impatto di questo sovraccarico per nodo supera i benefici della contrazione dell'albero di ricerca. Al contrario, sulle lunghe distanze la riduzione dei nodi espansi operata da Landmark compensa </w:t>
+        <w:t xml:space="preserve">Questo comportamento trova una spiegazione nel bilanciamento tra complessità per nodo e selettività della ricerca. L'euristica Landmark presenta un costo computazionale per singolo nodo intrinsecamente più elevato rispetto alla distanza euclidea, poiché richiede l'accesso alle distanze pre-calcolate dei tre landmark selezionati dinamicamente come attivi, a fronte del singolo calcolo geometrico in linea d'aria richiesto dalla formula euclidea. Sulle brevi distanze, dove il numero assoluto di nodi esaminati è ridotto, l'impatto di questo sovraccarico per nodo supera i benefici della contrazione dell'albero di ricerca. Al contrario, sulle lunghe distanze la riduzione dei nodi espansi operata da Landmark compensa </w:t>
       </w:r>
       <w:r>
         <w:rPr>
@@ -12482,23 +11850,7 @@
           <w:sz w:val="26"/>
           <w:szCs w:val="26"/>
         </w:rPr>
-        <w:t>7</w:t>
-      </w:r>
-      <w:r>
-        <w:rPr>
-          <w:rFonts w:ascii="Cambria Math" w:hAnsi="Cambria Math"/>
-          <w:sz w:val="26"/>
-          <w:szCs w:val="26"/>
-        </w:rPr>
-        <w:t xml:space="preserve"> </w:t>
-      </w:r>
-      <w:r>
-        <w:rPr>
-          <w:rFonts w:ascii="Cambria Math" w:hAnsi="Cambria Math"/>
-          <w:sz w:val="26"/>
-          <w:szCs w:val="26"/>
-        </w:rPr>
-        <w:t>Scala logaritmica</w:t>
+        <w:t>7 Scala logaritmica</w:t>
       </w:r>
       <w:bookmarkEnd w:id="43"/>
     </w:p>
@@ -12574,7 +11926,8 @@
           <w:szCs w:val="26"/>
         </w:rPr>
       </w:pPr>
-      <w:bookmarkStart w:id="44" w:name="_Toc234948288"/>
+      <w:bookmarkStart w:id="44" w:name="_Toc234948289"/>
+      <w:bookmarkStart w:id="45" w:name="_Toc234788378"/>
       <w:r>
         <w:rPr>
           <w:rFonts w:ascii="Cambria Math" w:hAnsi="Cambria Math"/>
@@ -12589,196 +11942,9 @@
           <w:sz w:val="26"/>
           <w:szCs w:val="26"/>
         </w:rPr>
-        <w:t xml:space="preserve">8 </w:t>
-      </w:r>
-      <w:r>
-        <w:rPr>
-          <w:rFonts w:ascii="Cambria Math" w:hAnsi="Cambria Math"/>
-          <w:sz w:val="26"/>
-          <w:szCs w:val="26"/>
-        </w:rPr>
-        <w:t>Confronto su una singola coppia</w:t>
+        <w:t>9 Validazione cartografica dei percorsi per classi di distanza</w:t>
       </w:r>
       <w:bookmarkEnd w:id="44"/>
-    </w:p>
-    <w:p>
-      <w:pPr>
-        <w:spacing w:line="259" w:lineRule="auto"/>
-        <w:jc w:val="both"/>
-        <w:rPr>
-          <w:rFonts w:ascii="Cambria Math" w:eastAsia="Calibri" w:hAnsi="Cambria Math" w:cs="Calibri"/>
-          <w:szCs w:val="22"/>
-        </w:rPr>
-      </w:pPr>
-      <w:r>
-        <w:rPr>
-          <w:rFonts w:ascii="Cambria Math" w:eastAsia="Calibri" w:hAnsi="Cambria Math" w:cs="Calibri"/>
-          <w:szCs w:val="22"/>
-        </w:rPr>
-        <w:t>Per verificare la validità dei dati aggregati su un caso specifico, il sistema esporta le metriche registrate su una singola coppia di nodi origine-destinazione.</w:t>
-      </w:r>
-    </w:p>
-    <w:p>
-      <w:pPr>
-        <w:spacing w:line="259" w:lineRule="auto"/>
-        <w:jc w:val="both"/>
-        <w:rPr>
-          <w:rFonts w:ascii="Cambria Math" w:eastAsia="Calibri" w:hAnsi="Cambria Math" w:cs="Calibri"/>
-          <w:szCs w:val="22"/>
-        </w:rPr>
-      </w:pPr>
-      <w:r>
-        <w:rPr>
-          <w:rFonts w:ascii="Cambria Math" w:eastAsia="Calibri" w:hAnsi="Cambria Math" w:cs="Calibri"/>
-          <w:szCs w:val="22"/>
-        </w:rPr>
-        <w:t>I diagrammi a barre mostrano chiaramente le differenze tra i vari approcci. Si nota l'estesa occupazione dello spazio degli stati da parte di Dijkstra e BFS</w:t>
-      </w:r>
-      <w:r>
-        <w:rPr>
-          <w:rFonts w:ascii="Cambria Math" w:eastAsia="Calibri" w:hAnsi="Cambria Math" w:cs="Calibri"/>
-          <w:szCs w:val="22"/>
-        </w:rPr>
-        <w:t>,</w:t>
-      </w:r>
-      <w:r>
-        <w:rPr>
-          <w:rFonts w:ascii="Cambria Math" w:eastAsia="Calibri" w:hAnsi="Cambria Math" w:cs="Calibri"/>
-          <w:szCs w:val="22"/>
-        </w:rPr>
-        <w:t xml:space="preserve"> evidente sia nel volume di nodi espansi sia nella dimensione massima della frontiera</w:t>
-      </w:r>
-      <w:r>
-        <w:rPr>
-          <w:rFonts w:ascii="Cambria Math" w:eastAsia="Calibri" w:hAnsi="Cambria Math" w:cs="Calibri"/>
-          <w:szCs w:val="22"/>
-        </w:rPr>
-        <w:t>,</w:t>
-      </w:r>
-      <w:r>
-        <w:rPr>
-          <w:rFonts w:ascii="Cambria Math" w:eastAsia="Calibri" w:hAnsi="Cambria Math" w:cs="Calibri"/>
-          <w:szCs w:val="22"/>
-        </w:rPr>
-        <w:t xml:space="preserve"> </w:t>
-      </w:r>
-      <w:r>
-        <w:rPr>
-          <w:rFonts w:ascii="Cambria Math" w:eastAsia="Calibri" w:hAnsi="Cambria Math" w:cs="Calibri"/>
-          <w:szCs w:val="22"/>
-        </w:rPr>
-        <w:t>.la precisione dell'euristica Landmark nel puntare direttamente verso l'obiettiv</w:t>
-      </w:r>
-      <w:r>
-        <w:rPr>
-          <w:rFonts w:ascii="Cambria Math" w:eastAsia="Calibri" w:hAnsi="Cambria Math" w:cs="Calibri"/>
-          <w:szCs w:val="22"/>
-        </w:rPr>
-        <w:t xml:space="preserve">o </w:t>
-      </w:r>
-      <w:r>
-        <w:rPr>
-          <w:rFonts w:ascii="Cambria Math" w:eastAsia="Calibri" w:hAnsi="Cambria Math" w:cs="Calibri"/>
-          <w:szCs w:val="22"/>
-        </w:rPr>
-        <w:t>e lo scostamento sul costo del percorso accettato dagli algoritmi non ottimali (Greedy e BFS).</w:t>
-      </w:r>
-    </w:p>
-    <w:p>
-      <w:pPr>
-        <w:spacing w:line="259" w:lineRule="auto"/>
-        <w:jc w:val="both"/>
-        <w:rPr>
-          <w:rFonts w:ascii="Cambria Math" w:eastAsia="Calibri" w:hAnsi="Cambria Math" w:cs="Calibri"/>
-          <w:szCs w:val="22"/>
-        </w:rPr>
-      </w:pPr>
-      <w:r>
-        <w:rPr>
-          <w:rFonts w:ascii="Cambria Math" w:eastAsia="Calibri" w:hAnsi="Cambria Math" w:cs="Calibri"/>
-          <w:noProof/>
-          <w:szCs w:val="22"/>
-        </w:rPr>
-        <w:drawing>
-          <wp:inline distT="0" distB="0" distL="0" distR="0" wp14:anchorId="10558C49" wp14:editId="63F769E0">
-            <wp:extent cx="6120130" cy="3220720"/>
-            <wp:effectExtent l="0" t="0" r="0" b="0"/>
-            <wp:docPr id="1537886920" name="Immagine 1"/>
-            <wp:cNvGraphicFramePr>
-              <a:graphicFrameLocks xmlns:a="http://schemas.openxmlformats.org/drawingml/2006/main" noChangeAspect="1"/>
-            </wp:cNvGraphicFramePr>
-            <a:graphic xmlns:a="http://schemas.openxmlformats.org/drawingml/2006/main">
-              <a:graphicData uri="http://schemas.openxmlformats.org/drawingml/2006/picture">
-                <pic:pic xmlns:pic="http://schemas.openxmlformats.org/drawingml/2006/picture">
-                  <pic:nvPicPr>
-                    <pic:cNvPr id="1537886920" name="Immagine 1537886920"/>
-                    <pic:cNvPicPr/>
-                  </pic:nvPicPr>
-                  <pic:blipFill>
-                    <a:blip r:embed="rId11" cstate="print">
-                      <a:extLst>
-                        <a:ext uri="{28A0092B-C50C-407E-A947-70E740481C1C}">
-                          <a14:useLocalDpi xmlns:a14="http://schemas.microsoft.com/office/drawing/2010/main" val="0"/>
-                        </a:ext>
-                      </a:extLst>
-                    </a:blip>
-                    <a:stretch>
-                      <a:fillRect/>
-                    </a:stretch>
-                  </pic:blipFill>
-                  <pic:spPr>
-                    <a:xfrm>
-                      <a:off x="0" y="0"/>
-                      <a:ext cx="6120130" cy="3220720"/>
-                    </a:xfrm>
-                    <a:prstGeom prst="rect">
-                      <a:avLst/>
-                    </a:prstGeom>
-                  </pic:spPr>
-                </pic:pic>
-              </a:graphicData>
-            </a:graphic>
-          </wp:inline>
-        </w:drawing>
-      </w:r>
-      <w:r>
-        <w:rPr>
-          <w:rFonts w:ascii="Cambria Math" w:eastAsia="Calibri" w:hAnsi="Cambria Math" w:cs="Calibri"/>
-          <w:szCs w:val="22"/>
-        </w:rPr>
-        <w:br w:type="page"/>
-      </w:r>
-    </w:p>
-    <w:p>
-      <w:pPr>
-        <w:pStyle w:val="Titolo2"/>
-        <w:jc w:val="both"/>
-        <w:rPr>
-          <w:rFonts w:ascii="Cambria Math" w:hAnsi="Cambria Math"/>
-          <w:sz w:val="26"/>
-          <w:szCs w:val="26"/>
-        </w:rPr>
-      </w:pPr>
-      <w:bookmarkStart w:id="45" w:name="_Toc234788378"/>
-      <w:bookmarkStart w:id="46" w:name="_Toc234948289"/>
-      <w:r>
-        <w:rPr>
-          <w:rFonts w:ascii="Cambria Math" w:hAnsi="Cambria Math"/>
-          <w:sz w:val="26"/>
-          <w:szCs w:val="26"/>
-        </w:rPr>
-        <w:lastRenderedPageBreak/>
-        <w:t>4.</w:t>
-      </w:r>
-      <w:r>
-        <w:rPr>
-          <w:rFonts w:ascii="Cambria Math" w:hAnsi="Cambria Math"/>
-          <w:sz w:val="26"/>
-          <w:szCs w:val="26"/>
-        </w:rPr>
-        <w:t>9 Validazione cartografica dei percorsi per classi di distanza</w:t>
-      </w:r>
-      <w:bookmarkEnd w:id="46"/>
     </w:p>
     <w:p>
       <w:pPr>
@@ -12836,7 +12002,7 @@
                     <pic:cNvPicPr/>
                   </pic:nvPicPr>
                   <pic:blipFill>
-                    <a:blip r:embed="rId12" cstate="print">
+                    <a:blip r:embed="rId11" cstate="print">
                       <a:extLst>
                         <a:ext uri="{28A0092B-C50C-407E-A947-70E740481C1C}">
                           <a14:useLocalDpi xmlns:a14="http://schemas.microsoft.com/office/drawing/2010/main" val="0"/>
@@ -12901,7 +12067,7 @@
                     <pic:cNvPicPr/>
                   </pic:nvPicPr>
                   <pic:blipFill>
-                    <a:blip r:embed="rId13" cstate="print">
+                    <a:blip r:embed="rId12" cstate="print">
                       <a:extLst>
                         <a:ext uri="{28A0092B-C50C-407E-A947-70E740481C1C}">
                           <a14:useLocalDpi xmlns:a14="http://schemas.microsoft.com/office/drawing/2010/main" val="0"/>
@@ -13082,7 +12248,7 @@
                     <pic:cNvPicPr/>
                   </pic:nvPicPr>
                   <pic:blipFill>
-                    <a:blip r:embed="rId14" cstate="print">
+                    <a:blip r:embed="rId13" cstate="print">
                       <a:extLst>
                         <a:ext uri="{28A0092B-C50C-407E-A947-70E740481C1C}">
                           <a14:useLocalDpi xmlns:a14="http://schemas.microsoft.com/office/drawing/2010/main" val="0"/>
@@ -13141,7 +12307,7 @@
                     <pic:cNvPicPr/>
                   </pic:nvPicPr>
                   <pic:blipFill>
-                    <a:blip r:embed="rId15" cstate="print">
+                    <a:blip r:embed="rId14" cstate="print">
                       <a:extLst>
                         <a:ext uri="{28A0092B-C50C-407E-A947-70E740481C1C}">
                           <a14:useLocalDpi xmlns:a14="http://schemas.microsoft.com/office/drawing/2010/main" val="0"/>
@@ -13206,7 +12372,7 @@
                     <pic:cNvPicPr/>
                   </pic:nvPicPr>
                   <pic:blipFill>
-                    <a:blip r:embed="rId16" cstate="print">
+                    <a:blip r:embed="rId15" cstate="print">
                       <a:extLst>
                         <a:ext uri="{28A0092B-C50C-407E-A947-70E740481C1C}">
                           <a14:useLocalDpi xmlns:a14="http://schemas.microsoft.com/office/drawing/2010/main" val="0"/>
@@ -13271,7 +12437,7 @@
                     <pic:cNvPicPr/>
                   </pic:nvPicPr>
                   <pic:blipFill>
-                    <a:blip r:embed="rId17" cstate="print">
+                    <a:blip r:embed="rId16" cstate="print">
                       <a:extLst>
                         <a:ext uri="{28A0092B-C50C-407E-A947-70E740481C1C}">
                           <a14:useLocalDpi xmlns:a14="http://schemas.microsoft.com/office/drawing/2010/main" val="0"/>
@@ -13336,7 +12502,7 @@
                     <pic:cNvPicPr/>
                   </pic:nvPicPr>
                   <pic:blipFill>
-                    <a:blip r:embed="rId18" cstate="print">
+                    <a:blip r:embed="rId17" cstate="print">
                       <a:extLst>
                         <a:ext uri="{28A0092B-C50C-407E-A947-70E740481C1C}">
                           <a14:useLocalDpi xmlns:a14="http://schemas.microsoft.com/office/drawing/2010/main" val="0"/>
@@ -13393,7 +12559,7 @@
                     <pic:cNvPicPr/>
                   </pic:nvPicPr>
                   <pic:blipFill>
-                    <a:blip r:embed="rId19" cstate="print">
+                    <a:blip r:embed="rId18" cstate="print">
                       <a:extLst>
                         <a:ext uri="{28A0092B-C50C-407E-A947-70E740481C1C}">
                           <a14:useLocalDpi xmlns:a14="http://schemas.microsoft.com/office/drawing/2010/main" val="0"/>
@@ -13476,7 +12642,7 @@
                     <pic:cNvPicPr/>
                   </pic:nvPicPr>
                   <pic:blipFill>
-                    <a:blip r:embed="rId20" cstate="print">
+                    <a:blip r:embed="rId19" cstate="print">
                       <a:extLst>
                         <a:ext uri="{28A0092B-C50C-407E-A947-70E740481C1C}">
                           <a14:useLocalDpi xmlns:a14="http://schemas.microsoft.com/office/drawing/2010/main" val="0"/>
@@ -13512,17 +12678,9 @@
           <w:szCs w:val="32"/>
         </w:rPr>
         <w:drawing>
-          <wp:anchor distT="0" distB="0" distL="114300" distR="114300" simplePos="0" relativeHeight="251668480" behindDoc="0" locked="0" layoutInCell="1" allowOverlap="1" wp14:anchorId="770C167C" wp14:editId="27F4A99F">
-            <wp:simplePos x="0" y="0"/>
-            <wp:positionH relativeFrom="margin">
-              <wp:posOffset>-175333</wp:posOffset>
-            </wp:positionH>
-            <wp:positionV relativeFrom="paragraph">
-              <wp:posOffset>-221</wp:posOffset>
-            </wp:positionV>
+          <wp:inline distT="0" distB="0" distL="0" distR="0" wp14:anchorId="770C167C" wp14:editId="2BB62660">
             <wp:extent cx="5669280" cy="1773555"/>
             <wp:effectExtent l="0" t="0" r="7620" b="0"/>
-            <wp:wrapSquare wrapText="bothSides"/>
             <wp:docPr id="1521753656" name="Immagine 9"/>
             <wp:cNvGraphicFramePr>
               <a:graphicFrameLocks xmlns:a="http://schemas.openxmlformats.org/drawingml/2006/main" noChangeAspect="1"/>
@@ -13535,7 +12693,7 @@
                     <pic:cNvPicPr/>
                   </pic:nvPicPr>
                   <pic:blipFill>
-                    <a:blip r:embed="rId21" cstate="print">
+                    <a:blip r:embed="rId20" cstate="print">
                       <a:extLst>
                         <a:ext uri="{28A0092B-C50C-407E-A947-70E740481C1C}">
                           <a14:useLocalDpi xmlns:a14="http://schemas.microsoft.com/office/drawing/2010/main" val="0"/>
@@ -13558,7 +12716,7 @@
                 </pic:pic>
               </a:graphicData>
             </a:graphic>
-          </wp:anchor>
+          </wp:inline>
         </w:drawing>
       </w:r>
       <w:r>
@@ -13583,7 +12741,7 @@
           <w:szCs w:val="32"/>
         </w:rPr>
       </w:pPr>
-      <w:bookmarkStart w:id="47" w:name="_Toc234948290"/>
+      <w:bookmarkStart w:id="46" w:name="_Toc234948290"/>
       <w:r>
         <w:rPr>
           <w:rFonts w:ascii="Cambria Math" w:hAnsi="Cambria Math"/>
@@ -13596,7 +12754,7 @@
         <w:t>5. Conclusioni</w:t>
       </w:r>
       <w:bookmarkEnd w:id="45"/>
-      <w:bookmarkEnd w:id="47"/>
+      <w:bookmarkEnd w:id="46"/>
     </w:p>
     <w:p>
       <w:pPr>
@@ -13609,21 +12767,7 @@
         <w:rPr>
           <w:rFonts w:ascii="Cambria Math" w:hAnsi="Cambria Math"/>
         </w:rPr>
-        <w:t xml:space="preserve">Il progetto ha permesso di studiare il problema del </w:t>
-      </w:r>
-      <w:proofErr w:type="spellStart"/>
-      <w:r>
-        <w:rPr>
-          <w:rFonts w:ascii="Cambria Math" w:hAnsi="Cambria Math"/>
-        </w:rPr>
-        <w:t>routing</w:t>
-      </w:r>
-      <w:proofErr w:type="spellEnd"/>
-      <w:r>
-        <w:rPr>
-          <w:rFonts w:ascii="Cambria Math" w:hAnsi="Cambria Math"/>
-        </w:rPr>
-        <w:t xml:space="preserve"> urbano trattandolo come una ricerca offline a stato singolo in un ambiente statico, deterministico e del tutto osservabile. Utilizzando la mappa della </w:t>
+        <w:t xml:space="preserve">Il progetto ha permesso di studiare il problema del routing urbano trattandolo come una ricerca offline a stato singolo in un ambiente statico, deterministico e del tutto osservabile. Utilizzando la mappa della </w:t>
       </w:r>
       <w:r>
         <w:rPr>
@@ -13647,21 +12791,7 @@
         <w:rPr>
           <w:rFonts w:ascii="Cambria Math" w:hAnsi="Cambria Math"/>
         </w:rPr>
-        <w:t xml:space="preserve">tropolitana di Napoli scaricata con </w:t>
-      </w:r>
-      <w:proofErr w:type="spellStart"/>
-      <w:r>
-        <w:rPr>
-          <w:rFonts w:ascii="Cambria Math" w:hAnsi="Cambria Math"/>
-        </w:rPr>
-        <w:t>OSMnx</w:t>
-      </w:r>
-      <w:proofErr w:type="spellEnd"/>
-      <w:r>
-        <w:rPr>
-          <w:rFonts w:ascii="Cambria Math" w:hAnsi="Cambria Math"/>
-        </w:rPr>
-        <w:t>, è stato eseguito un benchmark automatico da 960 test totali su 8 fasce di distanza. Questo sistema ha consentito di mettere a confronto diverse strategie: le ricerche non informate (BFS e Dijkstra), l'algoritmo A* con euristiche ammissibili (Euclidea e Landmark) e le varianti non ottimali (A* Pesato e Greedy).</w:t>
+        <w:t>tropolitana di Napoli scaricata con OSMnx, è stato eseguito un benchmark automatico da 960 test totali su 8 fasce di distanza. Questo sistema ha consentito di mettere a confronto diverse strategie: le ricerche non informate (BFS e Dijkstra), l'algoritmo A* con euristiche ammissibili (Euclidea e Landmark) e le varianti non ottimali (A* Pesato e Greedy).</w:t>
       </w:r>
     </w:p>
     <w:p>

--- a/docs/Documentazione_VesuvianPaths.docx
+++ b/docs/Documentazione_VesuvianPaths.docx
@@ -59,7 +59,7 @@
               </wp:inline>
             </w:drawing>
           </mc:Choice>
-          <mc:Fallback xmlns:asvg="http://schemas.microsoft.com/office/drawing/2016/SVG/main" xmlns:pic="http://schemas.openxmlformats.org/drawingml/2006/picture" xmlns:a="http://schemas.openxmlformats.org/drawingml/2006/main">
+          <mc:Fallback xmlns:a="http://schemas.openxmlformats.org/drawingml/2006/main" xmlns:pic="http://schemas.openxmlformats.org/drawingml/2006/picture" xmlns:asvg="http://schemas.microsoft.com/office/drawing/2016/SVG/main">
             <w:pict w14:anchorId="22191073">
               <v:shapetype id="_x0000_t75" coordsize="21600,21600" filled="f" stroked="f" o:spt="75" o:preferrelative="t" path="m@4@5l@4@11@9@11@9@5xe">
                 <v:stroke joinstyle="miter"/>
@@ -159,7 +159,7 @@
               </wp:inline>
             </w:drawing>
           </mc:Choice>
-          <mc:Fallback xmlns:asvg="http://schemas.microsoft.com/office/drawing/2016/SVG/main" xmlns:pic="http://schemas.openxmlformats.org/drawingml/2006/picture" xmlns:a="http://schemas.openxmlformats.org/drawingml/2006/main">
+          <mc:Fallback xmlns:a="http://schemas.openxmlformats.org/drawingml/2006/main" xmlns:pic="http://schemas.openxmlformats.org/drawingml/2006/picture" xmlns:asvg="http://schemas.microsoft.com/office/drawing/2016/SVG/main">
             <w:pict w14:anchorId="06E394AC">
               <v:shapetype id="_x0000_t75" coordsize="21600,21600" filled="f" stroked="f" o:spt="75" o:preferrelative="t" path="m@4@5l@4@11@9@11@9@5xe">
                 <v:stroke joinstyle="miter"/>
@@ -238,18 +238,8 @@
           <w:sz w:val="30"/>
           <w:szCs w:val="30"/>
         </w:rPr>
-        <w:t xml:space="preserve">Confronto di algoritmi di ricerca ed euristiche per il </w:t>
+        <w:t>Confronto di algoritmi di ricerca ed euristiche per il pathfinding</w:t>
       </w:r>
-      <w:proofErr w:type="spellStart"/>
-      <w:r>
-        <w:rPr>
-          <w:rFonts w:ascii="Cambria Math" w:hAnsi="Cambria Math"/>
-          <w:sz w:val="30"/>
-          <w:szCs w:val="30"/>
-        </w:rPr>
-        <w:t>pathfinding</w:t>
-      </w:r>
-      <w:proofErr w:type="spellEnd"/>
     </w:p>
     <w:p>
       <w:pPr>
@@ -401,21 +391,12 @@
           <w:szCs w:val="22"/>
         </w:rPr>
       </w:pPr>
-      <w:proofErr w:type="spellStart"/>
       <w:r>
         <w:rPr>
           <w:rFonts w:ascii="Cambria Math" w:hAnsi="Cambria Math"/>
           <w:szCs w:val="22"/>
         </w:rPr>
-        <w:t>Rumieri</w:t>
-      </w:r>
-      <w:proofErr w:type="spellEnd"/>
-      <w:r>
-        <w:rPr>
-          <w:rFonts w:ascii="Cambria Math" w:hAnsi="Cambria Math"/>
-          <w:szCs w:val="22"/>
-        </w:rPr>
-        <w:t xml:space="preserve"> Ginevra - N46007644</w:t>
+        <w:t>Rumieri Ginevra - N46007644</w:t>
       </w:r>
       <w:r>
         <w:rPr>
@@ -443,7 +424,6 @@
           <w:docPartUnique/>
         </w:docPartObj>
       </w:sdtPr>
-      <w:sdtEndPr/>
       <w:sdtContent>
         <w:p>
           <w:pPr>
@@ -458,12 +438,14 @@
         </w:p>
         <w:p>
           <w:pPr>
-            <w:pStyle w:val="Sommario1"/>
+            <w:pStyle w:val="Sommario2"/>
             <w:tabs>
               <w:tab w:val="right" w:leader="dot" w:pos="9628"/>
             </w:tabs>
             <w:rPr>
               <w:rFonts w:asciiTheme="minorHAnsi" w:eastAsiaTheme="minorEastAsia" w:hAnsiTheme="minorHAnsi"/>
+              <w:noProof/>
+              <w:kern w:val="2"/>
               <w:sz w:val="24"/>
               <w:lang w:eastAsia="it-IT"/>
             </w:rPr>
@@ -477,32 +459,61 @@
           <w:r>
             <w:fldChar w:fldCharType="separate"/>
           </w:r>
-          <w:hyperlink w:anchor="_Toc234948258" w:tooltip="#_Toc234948258" w:history="1">
+          <w:hyperlink w:anchor="_Toc235092764" w:history="1">
             <w:r>
               <w:rPr>
                 <w:rStyle w:val="Collegamentoipertestuale"/>
                 <w:rFonts w:ascii="Cambria Math" w:hAnsi="Cambria Math"/>
-                <w:b/>
-                <w:bCs/>
-              </w:rPr>
-              <w:t>1. Introduzione</w:t>
-            </w:r>
-            <w:r>
+                <w:noProof/>
+              </w:rPr>
+              <w:t>1.1 Obiettivo del progetto</w:t>
+            </w:r>
+            <w:r>
+              <w:rPr>
+                <w:noProof/>
+                <w:webHidden/>
+              </w:rPr>
               <w:tab/>
             </w:r>
             <w:r>
+              <w:rPr>
+                <w:noProof/>
+                <w:webHidden/>
+              </w:rPr>
               <w:fldChar w:fldCharType="begin"/>
             </w:r>
             <w:r>
-              <w:instrText xml:space="preserve"> PAGEREF _Toc234948258 \h </w:instrText>
-            </w:r>
-            <w:r>
+              <w:rPr>
+                <w:noProof/>
+                <w:webHidden/>
+              </w:rPr>
+              <w:instrText xml:space="preserve"> PAGEREF _Toc235092764 \h </w:instrText>
+            </w:r>
+            <w:r>
+              <w:rPr>
+                <w:noProof/>
+                <w:webHidden/>
+              </w:rPr>
+            </w:r>
+            <w:r>
+              <w:rPr>
+                <w:noProof/>
+                <w:webHidden/>
+              </w:rPr>
               <w:fldChar w:fldCharType="separate"/>
             </w:r>
             <w:r>
+              <w:rPr>
+                <w:noProof/>
+                <w:webHidden/>
+              </w:rPr>
               <w:t>3</w:t>
             </w:r>
             <w:r>
+              <w:rPr>
+                <w:noProof/>
+                <w:webHidden/>
+              </w:rPr>
               <w:fldChar w:fldCharType="end"/>
             </w:r>
           </w:hyperlink>
@@ -515,34 +526,67 @@
             </w:tabs>
             <w:rPr>
               <w:rFonts w:asciiTheme="minorHAnsi" w:eastAsiaTheme="minorEastAsia" w:hAnsiTheme="minorHAnsi"/>
+              <w:noProof/>
+              <w:kern w:val="2"/>
               <w:sz w:val="24"/>
               <w:lang w:eastAsia="it-IT"/>
             </w:rPr>
           </w:pPr>
-          <w:hyperlink w:anchor="_Toc234948259" w:tooltip="#_Toc234948259" w:history="1">
+          <w:hyperlink w:anchor="_Toc235092765" w:history="1">
             <w:r>
               <w:rPr>
                 <w:rStyle w:val="Collegamentoipertestuale"/>
                 <w:rFonts w:ascii="Cambria Math" w:hAnsi="Cambria Math"/>
-              </w:rPr>
-              <w:t>1.1 Obiettivo del progetto</w:t>
-            </w:r>
-            <w:r>
+                <w:noProof/>
+              </w:rPr>
+              <w:t>1.2 Formalizzazione PEAS</w:t>
+            </w:r>
+            <w:r>
+              <w:rPr>
+                <w:noProof/>
+                <w:webHidden/>
+              </w:rPr>
               <w:tab/>
             </w:r>
             <w:r>
+              <w:rPr>
+                <w:noProof/>
+                <w:webHidden/>
+              </w:rPr>
               <w:fldChar w:fldCharType="begin"/>
             </w:r>
             <w:r>
-              <w:instrText xml:space="preserve"> PAGEREF _Toc234948259 \h </w:instrText>
-            </w:r>
-            <w:r>
+              <w:rPr>
+                <w:noProof/>
+                <w:webHidden/>
+              </w:rPr>
+              <w:instrText xml:space="preserve"> PAGEREF _Toc235092765 \h </w:instrText>
+            </w:r>
+            <w:r>
+              <w:rPr>
+                <w:noProof/>
+                <w:webHidden/>
+              </w:rPr>
+            </w:r>
+            <w:r>
+              <w:rPr>
+                <w:noProof/>
+                <w:webHidden/>
+              </w:rPr>
               <w:fldChar w:fldCharType="separate"/>
             </w:r>
             <w:r>
+              <w:rPr>
+                <w:noProof/>
+                <w:webHidden/>
+              </w:rPr>
               <w:t>3</w:t>
             </w:r>
             <w:r>
+              <w:rPr>
+                <w:noProof/>
+                <w:webHidden/>
+              </w:rPr>
               <w:fldChar w:fldCharType="end"/>
             </w:r>
           </w:hyperlink>
@@ -555,34 +599,67 @@
             </w:tabs>
             <w:rPr>
               <w:rFonts w:asciiTheme="minorHAnsi" w:eastAsiaTheme="minorEastAsia" w:hAnsiTheme="minorHAnsi"/>
+              <w:noProof/>
+              <w:kern w:val="2"/>
               <w:sz w:val="24"/>
               <w:lang w:eastAsia="it-IT"/>
             </w:rPr>
           </w:pPr>
-          <w:hyperlink w:anchor="_Toc234948260" w:tooltip="#_Toc234948260" w:history="1">
+          <w:hyperlink w:anchor="_Toc235092766" w:history="1">
             <w:r>
               <w:rPr>
                 <w:rStyle w:val="Collegamentoipertestuale"/>
                 <w:rFonts w:ascii="Cambria Math" w:hAnsi="Cambria Math"/>
-              </w:rPr>
-              <w:t>1.2 Formalizzazione PEAS</w:t>
-            </w:r>
-            <w:r>
+                <w:noProof/>
+              </w:rPr>
+              <w:t>1.3 Classificazione dell'ambiente</w:t>
+            </w:r>
+            <w:r>
+              <w:rPr>
+                <w:noProof/>
+                <w:webHidden/>
+              </w:rPr>
               <w:tab/>
             </w:r>
             <w:r>
+              <w:rPr>
+                <w:noProof/>
+                <w:webHidden/>
+              </w:rPr>
               <w:fldChar w:fldCharType="begin"/>
             </w:r>
             <w:r>
-              <w:instrText xml:space="preserve"> PAGEREF _Toc234948260 \h </w:instrText>
-            </w:r>
-            <w:r>
+              <w:rPr>
+                <w:noProof/>
+                <w:webHidden/>
+              </w:rPr>
+              <w:instrText xml:space="preserve"> PAGEREF _Toc235092766 \h </w:instrText>
+            </w:r>
+            <w:r>
+              <w:rPr>
+                <w:noProof/>
+                <w:webHidden/>
+              </w:rPr>
+            </w:r>
+            <w:r>
+              <w:rPr>
+                <w:noProof/>
+                <w:webHidden/>
+              </w:rPr>
               <w:fldChar w:fldCharType="separate"/>
             </w:r>
             <w:r>
-              <w:t>3</w:t>
-            </w:r>
-            <w:r>
+              <w:rPr>
+                <w:noProof/>
+                <w:webHidden/>
+              </w:rPr>
+              <w:t>4</w:t>
+            </w:r>
+            <w:r>
+              <w:rPr>
+                <w:noProof/>
+                <w:webHidden/>
+              </w:rPr>
               <w:fldChar w:fldCharType="end"/>
             </w:r>
           </w:hyperlink>
@@ -595,34 +672,142 @@
             </w:tabs>
             <w:rPr>
               <w:rFonts w:asciiTheme="minorHAnsi" w:eastAsiaTheme="minorEastAsia" w:hAnsiTheme="minorHAnsi"/>
+              <w:noProof/>
+              <w:kern w:val="2"/>
               <w:sz w:val="24"/>
               <w:lang w:eastAsia="it-IT"/>
             </w:rPr>
           </w:pPr>
-          <w:hyperlink w:anchor="_Toc234948261" w:tooltip="#_Toc234948261" w:history="1">
+          <w:hyperlink w:anchor="_Toc235092767" w:history="1">
             <w:r>
               <w:rPr>
                 <w:rStyle w:val="Collegamentoipertestuale"/>
                 <w:rFonts w:ascii="Cambria Math" w:hAnsi="Cambria Math"/>
-              </w:rPr>
-              <w:t>1.3 Classificazione dell'ambiente</w:t>
-            </w:r>
-            <w:r>
+                <w:noProof/>
+              </w:rPr>
+              <w:t>1.4 Problema single-state e ricerca offline</w:t>
+            </w:r>
+            <w:r>
+              <w:rPr>
+                <w:noProof/>
+                <w:webHidden/>
+              </w:rPr>
               <w:tab/>
             </w:r>
             <w:r>
+              <w:rPr>
+                <w:noProof/>
+                <w:webHidden/>
+              </w:rPr>
               <w:fldChar w:fldCharType="begin"/>
             </w:r>
             <w:r>
-              <w:instrText xml:space="preserve"> PAGEREF _Toc234948261 \h </w:instrText>
-            </w:r>
-            <w:r>
+              <w:rPr>
+                <w:noProof/>
+                <w:webHidden/>
+              </w:rPr>
+              <w:instrText xml:space="preserve"> PAGEREF _Toc235092767 \h </w:instrText>
+            </w:r>
+            <w:r>
+              <w:rPr>
+                <w:noProof/>
+                <w:webHidden/>
+              </w:rPr>
+            </w:r>
+            <w:r>
+              <w:rPr>
+                <w:noProof/>
+                <w:webHidden/>
+              </w:rPr>
               <w:fldChar w:fldCharType="separate"/>
             </w:r>
             <w:r>
-              <w:t>3</w:t>
-            </w:r>
-            <w:r>
+              <w:rPr>
+                <w:noProof/>
+                <w:webHidden/>
+              </w:rPr>
+              <w:t>4</w:t>
+            </w:r>
+            <w:r>
+              <w:rPr>
+                <w:noProof/>
+                <w:webHidden/>
+              </w:rPr>
+              <w:fldChar w:fldCharType="end"/>
+            </w:r>
+          </w:hyperlink>
+        </w:p>
+        <w:p>
+          <w:pPr>
+            <w:pStyle w:val="Sommario1"/>
+            <w:tabs>
+              <w:tab w:val="right" w:leader="dot" w:pos="9628"/>
+            </w:tabs>
+            <w:rPr>
+              <w:rFonts w:asciiTheme="minorHAnsi" w:eastAsiaTheme="minorEastAsia" w:hAnsiTheme="minorHAnsi"/>
+              <w:noProof/>
+              <w:kern w:val="2"/>
+              <w:sz w:val="24"/>
+              <w:lang w:eastAsia="it-IT"/>
+            </w:rPr>
+          </w:pPr>
+          <w:hyperlink w:anchor="_Toc235092768" w:history="1">
+            <w:r>
+              <w:rPr>
+                <w:rStyle w:val="Collegamentoipertestuale"/>
+                <w:rFonts w:ascii="Cambria Math" w:hAnsi="Cambria Math"/>
+                <w:b/>
+                <w:bCs/>
+                <w:noProof/>
+              </w:rPr>
+              <w:t>2. Dataset e Modellazione a Grafo</w:t>
+            </w:r>
+            <w:r>
+              <w:rPr>
+                <w:noProof/>
+                <w:webHidden/>
+              </w:rPr>
+              <w:tab/>
+            </w:r>
+            <w:r>
+              <w:rPr>
+                <w:noProof/>
+                <w:webHidden/>
+              </w:rPr>
+              <w:fldChar w:fldCharType="begin"/>
+            </w:r>
+            <w:r>
+              <w:rPr>
+                <w:noProof/>
+                <w:webHidden/>
+              </w:rPr>
+              <w:instrText xml:space="preserve"> PAGEREF _Toc235092768 \h </w:instrText>
+            </w:r>
+            <w:r>
+              <w:rPr>
+                <w:noProof/>
+                <w:webHidden/>
+              </w:rPr>
+            </w:r>
+            <w:r>
+              <w:rPr>
+                <w:noProof/>
+                <w:webHidden/>
+              </w:rPr>
+              <w:fldChar w:fldCharType="separate"/>
+            </w:r>
+            <w:r>
+              <w:rPr>
+                <w:noProof/>
+                <w:webHidden/>
+              </w:rPr>
+              <w:t>5</w:t>
+            </w:r>
+            <w:r>
+              <w:rPr>
+                <w:noProof/>
+                <w:webHidden/>
+              </w:rPr>
               <w:fldChar w:fldCharType="end"/>
             </w:r>
           </w:hyperlink>
@@ -635,34 +820,359 @@
             </w:tabs>
             <w:rPr>
               <w:rFonts w:asciiTheme="minorHAnsi" w:eastAsiaTheme="minorEastAsia" w:hAnsiTheme="minorHAnsi"/>
+              <w:noProof/>
+              <w:kern w:val="2"/>
               <w:sz w:val="24"/>
               <w:lang w:eastAsia="it-IT"/>
             </w:rPr>
           </w:pPr>
-          <w:hyperlink w:anchor="_Toc234948262" w:tooltip="#_Toc234948262" w:history="1">
+          <w:hyperlink w:anchor="_Toc235092769" w:history="1">
             <w:r>
               <w:rPr>
                 <w:rStyle w:val="Collegamentoipertestuale"/>
                 <w:rFonts w:ascii="Cambria Math" w:hAnsi="Cambria Math"/>
-              </w:rPr>
-              <w:t>1.4 Problema single-state e ricerca offline</w:t>
-            </w:r>
-            <w:r>
+                <w:noProof/>
+              </w:rPr>
+              <w:t>2.1 Sorgente dei dati: OpenStreetMap</w:t>
+            </w:r>
+            <w:r>
+              <w:rPr>
+                <w:noProof/>
+                <w:webHidden/>
+              </w:rPr>
               <w:tab/>
             </w:r>
             <w:r>
+              <w:rPr>
+                <w:noProof/>
+                <w:webHidden/>
+              </w:rPr>
               <w:fldChar w:fldCharType="begin"/>
             </w:r>
             <w:r>
-              <w:instrText xml:space="preserve"> PAGEREF _Toc234948262 \h </w:instrText>
-            </w:r>
-            <w:r>
+              <w:rPr>
+                <w:noProof/>
+                <w:webHidden/>
+              </w:rPr>
+              <w:instrText xml:space="preserve"> PAGEREF _Toc235092769 \h </w:instrText>
+            </w:r>
+            <w:r>
+              <w:rPr>
+                <w:noProof/>
+                <w:webHidden/>
+              </w:rPr>
+            </w:r>
+            <w:r>
+              <w:rPr>
+                <w:noProof/>
+                <w:webHidden/>
+              </w:rPr>
               <w:fldChar w:fldCharType="separate"/>
             </w:r>
             <w:r>
-              <w:t>4</w:t>
-            </w:r>
-            <w:r>
+              <w:rPr>
+                <w:noProof/>
+                <w:webHidden/>
+              </w:rPr>
+              <w:t>5</w:t>
+            </w:r>
+            <w:r>
+              <w:rPr>
+                <w:noProof/>
+                <w:webHidden/>
+              </w:rPr>
+              <w:fldChar w:fldCharType="end"/>
+            </w:r>
+          </w:hyperlink>
+        </w:p>
+        <w:p>
+          <w:pPr>
+            <w:pStyle w:val="Sommario2"/>
+            <w:tabs>
+              <w:tab w:val="right" w:leader="dot" w:pos="9628"/>
+            </w:tabs>
+            <w:rPr>
+              <w:rFonts w:asciiTheme="minorHAnsi" w:eastAsiaTheme="minorEastAsia" w:hAnsiTheme="minorHAnsi"/>
+              <w:noProof/>
+              <w:kern w:val="2"/>
+              <w:sz w:val="24"/>
+              <w:lang w:eastAsia="it-IT"/>
+            </w:rPr>
+          </w:pPr>
+          <w:hyperlink w:anchor="_Toc235092770" w:history="1">
+            <w:r>
+              <w:rPr>
+                <w:rStyle w:val="Collegamentoipertestuale"/>
+                <w:rFonts w:ascii="Cambria Math" w:hAnsi="Cambria Math"/>
+                <w:noProof/>
+              </w:rPr>
+              <w:t>2.2 Download e gestione del grafo: OSMnx</w:t>
+            </w:r>
+            <w:r>
+              <w:rPr>
+                <w:noProof/>
+                <w:webHidden/>
+              </w:rPr>
+              <w:tab/>
+            </w:r>
+            <w:r>
+              <w:rPr>
+                <w:noProof/>
+                <w:webHidden/>
+              </w:rPr>
+              <w:fldChar w:fldCharType="begin"/>
+            </w:r>
+            <w:r>
+              <w:rPr>
+                <w:noProof/>
+                <w:webHidden/>
+              </w:rPr>
+              <w:instrText xml:space="preserve"> PAGEREF _Toc235092770 \h </w:instrText>
+            </w:r>
+            <w:r>
+              <w:rPr>
+                <w:noProof/>
+                <w:webHidden/>
+              </w:rPr>
+            </w:r>
+            <w:r>
+              <w:rPr>
+                <w:noProof/>
+                <w:webHidden/>
+              </w:rPr>
+              <w:fldChar w:fldCharType="separate"/>
+            </w:r>
+            <w:r>
+              <w:rPr>
+                <w:noProof/>
+                <w:webHidden/>
+              </w:rPr>
+              <w:t>5</w:t>
+            </w:r>
+            <w:r>
+              <w:rPr>
+                <w:noProof/>
+                <w:webHidden/>
+              </w:rPr>
+              <w:fldChar w:fldCharType="end"/>
+            </w:r>
+          </w:hyperlink>
+        </w:p>
+        <w:p>
+          <w:pPr>
+            <w:pStyle w:val="Sommario2"/>
+            <w:tabs>
+              <w:tab w:val="right" w:leader="dot" w:pos="9628"/>
+            </w:tabs>
+            <w:rPr>
+              <w:rFonts w:asciiTheme="minorHAnsi" w:eastAsiaTheme="minorEastAsia" w:hAnsiTheme="minorHAnsi"/>
+              <w:noProof/>
+              <w:kern w:val="2"/>
+              <w:sz w:val="24"/>
+              <w:lang w:eastAsia="it-IT"/>
+            </w:rPr>
+          </w:pPr>
+          <w:hyperlink w:anchor="_Toc235092771" w:history="1">
+            <w:r>
+              <w:rPr>
+                <w:rStyle w:val="Collegamentoipertestuale"/>
+                <w:rFonts w:ascii="Cambria Math" w:hAnsi="Cambria Math"/>
+                <w:noProof/>
+              </w:rPr>
+              <w:t>2.3 Modellazione a grafo</w:t>
+            </w:r>
+            <w:r>
+              <w:rPr>
+                <w:noProof/>
+                <w:webHidden/>
+              </w:rPr>
+              <w:tab/>
+            </w:r>
+            <w:r>
+              <w:rPr>
+                <w:noProof/>
+                <w:webHidden/>
+              </w:rPr>
+              <w:fldChar w:fldCharType="begin"/>
+            </w:r>
+            <w:r>
+              <w:rPr>
+                <w:noProof/>
+                <w:webHidden/>
+              </w:rPr>
+              <w:instrText xml:space="preserve"> PAGEREF _Toc235092771 \h </w:instrText>
+            </w:r>
+            <w:r>
+              <w:rPr>
+                <w:noProof/>
+                <w:webHidden/>
+              </w:rPr>
+            </w:r>
+            <w:r>
+              <w:rPr>
+                <w:noProof/>
+                <w:webHidden/>
+              </w:rPr>
+              <w:fldChar w:fldCharType="separate"/>
+            </w:r>
+            <w:r>
+              <w:rPr>
+                <w:noProof/>
+                <w:webHidden/>
+              </w:rPr>
+              <w:t>5</w:t>
+            </w:r>
+            <w:r>
+              <w:rPr>
+                <w:noProof/>
+                <w:webHidden/>
+              </w:rPr>
+              <w:fldChar w:fldCharType="end"/>
+            </w:r>
+          </w:hyperlink>
+        </w:p>
+        <w:p>
+          <w:pPr>
+            <w:pStyle w:val="Sommario2"/>
+            <w:tabs>
+              <w:tab w:val="right" w:leader="dot" w:pos="9628"/>
+            </w:tabs>
+            <w:rPr>
+              <w:rFonts w:asciiTheme="minorHAnsi" w:eastAsiaTheme="minorEastAsia" w:hAnsiTheme="minorHAnsi"/>
+              <w:noProof/>
+              <w:kern w:val="2"/>
+              <w:sz w:val="24"/>
+              <w:lang w:eastAsia="it-IT"/>
+            </w:rPr>
+          </w:pPr>
+          <w:hyperlink w:anchor="_Toc235092772" w:history="1">
+            <w:r>
+              <w:rPr>
+                <w:rStyle w:val="Collegamentoipertestuale"/>
+                <w:rFonts w:ascii="Cambria Math" w:hAnsi="Cambria Math"/>
+                <w:noProof/>
+              </w:rPr>
+              <w:t>2.4 Scelta dei metri rispetto al tempo</w:t>
+            </w:r>
+            <w:r>
+              <w:rPr>
+                <w:noProof/>
+                <w:webHidden/>
+              </w:rPr>
+              <w:tab/>
+            </w:r>
+            <w:r>
+              <w:rPr>
+                <w:noProof/>
+                <w:webHidden/>
+              </w:rPr>
+              <w:fldChar w:fldCharType="begin"/>
+            </w:r>
+            <w:r>
+              <w:rPr>
+                <w:noProof/>
+                <w:webHidden/>
+              </w:rPr>
+              <w:instrText xml:space="preserve"> PAGEREF _Toc235092772 \h </w:instrText>
+            </w:r>
+            <w:r>
+              <w:rPr>
+                <w:noProof/>
+                <w:webHidden/>
+              </w:rPr>
+            </w:r>
+            <w:r>
+              <w:rPr>
+                <w:noProof/>
+                <w:webHidden/>
+              </w:rPr>
+              <w:fldChar w:fldCharType="separate"/>
+            </w:r>
+            <w:r>
+              <w:rPr>
+                <w:noProof/>
+                <w:webHidden/>
+              </w:rPr>
+              <w:t>5</w:t>
+            </w:r>
+            <w:r>
+              <w:rPr>
+                <w:noProof/>
+                <w:webHidden/>
+              </w:rPr>
+              <w:fldChar w:fldCharType="end"/>
+            </w:r>
+          </w:hyperlink>
+        </w:p>
+        <w:p>
+          <w:pPr>
+            <w:pStyle w:val="Sommario2"/>
+            <w:tabs>
+              <w:tab w:val="right" w:leader="dot" w:pos="9628"/>
+            </w:tabs>
+            <w:rPr>
+              <w:rFonts w:asciiTheme="minorHAnsi" w:eastAsiaTheme="minorEastAsia" w:hAnsiTheme="minorHAnsi"/>
+              <w:noProof/>
+              <w:kern w:val="2"/>
+              <w:sz w:val="24"/>
+              <w:lang w:eastAsia="it-IT"/>
+            </w:rPr>
+          </w:pPr>
+          <w:hyperlink w:anchor="_Toc235092773" w:history="1">
+            <w:r>
+              <w:rPr>
+                <w:rStyle w:val="Collegamentoipertestuale"/>
+                <w:rFonts w:ascii="Cambria Math" w:hAnsi="Cambria Math"/>
+                <w:noProof/>
+              </w:rPr>
+              <w:t>2.5 Problema di ricerca</w:t>
+            </w:r>
+            <w:r>
+              <w:rPr>
+                <w:noProof/>
+                <w:webHidden/>
+              </w:rPr>
+              <w:tab/>
+            </w:r>
+            <w:r>
+              <w:rPr>
+                <w:noProof/>
+                <w:webHidden/>
+              </w:rPr>
+              <w:fldChar w:fldCharType="begin"/>
+            </w:r>
+            <w:r>
+              <w:rPr>
+                <w:noProof/>
+                <w:webHidden/>
+              </w:rPr>
+              <w:instrText xml:space="preserve"> PAGEREF _Toc235092773 \h </w:instrText>
+            </w:r>
+            <w:r>
+              <w:rPr>
+                <w:noProof/>
+                <w:webHidden/>
+              </w:rPr>
+            </w:r>
+            <w:r>
+              <w:rPr>
+                <w:noProof/>
+                <w:webHidden/>
+              </w:rPr>
+              <w:fldChar w:fldCharType="separate"/>
+            </w:r>
+            <w:r>
+              <w:rPr>
+                <w:noProof/>
+                <w:webHidden/>
+              </w:rPr>
+              <w:t>5</w:t>
+            </w:r>
+            <w:r>
+              <w:rPr>
+                <w:noProof/>
+                <w:webHidden/>
+              </w:rPr>
               <w:fldChar w:fldCharType="end"/>
             </w:r>
           </w:hyperlink>
@@ -675,36 +1185,69 @@
             </w:tabs>
             <w:rPr>
               <w:rFonts w:asciiTheme="minorHAnsi" w:eastAsiaTheme="minorEastAsia" w:hAnsiTheme="minorHAnsi"/>
+              <w:noProof/>
+              <w:kern w:val="2"/>
               <w:sz w:val="24"/>
               <w:lang w:eastAsia="it-IT"/>
             </w:rPr>
           </w:pPr>
-          <w:hyperlink w:anchor="_Toc234948263" w:tooltip="#_Toc234948263" w:history="1">
+          <w:hyperlink w:anchor="_Toc235092774" w:history="1">
             <w:r>
               <w:rPr>
                 <w:rStyle w:val="Collegamentoipertestuale"/>
                 <w:rFonts w:ascii="Cambria Math" w:hAnsi="Cambria Math"/>
                 <w:b/>
                 <w:bCs/>
-              </w:rPr>
-              <w:t>2. Dataset e Modellazione a Grafo</w:t>
-            </w:r>
-            <w:r>
+                <w:noProof/>
+              </w:rPr>
+              <w:t>3. Metodologie Tecniche</w:t>
+            </w:r>
+            <w:r>
+              <w:rPr>
+                <w:noProof/>
+                <w:webHidden/>
+              </w:rPr>
               <w:tab/>
             </w:r>
             <w:r>
+              <w:rPr>
+                <w:noProof/>
+                <w:webHidden/>
+              </w:rPr>
               <w:fldChar w:fldCharType="begin"/>
             </w:r>
             <w:r>
-              <w:instrText xml:space="preserve"> PAGEREF _Toc234948263 \h </w:instrText>
-            </w:r>
-            <w:r>
+              <w:rPr>
+                <w:noProof/>
+                <w:webHidden/>
+              </w:rPr>
+              <w:instrText xml:space="preserve"> PAGEREF _Toc235092774 \h </w:instrText>
+            </w:r>
+            <w:r>
+              <w:rPr>
+                <w:noProof/>
+                <w:webHidden/>
+              </w:rPr>
+            </w:r>
+            <w:r>
+              <w:rPr>
+                <w:noProof/>
+                <w:webHidden/>
+              </w:rPr>
               <w:fldChar w:fldCharType="separate"/>
             </w:r>
             <w:r>
-              <w:t>5</w:t>
-            </w:r>
-            <w:r>
+              <w:rPr>
+                <w:noProof/>
+                <w:webHidden/>
+              </w:rPr>
+              <w:t>6</w:t>
+            </w:r>
+            <w:r>
+              <w:rPr>
+                <w:noProof/>
+                <w:webHidden/>
+              </w:rPr>
               <w:fldChar w:fldCharType="end"/>
             </w:r>
           </w:hyperlink>
@@ -717,34 +1260,67 @@
             </w:tabs>
             <w:rPr>
               <w:rFonts w:asciiTheme="minorHAnsi" w:eastAsiaTheme="minorEastAsia" w:hAnsiTheme="minorHAnsi"/>
+              <w:noProof/>
+              <w:kern w:val="2"/>
               <w:sz w:val="24"/>
               <w:lang w:eastAsia="it-IT"/>
             </w:rPr>
           </w:pPr>
-          <w:hyperlink w:anchor="_Toc234948264" w:tooltip="#_Toc234948264" w:history="1">
+          <w:hyperlink w:anchor="_Toc235092775" w:history="1">
             <w:r>
               <w:rPr>
                 <w:rStyle w:val="Collegamentoipertestuale"/>
                 <w:rFonts w:ascii="Cambria Math" w:hAnsi="Cambria Math"/>
-              </w:rPr>
-              <w:t>2.1 Sorgente dei dati: OpenStreetMap</w:t>
-            </w:r>
-            <w:r>
+                <w:noProof/>
+              </w:rPr>
+              <w:t>3.1 Motore di ricerca unificato</w:t>
+            </w:r>
+            <w:r>
+              <w:rPr>
+                <w:noProof/>
+                <w:webHidden/>
+              </w:rPr>
               <w:tab/>
             </w:r>
             <w:r>
+              <w:rPr>
+                <w:noProof/>
+                <w:webHidden/>
+              </w:rPr>
               <w:fldChar w:fldCharType="begin"/>
             </w:r>
             <w:r>
-              <w:instrText xml:space="preserve"> PAGEREF _Toc234948264 \h </w:instrText>
-            </w:r>
-            <w:r>
+              <w:rPr>
+                <w:noProof/>
+                <w:webHidden/>
+              </w:rPr>
+              <w:instrText xml:space="preserve"> PAGEREF _Toc235092775 \h </w:instrText>
+            </w:r>
+            <w:r>
+              <w:rPr>
+                <w:noProof/>
+                <w:webHidden/>
+              </w:rPr>
+            </w:r>
+            <w:r>
+              <w:rPr>
+                <w:noProof/>
+                <w:webHidden/>
+              </w:rPr>
               <w:fldChar w:fldCharType="separate"/>
             </w:r>
             <w:r>
-              <w:t>5</w:t>
-            </w:r>
-            <w:r>
+              <w:rPr>
+                <w:noProof/>
+                <w:webHidden/>
+              </w:rPr>
+              <w:t>6</w:t>
+            </w:r>
+            <w:r>
+              <w:rPr>
+                <w:noProof/>
+                <w:webHidden/>
+              </w:rPr>
               <w:fldChar w:fldCharType="end"/>
             </w:r>
           </w:hyperlink>
@@ -757,34 +1333,67 @@
             </w:tabs>
             <w:rPr>
               <w:rFonts w:asciiTheme="minorHAnsi" w:eastAsiaTheme="minorEastAsia" w:hAnsiTheme="minorHAnsi"/>
+              <w:noProof/>
+              <w:kern w:val="2"/>
               <w:sz w:val="24"/>
               <w:lang w:eastAsia="it-IT"/>
             </w:rPr>
           </w:pPr>
-          <w:hyperlink w:anchor="_Toc234948265" w:tooltip="#_Toc234948265" w:history="1">
+          <w:hyperlink w:anchor="_Toc235092776" w:history="1">
             <w:r>
               <w:rPr>
                 <w:rStyle w:val="Collegamentoipertestuale"/>
                 <w:rFonts w:ascii="Cambria Math" w:hAnsi="Cambria Math"/>
-              </w:rPr>
-              <w:t>2.2 Download e gestione del grafo: OSMnx</w:t>
-            </w:r>
-            <w:r>
+                <w:noProof/>
+              </w:rPr>
+              <w:t>3.2 A* e Greedy Best-First</w:t>
+            </w:r>
+            <w:r>
+              <w:rPr>
+                <w:noProof/>
+                <w:webHidden/>
+              </w:rPr>
               <w:tab/>
             </w:r>
             <w:r>
+              <w:rPr>
+                <w:noProof/>
+                <w:webHidden/>
+              </w:rPr>
               <w:fldChar w:fldCharType="begin"/>
             </w:r>
             <w:r>
-              <w:instrText xml:space="preserve"> PAGEREF _Toc234948265 \h </w:instrText>
-            </w:r>
-            <w:r>
+              <w:rPr>
+                <w:noProof/>
+                <w:webHidden/>
+              </w:rPr>
+              <w:instrText xml:space="preserve"> PAGEREF _Toc235092776 \h </w:instrText>
+            </w:r>
+            <w:r>
+              <w:rPr>
+                <w:noProof/>
+                <w:webHidden/>
+              </w:rPr>
+            </w:r>
+            <w:r>
+              <w:rPr>
+                <w:noProof/>
+                <w:webHidden/>
+              </w:rPr>
               <w:fldChar w:fldCharType="separate"/>
             </w:r>
             <w:r>
-              <w:t>5</w:t>
-            </w:r>
-            <w:r>
+              <w:rPr>
+                <w:noProof/>
+                <w:webHidden/>
+              </w:rPr>
+              <w:t>6</w:t>
+            </w:r>
+            <w:r>
+              <w:rPr>
+                <w:noProof/>
+                <w:webHidden/>
+              </w:rPr>
               <w:fldChar w:fldCharType="end"/>
             </w:r>
           </w:hyperlink>
@@ -797,34 +1406,67 @@
             </w:tabs>
             <w:rPr>
               <w:rFonts w:asciiTheme="minorHAnsi" w:eastAsiaTheme="minorEastAsia" w:hAnsiTheme="minorHAnsi"/>
+              <w:noProof/>
+              <w:kern w:val="2"/>
               <w:sz w:val="24"/>
               <w:lang w:eastAsia="it-IT"/>
             </w:rPr>
           </w:pPr>
-          <w:hyperlink w:anchor="_Toc234948266" w:tooltip="#_Toc234948266" w:history="1">
+          <w:hyperlink w:anchor="_Toc235092777" w:history="1">
             <w:r>
               <w:rPr>
                 <w:rStyle w:val="Collegamentoipertestuale"/>
                 <w:rFonts w:ascii="Cambria Math" w:hAnsi="Cambria Math"/>
-              </w:rPr>
-              <w:t>2.3 Modellazione a grafo</w:t>
-            </w:r>
-            <w:r>
+                <w:noProof/>
+              </w:rPr>
+              <w:t>3.3 Breadth-First Search (BFS)</w:t>
+            </w:r>
+            <w:r>
+              <w:rPr>
+                <w:noProof/>
+                <w:webHidden/>
+              </w:rPr>
               <w:tab/>
             </w:r>
             <w:r>
+              <w:rPr>
+                <w:noProof/>
+                <w:webHidden/>
+              </w:rPr>
               <w:fldChar w:fldCharType="begin"/>
             </w:r>
             <w:r>
-              <w:instrText xml:space="preserve"> PAGEREF _Toc234948266 \h </w:instrText>
-            </w:r>
-            <w:r>
+              <w:rPr>
+                <w:noProof/>
+                <w:webHidden/>
+              </w:rPr>
+              <w:instrText xml:space="preserve"> PAGEREF _Toc235092777 \h </w:instrText>
+            </w:r>
+            <w:r>
+              <w:rPr>
+                <w:noProof/>
+                <w:webHidden/>
+              </w:rPr>
+            </w:r>
+            <w:r>
+              <w:rPr>
+                <w:noProof/>
+                <w:webHidden/>
+              </w:rPr>
               <w:fldChar w:fldCharType="separate"/>
             </w:r>
             <w:r>
-              <w:t>5</w:t>
-            </w:r>
-            <w:r>
+              <w:rPr>
+                <w:noProof/>
+                <w:webHidden/>
+              </w:rPr>
+              <w:t>6</w:t>
+            </w:r>
+            <w:r>
+              <w:rPr>
+                <w:noProof/>
+                <w:webHidden/>
+              </w:rPr>
               <w:fldChar w:fldCharType="end"/>
             </w:r>
           </w:hyperlink>
@@ -837,34 +1479,67 @@
             </w:tabs>
             <w:rPr>
               <w:rFonts w:asciiTheme="minorHAnsi" w:eastAsiaTheme="minorEastAsia" w:hAnsiTheme="minorHAnsi"/>
+              <w:noProof/>
+              <w:kern w:val="2"/>
               <w:sz w:val="24"/>
               <w:lang w:eastAsia="it-IT"/>
             </w:rPr>
           </w:pPr>
-          <w:hyperlink w:anchor="_Toc234948267" w:tooltip="#_Toc234948267" w:history="1">
+          <w:hyperlink w:anchor="_Toc235092778" w:history="1">
             <w:r>
               <w:rPr>
                 <w:rStyle w:val="Collegamentoipertestuale"/>
                 <w:rFonts w:ascii="Cambria Math" w:hAnsi="Cambria Math"/>
-              </w:rPr>
-              <w:t>2.4 Scelta dei metri rispetto al tempo</w:t>
-            </w:r>
-            <w:r>
+                <w:noProof/>
+              </w:rPr>
+              <w:t>3.4 Euristiche a confronto</w:t>
+            </w:r>
+            <w:r>
+              <w:rPr>
+                <w:noProof/>
+                <w:webHidden/>
+              </w:rPr>
               <w:tab/>
             </w:r>
             <w:r>
+              <w:rPr>
+                <w:noProof/>
+                <w:webHidden/>
+              </w:rPr>
               <w:fldChar w:fldCharType="begin"/>
             </w:r>
             <w:r>
-              <w:instrText xml:space="preserve"> PAGEREF _Toc234948267 \h </w:instrText>
-            </w:r>
-            <w:r>
+              <w:rPr>
+                <w:noProof/>
+                <w:webHidden/>
+              </w:rPr>
+              <w:instrText xml:space="preserve"> PAGEREF _Toc235092778 \h </w:instrText>
+            </w:r>
+            <w:r>
+              <w:rPr>
+                <w:noProof/>
+                <w:webHidden/>
+              </w:rPr>
+            </w:r>
+            <w:r>
+              <w:rPr>
+                <w:noProof/>
+                <w:webHidden/>
+              </w:rPr>
               <w:fldChar w:fldCharType="separate"/>
             </w:r>
             <w:r>
-              <w:t>5</w:t>
-            </w:r>
-            <w:r>
+              <w:rPr>
+                <w:noProof/>
+                <w:webHidden/>
+              </w:rPr>
+              <w:t>6</w:t>
+            </w:r>
+            <w:r>
+              <w:rPr>
+                <w:noProof/>
+                <w:webHidden/>
+              </w:rPr>
               <w:fldChar w:fldCharType="end"/>
             </w:r>
           </w:hyperlink>
@@ -877,34 +1552,432 @@
             </w:tabs>
             <w:rPr>
               <w:rFonts w:asciiTheme="minorHAnsi" w:eastAsiaTheme="minorEastAsia" w:hAnsiTheme="minorHAnsi"/>
+              <w:noProof/>
+              <w:kern w:val="2"/>
               <w:sz w:val="24"/>
               <w:lang w:eastAsia="it-IT"/>
             </w:rPr>
           </w:pPr>
-          <w:hyperlink w:anchor="_Toc234948268" w:tooltip="#_Toc234948268" w:history="1">
+          <w:hyperlink w:anchor="_Toc235092779" w:history="1">
             <w:r>
               <w:rPr>
                 <w:rStyle w:val="Collegamentoipertestuale"/>
                 <w:rFonts w:ascii="Cambria Math" w:hAnsi="Cambria Math"/>
-              </w:rPr>
-              <w:t>2.5 Problema di ricerca</w:t>
-            </w:r>
-            <w:r>
+                <w:noProof/>
+              </w:rPr>
+              <w:t>3.4.1 Euristica Zero</w:t>
+            </w:r>
+            <w:r>
+              <w:rPr>
+                <w:noProof/>
+                <w:webHidden/>
+              </w:rPr>
               <w:tab/>
             </w:r>
             <w:r>
+              <w:rPr>
+                <w:noProof/>
+                <w:webHidden/>
+              </w:rPr>
               <w:fldChar w:fldCharType="begin"/>
             </w:r>
             <w:r>
-              <w:instrText xml:space="preserve"> PAGEREF _Toc234948268 \h </w:instrText>
-            </w:r>
-            <w:r>
+              <w:rPr>
+                <w:noProof/>
+                <w:webHidden/>
+              </w:rPr>
+              <w:instrText xml:space="preserve"> PAGEREF _Toc235092779 \h </w:instrText>
+            </w:r>
+            <w:r>
+              <w:rPr>
+                <w:noProof/>
+                <w:webHidden/>
+              </w:rPr>
+            </w:r>
+            <w:r>
+              <w:rPr>
+                <w:noProof/>
+                <w:webHidden/>
+              </w:rPr>
               <w:fldChar w:fldCharType="separate"/>
             </w:r>
             <w:r>
-              <w:t>5</w:t>
-            </w:r>
-            <w:r>
+              <w:rPr>
+                <w:noProof/>
+                <w:webHidden/>
+              </w:rPr>
+              <w:t>7</w:t>
+            </w:r>
+            <w:r>
+              <w:rPr>
+                <w:noProof/>
+                <w:webHidden/>
+              </w:rPr>
+              <w:fldChar w:fldCharType="end"/>
+            </w:r>
+          </w:hyperlink>
+        </w:p>
+        <w:p>
+          <w:pPr>
+            <w:pStyle w:val="Sommario2"/>
+            <w:tabs>
+              <w:tab w:val="right" w:leader="dot" w:pos="9628"/>
+            </w:tabs>
+            <w:rPr>
+              <w:rFonts w:asciiTheme="minorHAnsi" w:eastAsiaTheme="minorEastAsia" w:hAnsiTheme="minorHAnsi"/>
+              <w:noProof/>
+              <w:kern w:val="2"/>
+              <w:sz w:val="24"/>
+              <w:lang w:eastAsia="it-IT"/>
+            </w:rPr>
+          </w:pPr>
+          <w:hyperlink w:anchor="_Toc235092780" w:history="1">
+            <w:r>
+              <w:rPr>
+                <w:rStyle w:val="Collegamentoipertestuale"/>
+                <w:rFonts w:ascii="Cambria Math" w:hAnsi="Cambria Math"/>
+                <w:noProof/>
+              </w:rPr>
+              <w:t>3.4.2 Euristica Euclidea</w:t>
+            </w:r>
+            <w:r>
+              <w:rPr>
+                <w:noProof/>
+                <w:webHidden/>
+              </w:rPr>
+              <w:tab/>
+            </w:r>
+            <w:r>
+              <w:rPr>
+                <w:noProof/>
+                <w:webHidden/>
+              </w:rPr>
+              <w:fldChar w:fldCharType="begin"/>
+            </w:r>
+            <w:r>
+              <w:rPr>
+                <w:noProof/>
+                <w:webHidden/>
+              </w:rPr>
+              <w:instrText xml:space="preserve"> PAGEREF _Toc235092780 \h </w:instrText>
+            </w:r>
+            <w:r>
+              <w:rPr>
+                <w:noProof/>
+                <w:webHidden/>
+              </w:rPr>
+            </w:r>
+            <w:r>
+              <w:rPr>
+                <w:noProof/>
+                <w:webHidden/>
+              </w:rPr>
+              <w:fldChar w:fldCharType="separate"/>
+            </w:r>
+            <w:r>
+              <w:rPr>
+                <w:noProof/>
+                <w:webHidden/>
+              </w:rPr>
+              <w:t>7</w:t>
+            </w:r>
+            <w:r>
+              <w:rPr>
+                <w:noProof/>
+                <w:webHidden/>
+              </w:rPr>
+              <w:fldChar w:fldCharType="end"/>
+            </w:r>
+          </w:hyperlink>
+        </w:p>
+        <w:p>
+          <w:pPr>
+            <w:pStyle w:val="Sommario2"/>
+            <w:tabs>
+              <w:tab w:val="right" w:leader="dot" w:pos="9628"/>
+            </w:tabs>
+            <w:rPr>
+              <w:rFonts w:asciiTheme="minorHAnsi" w:eastAsiaTheme="minorEastAsia" w:hAnsiTheme="minorHAnsi"/>
+              <w:noProof/>
+              <w:kern w:val="2"/>
+              <w:sz w:val="24"/>
+              <w:lang w:eastAsia="it-IT"/>
+            </w:rPr>
+          </w:pPr>
+          <w:hyperlink w:anchor="_Toc235092781" w:history="1">
+            <w:r>
+              <w:rPr>
+                <w:rStyle w:val="Collegamentoipertestuale"/>
+                <w:rFonts w:ascii="Cambria Math" w:hAnsi="Cambria Math"/>
+                <w:noProof/>
+              </w:rPr>
+              <w:t>3.4.3 Euristica Landmark (ALT)</w:t>
+            </w:r>
+            <w:r>
+              <w:rPr>
+                <w:noProof/>
+                <w:webHidden/>
+              </w:rPr>
+              <w:tab/>
+            </w:r>
+            <w:r>
+              <w:rPr>
+                <w:noProof/>
+                <w:webHidden/>
+              </w:rPr>
+              <w:fldChar w:fldCharType="begin"/>
+            </w:r>
+            <w:r>
+              <w:rPr>
+                <w:noProof/>
+                <w:webHidden/>
+              </w:rPr>
+              <w:instrText xml:space="preserve"> PAGEREF _Toc235092781 \h </w:instrText>
+            </w:r>
+            <w:r>
+              <w:rPr>
+                <w:noProof/>
+                <w:webHidden/>
+              </w:rPr>
+            </w:r>
+            <w:r>
+              <w:rPr>
+                <w:noProof/>
+                <w:webHidden/>
+              </w:rPr>
+              <w:fldChar w:fldCharType="separate"/>
+            </w:r>
+            <w:r>
+              <w:rPr>
+                <w:noProof/>
+                <w:webHidden/>
+              </w:rPr>
+              <w:t>7</w:t>
+            </w:r>
+            <w:r>
+              <w:rPr>
+                <w:noProof/>
+                <w:webHidden/>
+              </w:rPr>
+              <w:fldChar w:fldCharType="end"/>
+            </w:r>
+          </w:hyperlink>
+        </w:p>
+        <w:p>
+          <w:pPr>
+            <w:pStyle w:val="Sommario2"/>
+            <w:tabs>
+              <w:tab w:val="right" w:leader="dot" w:pos="9628"/>
+            </w:tabs>
+            <w:rPr>
+              <w:rFonts w:asciiTheme="minorHAnsi" w:eastAsiaTheme="minorEastAsia" w:hAnsiTheme="minorHAnsi"/>
+              <w:noProof/>
+              <w:kern w:val="2"/>
+              <w:sz w:val="24"/>
+              <w:lang w:eastAsia="it-IT"/>
+            </w:rPr>
+          </w:pPr>
+          <w:hyperlink w:anchor="_Toc235092782" w:history="1">
+            <w:r>
+              <w:rPr>
+                <w:rStyle w:val="Collegamentoipertestuale"/>
+                <w:rFonts w:ascii="Cambria Math" w:hAnsi="Cambria Math"/>
+                <w:noProof/>
+              </w:rPr>
+              <w:t>3.4.4 Euristica Pesata</w:t>
+            </w:r>
+            <w:r>
+              <w:rPr>
+                <w:noProof/>
+                <w:webHidden/>
+              </w:rPr>
+              <w:tab/>
+            </w:r>
+            <w:r>
+              <w:rPr>
+                <w:noProof/>
+                <w:webHidden/>
+              </w:rPr>
+              <w:fldChar w:fldCharType="begin"/>
+            </w:r>
+            <w:r>
+              <w:rPr>
+                <w:noProof/>
+                <w:webHidden/>
+              </w:rPr>
+              <w:instrText xml:space="preserve"> PAGEREF _Toc235092782 \h </w:instrText>
+            </w:r>
+            <w:r>
+              <w:rPr>
+                <w:noProof/>
+                <w:webHidden/>
+              </w:rPr>
+            </w:r>
+            <w:r>
+              <w:rPr>
+                <w:noProof/>
+                <w:webHidden/>
+              </w:rPr>
+              <w:fldChar w:fldCharType="separate"/>
+            </w:r>
+            <w:r>
+              <w:rPr>
+                <w:noProof/>
+                <w:webHidden/>
+              </w:rPr>
+              <w:t>7</w:t>
+            </w:r>
+            <w:r>
+              <w:rPr>
+                <w:noProof/>
+                <w:webHidden/>
+              </w:rPr>
+              <w:fldChar w:fldCharType="end"/>
+            </w:r>
+          </w:hyperlink>
+        </w:p>
+        <w:p>
+          <w:pPr>
+            <w:pStyle w:val="Sommario2"/>
+            <w:tabs>
+              <w:tab w:val="right" w:leader="dot" w:pos="9628"/>
+            </w:tabs>
+            <w:rPr>
+              <w:rFonts w:asciiTheme="minorHAnsi" w:eastAsiaTheme="minorEastAsia" w:hAnsiTheme="minorHAnsi"/>
+              <w:noProof/>
+              <w:kern w:val="2"/>
+              <w:sz w:val="24"/>
+              <w:lang w:eastAsia="it-IT"/>
+            </w:rPr>
+          </w:pPr>
+          <w:hyperlink w:anchor="_Toc235092783" w:history="1">
+            <w:r>
+              <w:rPr>
+                <w:rStyle w:val="Collegamentoipertestuale"/>
+                <w:rFonts w:ascii="Cambria Math" w:hAnsi="Cambria Math"/>
+                <w:noProof/>
+              </w:rPr>
+              <w:t>3.5 Fattore di ramificazione effettivo b*</w:t>
+            </w:r>
+            <w:r>
+              <w:rPr>
+                <w:noProof/>
+                <w:webHidden/>
+              </w:rPr>
+              <w:tab/>
+            </w:r>
+            <w:r>
+              <w:rPr>
+                <w:noProof/>
+                <w:webHidden/>
+              </w:rPr>
+              <w:fldChar w:fldCharType="begin"/>
+            </w:r>
+            <w:r>
+              <w:rPr>
+                <w:noProof/>
+                <w:webHidden/>
+              </w:rPr>
+              <w:instrText xml:space="preserve"> PAGEREF _Toc235092783 \h </w:instrText>
+            </w:r>
+            <w:r>
+              <w:rPr>
+                <w:noProof/>
+                <w:webHidden/>
+              </w:rPr>
+            </w:r>
+            <w:r>
+              <w:rPr>
+                <w:noProof/>
+                <w:webHidden/>
+              </w:rPr>
+              <w:fldChar w:fldCharType="separate"/>
+            </w:r>
+            <w:r>
+              <w:rPr>
+                <w:noProof/>
+                <w:webHidden/>
+              </w:rPr>
+              <w:t>8</w:t>
+            </w:r>
+            <w:r>
+              <w:rPr>
+                <w:noProof/>
+                <w:webHidden/>
+              </w:rPr>
+              <w:fldChar w:fldCharType="end"/>
+            </w:r>
+          </w:hyperlink>
+        </w:p>
+        <w:p>
+          <w:pPr>
+            <w:pStyle w:val="Sommario2"/>
+            <w:tabs>
+              <w:tab w:val="right" w:leader="dot" w:pos="9628"/>
+            </w:tabs>
+            <w:rPr>
+              <w:rFonts w:asciiTheme="minorHAnsi" w:eastAsiaTheme="minorEastAsia" w:hAnsiTheme="minorHAnsi"/>
+              <w:noProof/>
+              <w:kern w:val="2"/>
+              <w:sz w:val="24"/>
+              <w:lang w:eastAsia="it-IT"/>
+            </w:rPr>
+          </w:pPr>
+          <w:hyperlink w:anchor="_Toc235092784" w:history="1">
+            <w:r>
+              <w:rPr>
+                <w:rStyle w:val="Collegamentoipertestuale"/>
+                <w:rFonts w:ascii="Cambria Math" w:hAnsi="Cambria Math"/>
+                <w:noProof/>
+              </w:rPr>
+              <w:t>3.6 Architettura del sistema e modalità di esecuzione</w:t>
+            </w:r>
+            <w:r>
+              <w:rPr>
+                <w:noProof/>
+                <w:webHidden/>
+              </w:rPr>
+              <w:tab/>
+            </w:r>
+            <w:r>
+              <w:rPr>
+                <w:noProof/>
+                <w:webHidden/>
+              </w:rPr>
+              <w:fldChar w:fldCharType="begin"/>
+            </w:r>
+            <w:r>
+              <w:rPr>
+                <w:noProof/>
+                <w:webHidden/>
+              </w:rPr>
+              <w:instrText xml:space="preserve"> PAGEREF _Toc235092784 \h </w:instrText>
+            </w:r>
+            <w:r>
+              <w:rPr>
+                <w:noProof/>
+                <w:webHidden/>
+              </w:rPr>
+            </w:r>
+            <w:r>
+              <w:rPr>
+                <w:noProof/>
+                <w:webHidden/>
+              </w:rPr>
+              <w:fldChar w:fldCharType="separate"/>
+            </w:r>
+            <w:r>
+              <w:rPr>
+                <w:noProof/>
+                <w:webHidden/>
+              </w:rPr>
+              <w:t>8</w:t>
+            </w:r>
+            <w:r>
+              <w:rPr>
+                <w:noProof/>
+                <w:webHidden/>
+              </w:rPr>
               <w:fldChar w:fldCharType="end"/>
             </w:r>
           </w:hyperlink>
@@ -917,36 +1990,69 @@
             </w:tabs>
             <w:rPr>
               <w:rFonts w:asciiTheme="minorHAnsi" w:eastAsiaTheme="minorEastAsia" w:hAnsiTheme="minorHAnsi"/>
+              <w:noProof/>
+              <w:kern w:val="2"/>
               <w:sz w:val="24"/>
               <w:lang w:eastAsia="it-IT"/>
             </w:rPr>
           </w:pPr>
-          <w:hyperlink w:anchor="_Toc234948269" w:tooltip="#_Toc234948269" w:history="1">
+          <w:hyperlink w:anchor="_Toc235092785" w:history="1">
             <w:r>
               <w:rPr>
                 <w:rStyle w:val="Collegamentoipertestuale"/>
                 <w:rFonts w:ascii="Cambria Math" w:hAnsi="Cambria Math"/>
                 <w:b/>
                 <w:bCs/>
-              </w:rPr>
-              <w:t>3. Metodologie Tecniche</w:t>
-            </w:r>
-            <w:r>
+                <w:noProof/>
+              </w:rPr>
+              <w:t>4. Discussione dei Risultati</w:t>
+            </w:r>
+            <w:r>
+              <w:rPr>
+                <w:noProof/>
+                <w:webHidden/>
+              </w:rPr>
               <w:tab/>
             </w:r>
             <w:r>
+              <w:rPr>
+                <w:noProof/>
+                <w:webHidden/>
+              </w:rPr>
               <w:fldChar w:fldCharType="begin"/>
             </w:r>
             <w:r>
-              <w:instrText xml:space="preserve"> PAGEREF _Toc234948269 \h </w:instrText>
-            </w:r>
-            <w:r>
+              <w:rPr>
+                <w:noProof/>
+                <w:webHidden/>
+              </w:rPr>
+              <w:instrText xml:space="preserve"> PAGEREF _Toc235092785 \h </w:instrText>
+            </w:r>
+            <w:r>
+              <w:rPr>
+                <w:noProof/>
+                <w:webHidden/>
+              </w:rPr>
+            </w:r>
+            <w:r>
+              <w:rPr>
+                <w:noProof/>
+                <w:webHidden/>
+              </w:rPr>
               <w:fldChar w:fldCharType="separate"/>
             </w:r>
             <w:r>
-              <w:t>6</w:t>
-            </w:r>
-            <w:r>
+              <w:rPr>
+                <w:noProof/>
+                <w:webHidden/>
+              </w:rPr>
+              <w:t>9</w:t>
+            </w:r>
+            <w:r>
+              <w:rPr>
+                <w:noProof/>
+                <w:webHidden/>
+              </w:rPr>
               <w:fldChar w:fldCharType="end"/>
             </w:r>
           </w:hyperlink>
@@ -959,34 +2065,67 @@
             </w:tabs>
             <w:rPr>
               <w:rFonts w:asciiTheme="minorHAnsi" w:eastAsiaTheme="minorEastAsia" w:hAnsiTheme="minorHAnsi"/>
+              <w:noProof/>
+              <w:kern w:val="2"/>
               <w:sz w:val="24"/>
               <w:lang w:eastAsia="it-IT"/>
             </w:rPr>
           </w:pPr>
-          <w:hyperlink w:anchor="_Toc234948270" w:tooltip="#_Toc234948270" w:history="1">
+          <w:hyperlink w:anchor="_Toc235092786" w:history="1">
             <w:r>
               <w:rPr>
                 <w:rStyle w:val="Collegamentoipertestuale"/>
                 <w:rFonts w:ascii="Cambria Math" w:hAnsi="Cambria Math"/>
-              </w:rPr>
-              <w:t>3.1 Motore di ricerca unificato</w:t>
-            </w:r>
-            <w:r>
+                <w:noProof/>
+              </w:rPr>
+              <w:t>4.1 Setup sperimentale</w:t>
+            </w:r>
+            <w:r>
+              <w:rPr>
+                <w:noProof/>
+                <w:webHidden/>
+              </w:rPr>
               <w:tab/>
             </w:r>
             <w:r>
+              <w:rPr>
+                <w:noProof/>
+                <w:webHidden/>
+              </w:rPr>
               <w:fldChar w:fldCharType="begin"/>
             </w:r>
             <w:r>
-              <w:instrText xml:space="preserve"> PAGEREF _Toc234948270 \h </w:instrText>
-            </w:r>
-            <w:r>
+              <w:rPr>
+                <w:noProof/>
+                <w:webHidden/>
+              </w:rPr>
+              <w:instrText xml:space="preserve"> PAGEREF _Toc235092786 \h </w:instrText>
+            </w:r>
+            <w:r>
+              <w:rPr>
+                <w:noProof/>
+                <w:webHidden/>
+              </w:rPr>
+            </w:r>
+            <w:r>
+              <w:rPr>
+                <w:noProof/>
+                <w:webHidden/>
+              </w:rPr>
               <w:fldChar w:fldCharType="separate"/>
             </w:r>
             <w:r>
-              <w:t>6</w:t>
-            </w:r>
-            <w:r>
+              <w:rPr>
+                <w:noProof/>
+                <w:webHidden/>
+              </w:rPr>
+              <w:t>9</w:t>
+            </w:r>
+            <w:r>
+              <w:rPr>
+                <w:noProof/>
+                <w:webHidden/>
+              </w:rPr>
               <w:fldChar w:fldCharType="end"/>
             </w:r>
           </w:hyperlink>
@@ -999,34 +2138,67 @@
             </w:tabs>
             <w:rPr>
               <w:rFonts w:asciiTheme="minorHAnsi" w:eastAsiaTheme="minorEastAsia" w:hAnsiTheme="minorHAnsi"/>
+              <w:noProof/>
+              <w:kern w:val="2"/>
               <w:sz w:val="24"/>
               <w:lang w:eastAsia="it-IT"/>
             </w:rPr>
           </w:pPr>
-          <w:hyperlink w:anchor="_Toc234948271" w:tooltip="#_Toc234948271" w:history="1">
+          <w:hyperlink w:anchor="_Toc235092787" w:history="1">
             <w:r>
               <w:rPr>
                 <w:rStyle w:val="Collegamentoipertestuale"/>
                 <w:rFonts w:ascii="Cambria Math" w:hAnsi="Cambria Math"/>
-              </w:rPr>
-              <w:t>3.2 A* e Greedy Best-First</w:t>
-            </w:r>
-            <w:r>
+                <w:noProof/>
+              </w:rPr>
+              <w:t>4.2 Metriche di valutazione</w:t>
+            </w:r>
+            <w:r>
+              <w:rPr>
+                <w:noProof/>
+                <w:webHidden/>
+              </w:rPr>
               <w:tab/>
             </w:r>
             <w:r>
+              <w:rPr>
+                <w:noProof/>
+                <w:webHidden/>
+              </w:rPr>
               <w:fldChar w:fldCharType="begin"/>
             </w:r>
             <w:r>
-              <w:instrText xml:space="preserve"> PAGEREF _Toc234948271 \h </w:instrText>
-            </w:r>
-            <w:r>
+              <w:rPr>
+                <w:noProof/>
+                <w:webHidden/>
+              </w:rPr>
+              <w:instrText xml:space="preserve"> PAGEREF _Toc235092787 \h </w:instrText>
+            </w:r>
+            <w:r>
+              <w:rPr>
+                <w:noProof/>
+                <w:webHidden/>
+              </w:rPr>
+            </w:r>
+            <w:r>
+              <w:rPr>
+                <w:noProof/>
+                <w:webHidden/>
+              </w:rPr>
               <w:fldChar w:fldCharType="separate"/>
             </w:r>
             <w:r>
-              <w:t>6</w:t>
-            </w:r>
-            <w:r>
+              <w:rPr>
+                <w:noProof/>
+                <w:webHidden/>
+              </w:rPr>
+              <w:t>9</w:t>
+            </w:r>
+            <w:r>
+              <w:rPr>
+                <w:noProof/>
+                <w:webHidden/>
+              </w:rPr>
               <w:fldChar w:fldCharType="end"/>
             </w:r>
           </w:hyperlink>
@@ -1039,34 +2211,67 @@
             </w:tabs>
             <w:rPr>
               <w:rFonts w:asciiTheme="minorHAnsi" w:eastAsiaTheme="minorEastAsia" w:hAnsiTheme="minorHAnsi"/>
+              <w:noProof/>
+              <w:kern w:val="2"/>
               <w:sz w:val="24"/>
               <w:lang w:eastAsia="it-IT"/>
             </w:rPr>
           </w:pPr>
-          <w:hyperlink w:anchor="_Toc234948272" w:tooltip="#_Toc234948272" w:history="1">
+          <w:hyperlink w:anchor="_Toc235092788" w:history="1">
             <w:r>
               <w:rPr>
                 <w:rStyle w:val="Collegamentoipertestuale"/>
                 <w:rFonts w:ascii="Cambria Math" w:hAnsi="Cambria Math"/>
-              </w:rPr>
-              <w:t>3.3 Breadth-First Search (BFS)</w:t>
-            </w:r>
-            <w:r>
+                <w:noProof/>
+              </w:rPr>
+              <w:t>4.3 Risultati aggregati</w:t>
+            </w:r>
+            <w:r>
+              <w:rPr>
+                <w:noProof/>
+                <w:webHidden/>
+              </w:rPr>
               <w:tab/>
             </w:r>
             <w:r>
+              <w:rPr>
+                <w:noProof/>
+                <w:webHidden/>
+              </w:rPr>
               <w:fldChar w:fldCharType="begin"/>
             </w:r>
             <w:r>
-              <w:instrText xml:space="preserve"> PAGEREF _Toc234948272 \h </w:instrText>
-            </w:r>
-            <w:r>
+              <w:rPr>
+                <w:noProof/>
+                <w:webHidden/>
+              </w:rPr>
+              <w:instrText xml:space="preserve"> PAGEREF _Toc235092788 \h </w:instrText>
+            </w:r>
+            <w:r>
+              <w:rPr>
+                <w:noProof/>
+                <w:webHidden/>
+              </w:rPr>
+            </w:r>
+            <w:r>
+              <w:rPr>
+                <w:noProof/>
+                <w:webHidden/>
+              </w:rPr>
               <w:fldChar w:fldCharType="separate"/>
             </w:r>
             <w:r>
-              <w:t>6</w:t>
-            </w:r>
-            <w:r>
+              <w:rPr>
+                <w:noProof/>
+                <w:webHidden/>
+              </w:rPr>
+              <w:t>9</w:t>
+            </w:r>
+            <w:r>
+              <w:rPr>
+                <w:noProof/>
+                <w:webHidden/>
+              </w:rPr>
               <w:fldChar w:fldCharType="end"/>
             </w:r>
           </w:hyperlink>
@@ -1079,34 +2284,67 @@
             </w:tabs>
             <w:rPr>
               <w:rFonts w:asciiTheme="minorHAnsi" w:eastAsiaTheme="minorEastAsia" w:hAnsiTheme="minorHAnsi"/>
+              <w:noProof/>
+              <w:kern w:val="2"/>
               <w:sz w:val="24"/>
               <w:lang w:eastAsia="it-IT"/>
             </w:rPr>
           </w:pPr>
-          <w:hyperlink w:anchor="_Toc234948273" w:tooltip="#_Toc234948273" w:history="1">
+          <w:hyperlink w:anchor="_Toc235092789" w:history="1">
             <w:r>
               <w:rPr>
                 <w:rStyle w:val="Collegamentoipertestuale"/>
                 <w:rFonts w:ascii="Cambria Math" w:hAnsi="Cambria Math"/>
-              </w:rPr>
-              <w:t>3.4 Euristiche a confronto</w:t>
-            </w:r>
-            <w:r>
+                <w:noProof/>
+              </w:rPr>
+              <w:t>4.4 Verifica dell’ottimalità e analisi dell’errore</w:t>
+            </w:r>
+            <w:r>
+              <w:rPr>
+                <w:noProof/>
+                <w:webHidden/>
+              </w:rPr>
               <w:tab/>
             </w:r>
             <w:r>
+              <w:rPr>
+                <w:noProof/>
+                <w:webHidden/>
+              </w:rPr>
               <w:fldChar w:fldCharType="begin"/>
             </w:r>
             <w:r>
-              <w:instrText xml:space="preserve"> PAGEREF _Toc234948273 \h </w:instrText>
-            </w:r>
-            <w:r>
+              <w:rPr>
+                <w:noProof/>
+                <w:webHidden/>
+              </w:rPr>
+              <w:instrText xml:space="preserve"> PAGEREF _Toc235092789 \h </w:instrText>
+            </w:r>
+            <w:r>
+              <w:rPr>
+                <w:noProof/>
+                <w:webHidden/>
+              </w:rPr>
+            </w:r>
+            <w:r>
+              <w:rPr>
+                <w:noProof/>
+                <w:webHidden/>
+              </w:rPr>
               <w:fldChar w:fldCharType="separate"/>
             </w:r>
             <w:r>
-              <w:t>6</w:t>
-            </w:r>
-            <w:r>
+              <w:rPr>
+                <w:noProof/>
+                <w:webHidden/>
+              </w:rPr>
+              <w:t>10</w:t>
+            </w:r>
+            <w:r>
+              <w:rPr>
+                <w:noProof/>
+                <w:webHidden/>
+              </w:rPr>
               <w:fldChar w:fldCharType="end"/>
             </w:r>
           </w:hyperlink>
@@ -1119,34 +2357,67 @@
             </w:tabs>
             <w:rPr>
               <w:rFonts w:asciiTheme="minorHAnsi" w:eastAsiaTheme="minorEastAsia" w:hAnsiTheme="minorHAnsi"/>
+              <w:noProof/>
+              <w:kern w:val="2"/>
               <w:sz w:val="24"/>
               <w:lang w:eastAsia="it-IT"/>
             </w:rPr>
           </w:pPr>
-          <w:hyperlink w:anchor="_Toc234948274" w:tooltip="#_Toc234948274" w:history="1">
+          <w:hyperlink w:anchor="_Toc235092790" w:history="1">
             <w:r>
               <w:rPr>
                 <w:rStyle w:val="Collegamentoipertestuale"/>
                 <w:rFonts w:ascii="Cambria Math" w:hAnsi="Cambria Math"/>
-              </w:rPr>
-              <w:t>3.4.1 Euristica Zero</w:t>
-            </w:r>
-            <w:r>
+                <w:noProof/>
+              </w:rPr>
+              <w:t>4.5 Fattore di ramificazione</w:t>
+            </w:r>
+            <w:r>
+              <w:rPr>
+                <w:noProof/>
+                <w:webHidden/>
+              </w:rPr>
               <w:tab/>
             </w:r>
             <w:r>
+              <w:rPr>
+                <w:noProof/>
+                <w:webHidden/>
+              </w:rPr>
               <w:fldChar w:fldCharType="begin"/>
             </w:r>
             <w:r>
-              <w:instrText xml:space="preserve"> PAGEREF _Toc234948274 \h </w:instrText>
-            </w:r>
-            <w:r>
+              <w:rPr>
+                <w:noProof/>
+                <w:webHidden/>
+              </w:rPr>
+              <w:instrText xml:space="preserve"> PAGEREF _Toc235092790 \h </w:instrText>
+            </w:r>
+            <w:r>
+              <w:rPr>
+                <w:noProof/>
+                <w:webHidden/>
+              </w:rPr>
+            </w:r>
+            <w:r>
+              <w:rPr>
+                <w:noProof/>
+                <w:webHidden/>
+              </w:rPr>
               <w:fldChar w:fldCharType="separate"/>
             </w:r>
             <w:r>
-              <w:t>7</w:t>
-            </w:r>
-            <w:r>
+              <w:rPr>
+                <w:noProof/>
+                <w:webHidden/>
+              </w:rPr>
+              <w:t>11</w:t>
+            </w:r>
+            <w:r>
+              <w:rPr>
+                <w:noProof/>
+                <w:webHidden/>
+              </w:rPr>
               <w:fldChar w:fldCharType="end"/>
             </w:r>
           </w:hyperlink>
@@ -1159,34 +2430,67 @@
             </w:tabs>
             <w:rPr>
               <w:rFonts w:asciiTheme="minorHAnsi" w:eastAsiaTheme="minorEastAsia" w:hAnsiTheme="minorHAnsi"/>
+              <w:noProof/>
+              <w:kern w:val="2"/>
               <w:sz w:val="24"/>
               <w:lang w:eastAsia="it-IT"/>
             </w:rPr>
           </w:pPr>
-          <w:hyperlink w:anchor="_Toc234948275" w:tooltip="#_Toc234948275" w:history="1">
+          <w:hyperlink w:anchor="_Toc235092791" w:history="1">
             <w:r>
               <w:rPr>
                 <w:rStyle w:val="Collegamentoipertestuale"/>
                 <w:rFonts w:ascii="Cambria Math" w:hAnsi="Cambria Math"/>
-              </w:rPr>
-              <w:t>3.4.2 Euristica Euclidea</w:t>
-            </w:r>
-            <w:r>
+                <w:noProof/>
+              </w:rPr>
+              <w:t>4.6 Nodi espansi, tempo di esecuzione</w:t>
+            </w:r>
+            <w:r>
+              <w:rPr>
+                <w:noProof/>
+                <w:webHidden/>
+              </w:rPr>
               <w:tab/>
             </w:r>
             <w:r>
+              <w:rPr>
+                <w:noProof/>
+                <w:webHidden/>
+              </w:rPr>
               <w:fldChar w:fldCharType="begin"/>
             </w:r>
             <w:r>
-              <w:instrText xml:space="preserve"> PAGEREF _Toc234948275 \h </w:instrText>
-            </w:r>
-            <w:r>
+              <w:rPr>
+                <w:noProof/>
+                <w:webHidden/>
+              </w:rPr>
+              <w:instrText xml:space="preserve"> PAGEREF _Toc235092791 \h </w:instrText>
+            </w:r>
+            <w:r>
+              <w:rPr>
+                <w:noProof/>
+                <w:webHidden/>
+              </w:rPr>
+            </w:r>
+            <w:r>
+              <w:rPr>
+                <w:noProof/>
+                <w:webHidden/>
+              </w:rPr>
               <w:fldChar w:fldCharType="separate"/>
             </w:r>
             <w:r>
-              <w:t>7</w:t>
-            </w:r>
-            <w:r>
+              <w:rPr>
+                <w:noProof/>
+                <w:webHidden/>
+              </w:rPr>
+              <w:t>11</w:t>
+            </w:r>
+            <w:r>
+              <w:rPr>
+                <w:noProof/>
+                <w:webHidden/>
+              </w:rPr>
               <w:fldChar w:fldCharType="end"/>
             </w:r>
           </w:hyperlink>
@@ -1199,34 +2503,67 @@
             </w:tabs>
             <w:rPr>
               <w:rFonts w:asciiTheme="minorHAnsi" w:eastAsiaTheme="minorEastAsia" w:hAnsiTheme="minorHAnsi"/>
+              <w:noProof/>
+              <w:kern w:val="2"/>
               <w:sz w:val="24"/>
               <w:lang w:eastAsia="it-IT"/>
             </w:rPr>
           </w:pPr>
-          <w:hyperlink w:anchor="_Toc234948276" w:tooltip="#_Toc234948276" w:history="1">
+          <w:hyperlink w:anchor="_Toc235092792" w:history="1">
             <w:r>
               <w:rPr>
                 <w:rStyle w:val="Collegamentoipertestuale"/>
                 <w:rFonts w:ascii="Cambria Math" w:hAnsi="Cambria Math"/>
-              </w:rPr>
-              <w:t>3.4.3 Euristica Landmark (ALT)</w:t>
-            </w:r>
-            <w:r>
+                <w:noProof/>
+              </w:rPr>
+              <w:t>4.7 Scala logaritmica</w:t>
+            </w:r>
+            <w:r>
+              <w:rPr>
+                <w:noProof/>
+                <w:webHidden/>
+              </w:rPr>
               <w:tab/>
             </w:r>
             <w:r>
+              <w:rPr>
+                <w:noProof/>
+                <w:webHidden/>
+              </w:rPr>
               <w:fldChar w:fldCharType="begin"/>
             </w:r>
             <w:r>
-              <w:instrText xml:space="preserve"> PAGEREF _Toc234948276 \h </w:instrText>
-            </w:r>
-            <w:r>
+              <w:rPr>
+                <w:noProof/>
+                <w:webHidden/>
+              </w:rPr>
+              <w:instrText xml:space="preserve"> PAGEREF _Toc235092792 \h </w:instrText>
+            </w:r>
+            <w:r>
+              <w:rPr>
+                <w:noProof/>
+                <w:webHidden/>
+              </w:rPr>
+            </w:r>
+            <w:r>
+              <w:rPr>
+                <w:noProof/>
+                <w:webHidden/>
+              </w:rPr>
               <w:fldChar w:fldCharType="separate"/>
             </w:r>
             <w:r>
-              <w:t>7</w:t>
-            </w:r>
-            <w:r>
+              <w:rPr>
+                <w:noProof/>
+                <w:webHidden/>
+              </w:rPr>
+              <w:t>12</w:t>
+            </w:r>
+            <w:r>
+              <w:rPr>
+                <w:noProof/>
+                <w:webHidden/>
+              </w:rPr>
               <w:fldChar w:fldCharType="end"/>
             </w:r>
           </w:hyperlink>
@@ -1239,114 +2576,67 @@
             </w:tabs>
             <w:rPr>
               <w:rFonts w:asciiTheme="minorHAnsi" w:eastAsiaTheme="minorEastAsia" w:hAnsiTheme="minorHAnsi"/>
+              <w:noProof/>
+              <w:kern w:val="2"/>
               <w:sz w:val="24"/>
               <w:lang w:eastAsia="it-IT"/>
             </w:rPr>
           </w:pPr>
-          <w:hyperlink w:anchor="_Toc234948277" w:tooltip="#_Toc234948277" w:history="1">
+          <w:hyperlink w:anchor="_Toc235092793" w:history="1">
             <w:r>
               <w:rPr>
                 <w:rStyle w:val="Collegamentoipertestuale"/>
                 <w:rFonts w:ascii="Cambria Math" w:hAnsi="Cambria Math"/>
-              </w:rPr>
-              <w:t>3.4.4 Euristica Pesata</w:t>
-            </w:r>
-            <w:r>
+                <w:noProof/>
+              </w:rPr>
+              <w:t>4.9 Validazione cartografica dei percorsi per classi di distanza</w:t>
+            </w:r>
+            <w:r>
+              <w:rPr>
+                <w:noProof/>
+                <w:webHidden/>
+              </w:rPr>
               <w:tab/>
             </w:r>
             <w:r>
+              <w:rPr>
+                <w:noProof/>
+                <w:webHidden/>
+              </w:rPr>
               <w:fldChar w:fldCharType="begin"/>
             </w:r>
             <w:r>
-              <w:instrText xml:space="preserve"> PAGEREF _Toc234948277 \h </w:instrText>
-            </w:r>
-            <w:r>
+              <w:rPr>
+                <w:noProof/>
+                <w:webHidden/>
+              </w:rPr>
+              <w:instrText xml:space="preserve"> PAGEREF _Toc235092793 \h </w:instrText>
+            </w:r>
+            <w:r>
+              <w:rPr>
+                <w:noProof/>
+                <w:webHidden/>
+              </w:rPr>
+            </w:r>
+            <w:r>
+              <w:rPr>
+                <w:noProof/>
+                <w:webHidden/>
+              </w:rPr>
               <w:fldChar w:fldCharType="separate"/>
             </w:r>
             <w:r>
-              <w:t>7</w:t>
-            </w:r>
-            <w:r>
-              <w:fldChar w:fldCharType="end"/>
-            </w:r>
-          </w:hyperlink>
-        </w:p>
-        <w:p>
-          <w:pPr>
-            <w:pStyle w:val="Sommario2"/>
-            <w:tabs>
-              <w:tab w:val="right" w:leader="dot" w:pos="9628"/>
-            </w:tabs>
-            <w:rPr>
-              <w:rFonts w:asciiTheme="minorHAnsi" w:eastAsiaTheme="minorEastAsia" w:hAnsiTheme="minorHAnsi"/>
-              <w:sz w:val="24"/>
-              <w:lang w:eastAsia="it-IT"/>
-            </w:rPr>
-          </w:pPr>
-          <w:hyperlink w:anchor="_Toc234948278" w:tooltip="#_Toc234948278" w:history="1">
-            <w:r>
-              <w:rPr>
-                <w:rStyle w:val="Collegamentoipertestuale"/>
-                <w:rFonts w:ascii="Cambria Math" w:hAnsi="Cambria Math"/>
-              </w:rPr>
-              <w:t>3.5 Fattore di ramificazione effettivo b*</w:t>
-            </w:r>
-            <w:r>
-              <w:tab/>
-            </w:r>
-            <w:r>
-              <w:fldChar w:fldCharType="begin"/>
-            </w:r>
-            <w:r>
-              <w:instrText xml:space="preserve"> PAGEREF _Toc234948278 \h </w:instrText>
-            </w:r>
-            <w:r>
-              <w:fldChar w:fldCharType="separate"/>
-            </w:r>
-            <w:r>
-              <w:t>8</w:t>
-            </w:r>
-            <w:r>
-              <w:fldChar w:fldCharType="end"/>
-            </w:r>
-          </w:hyperlink>
-        </w:p>
-        <w:p>
-          <w:pPr>
-            <w:pStyle w:val="Sommario2"/>
-            <w:tabs>
-              <w:tab w:val="right" w:leader="dot" w:pos="9628"/>
-            </w:tabs>
-            <w:rPr>
-              <w:rFonts w:asciiTheme="minorHAnsi" w:eastAsiaTheme="minorEastAsia" w:hAnsiTheme="minorHAnsi"/>
-              <w:sz w:val="24"/>
-              <w:lang w:eastAsia="it-IT"/>
-            </w:rPr>
-          </w:pPr>
-          <w:hyperlink w:anchor="_Toc234948279" w:tooltip="#_Toc234948279" w:history="1">
-            <w:r>
-              <w:rPr>
-                <w:rStyle w:val="Collegamentoipertestuale"/>
-                <w:rFonts w:ascii="Cambria Math" w:hAnsi="Cambria Math"/>
-              </w:rPr>
-              <w:t>3.6 Architettura del sistema e modalità di esecuzione</w:t>
-            </w:r>
-            <w:r>
-              <w:tab/>
-            </w:r>
-            <w:r>
-              <w:fldChar w:fldCharType="begin"/>
-            </w:r>
-            <w:r>
-              <w:instrText xml:space="preserve"> PAGEREF _Toc234948279 \h </w:instrText>
-            </w:r>
-            <w:r>
-              <w:fldChar w:fldCharType="separate"/>
-            </w:r>
-            <w:r>
-              <w:t>8</w:t>
-            </w:r>
-            <w:r>
+              <w:rPr>
+                <w:noProof/>
+                <w:webHidden/>
+              </w:rPr>
+              <w:t>12</w:t>
+            </w:r>
+            <w:r>
+              <w:rPr>
+                <w:noProof/>
+                <w:webHidden/>
+              </w:rPr>
               <w:fldChar w:fldCharType="end"/>
             </w:r>
           </w:hyperlink>
@@ -1359,438 +2649,69 @@
             </w:tabs>
             <w:rPr>
               <w:rFonts w:asciiTheme="minorHAnsi" w:eastAsiaTheme="minorEastAsia" w:hAnsiTheme="minorHAnsi"/>
+              <w:noProof/>
+              <w:kern w:val="2"/>
               <w:sz w:val="24"/>
               <w:lang w:eastAsia="it-IT"/>
             </w:rPr>
           </w:pPr>
-          <w:hyperlink w:anchor="_Toc234948280" w:tooltip="#_Toc234948280" w:history="1">
+          <w:hyperlink w:anchor="_Toc235092794" w:history="1">
             <w:r>
               <w:rPr>
                 <w:rStyle w:val="Collegamentoipertestuale"/>
                 <w:rFonts w:ascii="Cambria Math" w:hAnsi="Cambria Math"/>
                 <w:b/>
                 <w:bCs/>
-              </w:rPr>
-              <w:t>4. Discussione dei Risultati</w:t>
-            </w:r>
-            <w:r>
+                <w:noProof/>
+              </w:rPr>
+              <w:t>5. Conclusioni</w:t>
+            </w:r>
+            <w:r>
+              <w:rPr>
+                <w:noProof/>
+                <w:webHidden/>
+              </w:rPr>
               <w:tab/>
             </w:r>
             <w:r>
+              <w:rPr>
+                <w:noProof/>
+                <w:webHidden/>
+              </w:rPr>
               <w:fldChar w:fldCharType="begin"/>
             </w:r>
             <w:r>
-              <w:instrText xml:space="preserve"> PAGEREF _Toc234948280 \h </w:instrText>
-            </w:r>
-            <w:r>
+              <w:rPr>
+                <w:noProof/>
+                <w:webHidden/>
+              </w:rPr>
+              <w:instrText xml:space="preserve"> PAGEREF _Toc235092794 \h </w:instrText>
+            </w:r>
+            <w:r>
+              <w:rPr>
+                <w:noProof/>
+                <w:webHidden/>
+              </w:rPr>
+            </w:r>
+            <w:r>
+              <w:rPr>
+                <w:noProof/>
+                <w:webHidden/>
+              </w:rPr>
               <w:fldChar w:fldCharType="separate"/>
             </w:r>
             <w:r>
-              <w:t>9</w:t>
-            </w:r>
-            <w:r>
-              <w:fldChar w:fldCharType="end"/>
-            </w:r>
-          </w:hyperlink>
-        </w:p>
-        <w:p>
-          <w:pPr>
-            <w:pStyle w:val="Sommario2"/>
-            <w:tabs>
-              <w:tab w:val="right" w:leader="dot" w:pos="9628"/>
-            </w:tabs>
-            <w:rPr>
-              <w:rFonts w:asciiTheme="minorHAnsi" w:eastAsiaTheme="minorEastAsia" w:hAnsiTheme="minorHAnsi"/>
-              <w:sz w:val="24"/>
-              <w:lang w:eastAsia="it-IT"/>
-            </w:rPr>
-          </w:pPr>
-          <w:hyperlink w:anchor="_Toc234948281" w:tooltip="#_Toc234948281" w:history="1">
-            <w:r>
-              <w:rPr>
-                <w:rStyle w:val="Collegamentoipertestuale"/>
-                <w:rFonts w:ascii="Cambria Math" w:hAnsi="Cambria Math"/>
-              </w:rPr>
-              <w:t>4.1 Setup sperimentale</w:t>
-            </w:r>
-            <w:r>
-              <w:tab/>
-            </w:r>
-            <w:r>
-              <w:fldChar w:fldCharType="begin"/>
-            </w:r>
-            <w:r>
-              <w:instrText xml:space="preserve"> PAGEREF _Toc234948281 \h </w:instrText>
-            </w:r>
-            <w:r>
-              <w:fldChar w:fldCharType="separate"/>
-            </w:r>
-            <w:r>
-              <w:t>9</w:t>
-            </w:r>
-            <w:r>
-              <w:fldChar w:fldCharType="end"/>
-            </w:r>
-          </w:hyperlink>
-        </w:p>
-        <w:p>
-          <w:pPr>
-            <w:pStyle w:val="Sommario2"/>
-            <w:tabs>
-              <w:tab w:val="right" w:leader="dot" w:pos="9628"/>
-            </w:tabs>
-            <w:rPr>
-              <w:rFonts w:asciiTheme="minorHAnsi" w:eastAsiaTheme="minorEastAsia" w:hAnsiTheme="minorHAnsi"/>
-              <w:sz w:val="24"/>
-              <w:lang w:eastAsia="it-IT"/>
-            </w:rPr>
-          </w:pPr>
-          <w:hyperlink w:anchor="_Toc234948282" w:tooltip="#_Toc234948282" w:history="1">
-            <w:r>
-              <w:rPr>
-                <w:rStyle w:val="Collegamentoipertestuale"/>
-                <w:rFonts w:ascii="Cambria Math" w:hAnsi="Cambria Math"/>
-              </w:rPr>
-              <w:t>4.2 Metriche di valutazione</w:t>
-            </w:r>
-            <w:r>
-              <w:tab/>
-            </w:r>
-            <w:r>
-              <w:fldChar w:fldCharType="begin"/>
-            </w:r>
-            <w:r>
-              <w:instrText xml:space="preserve"> PAGEREF _Toc234948282 \h </w:instrText>
-            </w:r>
-            <w:r>
-              <w:fldChar w:fldCharType="separate"/>
-            </w:r>
-            <w:r>
-              <w:t>9</w:t>
-            </w:r>
-            <w:r>
-              <w:fldChar w:fldCharType="end"/>
-            </w:r>
-          </w:hyperlink>
-        </w:p>
-        <w:p>
-          <w:pPr>
-            <w:pStyle w:val="Sommario2"/>
-            <w:tabs>
-              <w:tab w:val="right" w:leader="dot" w:pos="9628"/>
-            </w:tabs>
-            <w:rPr>
-              <w:rFonts w:asciiTheme="minorHAnsi" w:eastAsiaTheme="minorEastAsia" w:hAnsiTheme="minorHAnsi"/>
-              <w:sz w:val="24"/>
-              <w:lang w:eastAsia="it-IT"/>
-            </w:rPr>
-          </w:pPr>
-          <w:hyperlink w:anchor="_Toc234948283" w:tooltip="#_Toc234948283" w:history="1">
-            <w:r>
-              <w:rPr>
-                <w:rStyle w:val="Collegamentoipertestuale"/>
-                <w:rFonts w:ascii="Cambria Math" w:hAnsi="Cambria Math"/>
-              </w:rPr>
-              <w:t>4.3 Risultati aggregati</w:t>
-            </w:r>
-            <w:r>
-              <w:tab/>
-            </w:r>
-            <w:r>
-              <w:fldChar w:fldCharType="begin"/>
-            </w:r>
-            <w:r>
-              <w:instrText xml:space="preserve"> PAGEREF _Toc234948283 \h </w:instrText>
-            </w:r>
-            <w:r>
-              <w:fldChar w:fldCharType="separate"/>
-            </w:r>
-            <w:r>
-              <w:t>9</w:t>
-            </w:r>
-            <w:r>
-              <w:fldChar w:fldCharType="end"/>
-            </w:r>
-          </w:hyperlink>
-        </w:p>
-        <w:p>
-          <w:pPr>
-            <w:pStyle w:val="Sommario2"/>
-            <w:tabs>
-              <w:tab w:val="right" w:leader="dot" w:pos="9628"/>
-            </w:tabs>
-            <w:rPr>
-              <w:rFonts w:asciiTheme="minorHAnsi" w:eastAsiaTheme="minorEastAsia" w:hAnsiTheme="minorHAnsi"/>
-              <w:sz w:val="24"/>
-              <w:lang w:eastAsia="it-IT"/>
-            </w:rPr>
-          </w:pPr>
-          <w:hyperlink w:anchor="_Toc234948284" w:tooltip="#_Toc234948284" w:history="1">
-            <w:r>
-              <w:rPr>
-                <w:rStyle w:val="Collegamentoipertestuale"/>
-                <w:rFonts w:ascii="Cambria Math" w:hAnsi="Cambria Math"/>
-              </w:rPr>
-              <w:t>4.4 Verifica dell’ottimalità e analisi dell’errore</w:t>
-            </w:r>
-            <w:r>
-              <w:tab/>
-            </w:r>
-            <w:r>
-              <w:fldChar w:fldCharType="begin"/>
-            </w:r>
-            <w:r>
-              <w:instrText xml:space="preserve"> PAGEREF _Toc234948284 \h </w:instrText>
-            </w:r>
-            <w:r>
-              <w:fldChar w:fldCharType="separate"/>
-            </w:r>
-            <w:r>
-              <w:t>10</w:t>
-            </w:r>
-            <w:r>
-              <w:fldChar w:fldCharType="end"/>
-            </w:r>
-          </w:hyperlink>
-        </w:p>
-        <w:p>
-          <w:pPr>
-            <w:pStyle w:val="Sommario2"/>
-            <w:tabs>
-              <w:tab w:val="right" w:leader="dot" w:pos="9628"/>
-            </w:tabs>
-            <w:rPr>
-              <w:rFonts w:asciiTheme="minorHAnsi" w:eastAsiaTheme="minorEastAsia" w:hAnsiTheme="minorHAnsi"/>
-              <w:sz w:val="24"/>
-              <w:lang w:eastAsia="it-IT"/>
-            </w:rPr>
-          </w:pPr>
-          <w:hyperlink w:anchor="_Toc234948285" w:tooltip="#_Toc234948285" w:history="1">
-            <w:r>
-              <w:rPr>
-                <w:rStyle w:val="Collegamentoipertestuale"/>
-                <w:rFonts w:ascii="Cambria Math" w:hAnsi="Cambria Math"/>
-              </w:rPr>
-              <w:t>4.5 Fattore di ramificazione</w:t>
-            </w:r>
-            <w:r>
-              <w:tab/>
-            </w:r>
-            <w:r>
-              <w:fldChar w:fldCharType="begin"/>
-            </w:r>
-            <w:r>
-              <w:instrText xml:space="preserve"> PAGEREF _Toc234948285 \h </w:instrText>
-            </w:r>
-            <w:r>
-              <w:fldChar w:fldCharType="separate"/>
-            </w:r>
-            <w:r>
-              <w:t>11</w:t>
-            </w:r>
-            <w:r>
-              <w:fldChar w:fldCharType="end"/>
-            </w:r>
-          </w:hyperlink>
-        </w:p>
-        <w:p>
-          <w:pPr>
-            <w:pStyle w:val="Sommario2"/>
-            <w:tabs>
-              <w:tab w:val="right" w:leader="dot" w:pos="9628"/>
-            </w:tabs>
-            <w:rPr>
-              <w:rFonts w:asciiTheme="minorHAnsi" w:eastAsiaTheme="minorEastAsia" w:hAnsiTheme="minorHAnsi"/>
-              <w:sz w:val="24"/>
-              <w:lang w:eastAsia="it-IT"/>
-            </w:rPr>
-          </w:pPr>
-          <w:hyperlink w:anchor="_Toc234948286" w:tooltip="#_Toc234948286" w:history="1">
-            <w:r>
-              <w:rPr>
-                <w:rStyle w:val="Collegamentoipertestuale"/>
-                <w:rFonts w:ascii="Cambria Math" w:hAnsi="Cambria Math"/>
-              </w:rPr>
-              <w:t>4.6 Nodi espansi, tempo di esecuzione</w:t>
-            </w:r>
-            <w:r>
-              <w:tab/>
-            </w:r>
-            <w:r>
-              <w:fldChar w:fldCharType="begin"/>
-            </w:r>
-            <w:r>
-              <w:instrText xml:space="preserve"> PAGEREF _Toc234948286 \h </w:instrText>
-            </w:r>
-            <w:r>
-              <w:fldChar w:fldCharType="separate"/>
-            </w:r>
-            <w:r>
-              <w:t>11</w:t>
-            </w:r>
-            <w:r>
-              <w:fldChar w:fldCharType="end"/>
-            </w:r>
-          </w:hyperlink>
-        </w:p>
-        <w:p>
-          <w:pPr>
-            <w:pStyle w:val="Sommario2"/>
-            <w:tabs>
-              <w:tab w:val="right" w:leader="dot" w:pos="9628"/>
-            </w:tabs>
-            <w:rPr>
-              <w:rFonts w:asciiTheme="minorHAnsi" w:eastAsiaTheme="minorEastAsia" w:hAnsiTheme="minorHAnsi"/>
-              <w:sz w:val="24"/>
-              <w:lang w:eastAsia="it-IT"/>
-            </w:rPr>
-          </w:pPr>
-          <w:hyperlink w:anchor="_Toc234948287" w:tooltip="#_Toc234948287" w:history="1">
-            <w:r>
-              <w:rPr>
-                <w:rStyle w:val="Collegamentoipertestuale"/>
-                <w:rFonts w:ascii="Cambria Math" w:hAnsi="Cambria Math"/>
-              </w:rPr>
-              <w:t>4.7 Scala logaritmica</w:t>
-            </w:r>
-            <w:r>
-              <w:tab/>
-            </w:r>
-            <w:r>
-              <w:fldChar w:fldCharType="begin"/>
-            </w:r>
-            <w:r>
-              <w:instrText xml:space="preserve"> PAGEREF _Toc234948287 \h </w:instrText>
-            </w:r>
-            <w:r>
-              <w:fldChar w:fldCharType="separate"/>
-            </w:r>
-            <w:r>
-              <w:t>12</w:t>
-            </w:r>
-            <w:r>
-              <w:fldChar w:fldCharType="end"/>
-            </w:r>
-          </w:hyperlink>
-        </w:p>
-        <w:p>
-          <w:pPr>
-            <w:pStyle w:val="Sommario2"/>
-            <w:tabs>
-              <w:tab w:val="right" w:leader="dot" w:pos="9628"/>
-            </w:tabs>
-            <w:rPr>
-              <w:rFonts w:asciiTheme="minorHAnsi" w:eastAsiaTheme="minorEastAsia" w:hAnsiTheme="minorHAnsi"/>
-              <w:sz w:val="24"/>
-              <w:lang w:eastAsia="it-IT"/>
-            </w:rPr>
-          </w:pPr>
-          <w:hyperlink w:anchor="_Toc234948288" w:tooltip="#_Toc234948288" w:history="1">
-            <w:r>
-              <w:rPr>
-                <w:rStyle w:val="Collegamentoipertestuale"/>
-                <w:rFonts w:ascii="Cambria Math" w:hAnsi="Cambria Math"/>
-              </w:rPr>
-              <w:t>4.8 Confronto su una singola coppia</w:t>
-            </w:r>
-            <w:r>
-              <w:tab/>
-            </w:r>
-            <w:r>
-              <w:fldChar w:fldCharType="begin"/>
-            </w:r>
-            <w:r>
-              <w:instrText xml:space="preserve"> PAGEREF _Toc234948288 \h </w:instrText>
-            </w:r>
-            <w:r>
-              <w:fldChar w:fldCharType="separate"/>
-            </w:r>
-            <w:r>
-              <w:t>12</w:t>
-            </w:r>
-            <w:r>
-              <w:fldChar w:fldCharType="end"/>
-            </w:r>
-          </w:hyperlink>
-        </w:p>
-        <w:p>
-          <w:pPr>
-            <w:pStyle w:val="Sommario2"/>
-            <w:tabs>
-              <w:tab w:val="right" w:leader="dot" w:pos="9628"/>
-            </w:tabs>
-            <w:rPr>
-              <w:rFonts w:asciiTheme="minorHAnsi" w:eastAsiaTheme="minorEastAsia" w:hAnsiTheme="minorHAnsi"/>
-              <w:sz w:val="24"/>
-              <w:lang w:eastAsia="it-IT"/>
-            </w:rPr>
-          </w:pPr>
-          <w:hyperlink w:anchor="_Toc234948289" w:tooltip="#_Toc234948289" w:history="1">
-            <w:r>
-              <w:rPr>
-                <w:rStyle w:val="Collegamentoipertestuale"/>
-                <w:rFonts w:ascii="Cambria Math" w:hAnsi="Cambria Math"/>
-              </w:rPr>
-              <w:t>4.9 Validazione cartografica dei percorsi per classi di distanza</w:t>
-            </w:r>
-            <w:r>
-              <w:tab/>
-            </w:r>
-            <w:r>
-              <w:fldChar w:fldCharType="begin"/>
-            </w:r>
-            <w:r>
-              <w:instrText xml:space="preserve"> PAGEREF _Toc234948289 \h </w:instrText>
-            </w:r>
-            <w:r>
-              <w:fldChar w:fldCharType="separate"/>
-            </w:r>
-            <w:r>
-              <w:t>13</w:t>
-            </w:r>
-            <w:r>
-              <w:fldChar w:fldCharType="end"/>
-            </w:r>
-          </w:hyperlink>
-        </w:p>
-        <w:p>
-          <w:pPr>
-            <w:pStyle w:val="Sommario1"/>
-            <w:tabs>
-              <w:tab w:val="right" w:leader="dot" w:pos="9628"/>
-            </w:tabs>
-            <w:rPr>
-              <w:rFonts w:asciiTheme="minorHAnsi" w:eastAsiaTheme="minorEastAsia" w:hAnsiTheme="minorHAnsi"/>
-              <w:sz w:val="24"/>
-              <w:lang w:eastAsia="it-IT"/>
-            </w:rPr>
-          </w:pPr>
-          <w:hyperlink w:anchor="_Toc234948290" w:tooltip="#_Toc234948290" w:history="1">
-            <w:r>
-              <w:rPr>
-                <w:rStyle w:val="Collegamentoipertestuale"/>
-                <w:rFonts w:ascii="Cambria Math" w:hAnsi="Cambria Math"/>
-                <w:b/>
-                <w:bCs/>
-              </w:rPr>
-              <w:t>5. Conclusioni</w:t>
-            </w:r>
-            <w:r>
-              <w:tab/>
-            </w:r>
-            <w:r>
-              <w:fldChar w:fldCharType="begin"/>
-            </w:r>
-            <w:r>
-              <w:instrText xml:space="preserve"> PAGEREF _Toc234948290 \h </w:instrText>
-            </w:r>
-            <w:r>
-              <w:fldChar w:fldCharType="separate"/>
-            </w:r>
-            <w:r>
+              <w:rPr>
+                <w:noProof/>
+                <w:webHidden/>
+              </w:rPr>
               <w:t>16</w:t>
             </w:r>
             <w:r>
+              <w:rPr>
+                <w:noProof/>
+                <w:webHidden/>
+              </w:rPr>
               <w:fldChar w:fldCharType="end"/>
             </w:r>
           </w:hyperlink>
@@ -1807,14 +2728,12 @@
               <w:b/>
               <w:bCs/>
             </w:rPr>
-            <w:lastRenderedPageBreak/>
             <w:fldChar w:fldCharType="end"/>
           </w:r>
         </w:p>
       </w:sdtContent>
     </w:sdt>
     <w:p>
-      <w:bookmarkStart w:id="1" w:name="_Toc234948258"/>
       <w:r>
         <w:rPr>
           <w:rFonts w:ascii="Cambria Math" w:hAnsi="Cambria Math"/>
@@ -1823,10 +2742,10 @@
           <w:sz w:val="32"/>
           <w:szCs w:val="32"/>
         </w:rPr>
+        <w:lastRenderedPageBreak/>
         <w:t>1. Introduzione</w:t>
       </w:r>
       <w:bookmarkEnd w:id="0"/>
-      <w:bookmarkEnd w:id="1"/>
     </w:p>
     <w:p>
       <w:pPr>
@@ -1838,8 +2757,8 @@
           <w:szCs w:val="26"/>
         </w:rPr>
       </w:pPr>
-      <w:bookmarkStart w:id="2" w:name="_Toc234788346"/>
-      <w:bookmarkStart w:id="3" w:name="_Toc234948259"/>
+      <w:bookmarkStart w:id="1" w:name="_Toc234788346"/>
+      <w:bookmarkStart w:id="2" w:name="_Toc235092764"/>
       <w:r>
         <w:rPr>
           <w:rFonts w:ascii="Cambria Math" w:hAnsi="Cambria Math"/>
@@ -1848,8 +2767,8 @@
         </w:rPr>
         <w:t>1.1 Obiettivo del progetto</w:t>
       </w:r>
+      <w:bookmarkEnd w:id="1"/>
       <w:bookmarkEnd w:id="2"/>
-      <w:bookmarkEnd w:id="3"/>
     </w:p>
     <w:p>
       <w:pPr>
@@ -1865,14 +2784,7 @@
           <w:rFonts w:ascii="Cambria Math" w:eastAsia="Calibri" w:hAnsi="Cambria Math" w:cs="Calibri"/>
           <w:szCs w:val="22"/>
         </w:rPr>
-        <w:t xml:space="preserve">Il progetto ha l’obiettivo di sviluppare e documentare un framework di benchmarking automatico per </w:t>
-      </w:r>
-      <w:r>
-        <w:rPr>
-          <w:rFonts w:ascii="Cambria Math" w:eastAsia="Calibri" w:hAnsi="Cambria Math" w:cs="Calibri"/>
-          <w:szCs w:val="22"/>
-        </w:rPr>
-        <w:t>l’analisi quantitativa e il confronto prestazionale di diversi algoritmi di ricerca nello spazio degli stati, applicati al problema del routing su reti stradali reali. Come scenario sperimentale di riferimento abbiamo selezionato la rete viaria della città metropolitana di Napoli.</w:t>
+        <w:t>Il progetto ha l’obiettivo di sviluppare e documentare un framework di benchmarking automatico per l’analisi quantitativa e il confronto prestazionale di diversi algoritmi di ricerca nello spazio degli stati, applicati al problema del routing su reti stradali reali. Come scenario sperimentale di riferimento abbiamo selezionato la rete viaria della città metropolitana di Napoli.</w:t>
       </w:r>
     </w:p>
     <w:p>
@@ -1911,14 +2823,7 @@
           <w:rFonts w:ascii="Cambria Math" w:eastAsia="Calibri" w:hAnsi="Cambria Math" w:cs="Calibri"/>
           <w:szCs w:val="22"/>
         </w:rPr>
-        <w:t>Effettuare un’analisi statistica e riproducibile</w:t>
-      </w:r>
-      <w:r>
-        <w:rPr>
-          <w:rFonts w:ascii="Cambria Math" w:eastAsia="Calibri" w:hAnsi="Cambria Math" w:cs="Calibri"/>
-          <w:szCs w:val="22"/>
-        </w:rPr>
-        <w:t>. Il programma campiona automaticamente coppie di nodi origine-destinazione distribuite su diverse fasce di distanza.</w:t>
+        <w:t>Effettuare un’analisi statistica e riproducibile. Il programma campiona automaticamente coppie di nodi origine-destinazione distribuite su diverse fasce di distanza.</w:t>
       </w:r>
     </w:p>
     <w:p>
@@ -1975,8 +2880,8 @@
           <w:szCs w:val="26"/>
         </w:rPr>
       </w:pPr>
-      <w:bookmarkStart w:id="4" w:name="_Toc234788347"/>
-      <w:bookmarkStart w:id="5" w:name="_Toc234948260"/>
+      <w:bookmarkStart w:id="3" w:name="_Toc234788347"/>
+      <w:bookmarkStart w:id="4" w:name="_Toc235092765"/>
       <w:r>
         <w:rPr>
           <w:rFonts w:ascii="Cambria Math" w:hAnsi="Cambria Math"/>
@@ -1985,8 +2890,8 @@
         </w:rPr>
         <w:t>1.2 Formalizzazione PEAS</w:t>
       </w:r>
+      <w:bookmarkEnd w:id="3"/>
       <w:bookmarkEnd w:id="4"/>
-      <w:bookmarkEnd w:id="5"/>
     </w:p>
     <w:p>
       <w:pPr>
@@ -2034,18 +2939,8 @@
           <w:b/>
           <w:bCs/>
         </w:rPr>
-        <w:t xml:space="preserve">Performance </w:t>
+        <w:t>Performance measure</w:t>
       </w:r>
-      <w:proofErr w:type="spellStart"/>
-      <w:r>
-        <w:rPr>
-          <w:rFonts w:ascii="Cambria Math" w:hAnsi="Cambria Math"/>
-          <w:b/>
-          <w:bCs/>
-        </w:rPr>
-        <w:t>measure</w:t>
-      </w:r>
-      <w:proofErr w:type="spellEnd"/>
       <w:r>
         <w:rPr>
           <w:rFonts w:ascii="Cambria Math" w:hAnsi="Cambria Math"/>
@@ -2090,27 +2985,7 @@
         <w:rPr>
           <w:rFonts w:ascii="Cambria Math" w:hAnsi="Cambria Math"/>
         </w:rPr>
-        <w:t xml:space="preserve">: </w:t>
-      </w:r>
-      <w:r>
-        <w:rPr>
-          <w:rFonts w:ascii="Cambria Math" w:hAnsi="Cambria Math"/>
-        </w:rPr>
-        <w:t xml:space="preserve">il nostro agente si muove sulla rete stradale reale, che abbiamo modellato come un grafo pesato e orientato, scaricato tramite la libreria </w:t>
-      </w:r>
-      <w:proofErr w:type="spellStart"/>
-      <w:r>
-        <w:rPr>
-          <w:rFonts w:ascii="Cambria Math" w:hAnsi="Cambria Math"/>
-        </w:rPr>
-        <w:t>OSMnx</w:t>
-      </w:r>
-      <w:proofErr w:type="spellEnd"/>
-      <w:r>
-        <w:rPr>
-          <w:rFonts w:ascii="Cambria Math" w:hAnsi="Cambria Math"/>
-        </w:rPr>
-        <w:t xml:space="preserve"> e salvato localmente in formato </w:t>
+        <w:t xml:space="preserve">: il nostro agente si muove sulla rete stradale reale, che abbiamo modellato come un grafo pesato e orientato, scaricato tramite la libreria OSMnx e salvato localmente in formato </w:t>
       </w:r>
       <w:r>
         <w:rPr>
@@ -2118,18 +2993,8 @@
           <w:i/>
           <w:iCs/>
         </w:rPr>
-        <w:t>.</w:t>
+        <w:t>.graphml</w:t>
       </w:r>
-      <w:proofErr w:type="spellStart"/>
-      <w:r>
-        <w:rPr>
-          <w:rFonts w:ascii="Cambria Math" w:hAnsi="Cambria Math"/>
-          <w:i/>
-          <w:iCs/>
-        </w:rPr>
-        <w:t>graphml</w:t>
-      </w:r>
-      <w:proofErr w:type="spellEnd"/>
       <w:r>
         <w:rPr>
           <w:rFonts w:ascii="Cambria Math" w:hAnsi="Cambria Math"/>
@@ -2149,7 +3014,6 @@
           <w:rFonts w:ascii="Cambria Math" w:hAnsi="Cambria Math"/>
         </w:rPr>
       </w:pPr>
-      <w:proofErr w:type="spellStart"/>
       <w:r>
         <w:rPr>
           <w:rFonts w:ascii="Cambria Math" w:hAnsi="Cambria Math"/>
@@ -2158,7 +3022,6 @@
         </w:rPr>
         <w:t>Actuators</w:t>
       </w:r>
-      <w:proofErr w:type="spellEnd"/>
       <w:r>
         <w:rPr>
           <w:rFonts w:ascii="Cambria Math" w:hAnsi="Cambria Math"/>
@@ -2178,7 +3041,6 @@
           <w:rFonts w:ascii="Cambria Math" w:hAnsi="Cambria Math"/>
         </w:rPr>
       </w:pPr>
-      <w:proofErr w:type="spellStart"/>
       <w:r>
         <w:rPr>
           <w:rFonts w:ascii="Cambria Math" w:hAnsi="Cambria Math"/>
@@ -2187,32 +3049,11 @@
         </w:rPr>
         <w:t>Sensors</w:t>
       </w:r>
-      <w:proofErr w:type="spellEnd"/>
       <w:r>
         <w:rPr>
           <w:rFonts w:ascii="Cambria Math" w:hAnsi="Cambria Math"/>
         </w:rPr>
-        <w:t>: per conoscere l’ambiente circostante, il sistema legge la struttura del grafo precaricato, (</w:t>
-      </w:r>
-      <w:r>
-        <w:rPr>
-          <w:rFonts w:ascii="Cambria Math" w:hAnsi="Cambria Math"/>
-        </w:rPr>
-        <w:t xml:space="preserve">acquisendo gli identificativi </w:t>
-      </w:r>
-      <w:proofErr w:type="gramStart"/>
-      <w:r>
-        <w:rPr>
-          <w:rFonts w:ascii="Cambria Math" w:hAnsi="Cambria Math"/>
-        </w:rPr>
-        <w:t>dei</w:t>
-      </w:r>
-      <w:proofErr w:type="gramEnd"/>
-      <w:r>
-        <w:rPr>
-          <w:rFonts w:ascii="Cambria Math" w:hAnsi="Cambria Math"/>
-        </w:rPr>
-        <w:t xml:space="preserve"> nodi, le loro coordinate GPS e la lunghezza esatta degli archi) e i parametri statici definiti nel file di configurazione, come il SEED di generazione pseudocasuale e gli intervalli di distanza per il campionamento dei nodi origine-destinazione.</w:t>
+        <w:t>: per conoscere l’ambiente circostante, il sistema legge la struttura del grafo precaricato, (acquisendo gli identificativi dei nodi, le loro coordinate GPS e la lunghezza esatta degli archi) e i parametri statici definiti nel file di configurazione, come il SEED di generazione pseudocasuale e gli intervalli di distanza per il campionamento dei nodi origine-destinazione.</w:t>
       </w:r>
     </w:p>
     <w:p>
@@ -2225,8 +3066,7 @@
           <w:szCs w:val="26"/>
         </w:rPr>
       </w:pPr>
-      <w:bookmarkStart w:id="6" w:name="_Toc234788348"/>
-      <w:bookmarkStart w:id="7" w:name="_Toc234948261"/>
+      <w:bookmarkStart w:id="5" w:name="_Toc234788348"/>
       <w:r>
         <w:rPr>
           <w:rFonts w:ascii="Cambria Math" w:hAnsi="Cambria Math"/>
@@ -2246,6 +3086,7 @@
           <w:szCs w:val="26"/>
         </w:rPr>
       </w:pPr>
+      <w:bookmarkStart w:id="6" w:name="_Toc235092766"/>
       <w:r>
         <w:rPr>
           <w:rFonts w:ascii="Cambria Math" w:hAnsi="Cambria Math"/>
@@ -2255,8 +3096,8 @@
         <w:lastRenderedPageBreak/>
         <w:t>1.3 Classificazione dell'ambiente</w:t>
       </w:r>
+      <w:bookmarkEnd w:id="5"/>
       <w:bookmarkEnd w:id="6"/>
-      <w:bookmarkEnd w:id="7"/>
     </w:p>
     <w:p>
       <w:pPr>
@@ -2444,8 +3285,8 @@
           <w:szCs w:val="26"/>
         </w:rPr>
       </w:pPr>
-      <w:bookmarkStart w:id="8" w:name="_Toc234788349"/>
-      <w:bookmarkStart w:id="9" w:name="_Toc234948262"/>
+      <w:bookmarkStart w:id="7" w:name="_Toc234788349"/>
+      <w:bookmarkStart w:id="8" w:name="_Toc235092767"/>
       <w:r>
         <w:rPr>
           <w:rFonts w:ascii="Cambria Math" w:hAnsi="Cambria Math"/>
@@ -2454,8 +3295,8 @@
         </w:rPr>
         <w:t>1.4 Problema single-state e ricerca offline</w:t>
       </w:r>
+      <w:bookmarkEnd w:id="7"/>
       <w:bookmarkEnd w:id="8"/>
-      <w:bookmarkEnd w:id="9"/>
     </w:p>
     <w:p>
       <w:pPr>
@@ -2469,13 +3310,7 @@
         <w:rPr>
           <w:rFonts w:ascii="Cambria Math" w:hAnsi="Cambria Math"/>
         </w:rPr>
-        <w:t xml:space="preserve">Date le proprietà di completa osservabilità e determinismo dell’ambiente stradale modellato, il </w:t>
-      </w:r>
-      <w:r>
-        <w:rPr>
-          <w:rFonts w:ascii="Cambria Math" w:hAnsi="Cambria Math"/>
-        </w:rPr>
-        <w:t xml:space="preserve">compito di pianificazione è classificabile come un </w:t>
+        <w:t xml:space="preserve">Date le proprietà di completa osservabilità e determinismo dell’ambiente stradale modellato, il compito di pianificazione è classificabile come un </w:t>
       </w:r>
       <w:r>
         <w:rPr>
@@ -2483,18 +3318,8 @@
           <w:i/>
           <w:iCs/>
         </w:rPr>
-        <w:t xml:space="preserve">single-state </w:t>
+        <w:t>single-state problem</w:t>
       </w:r>
-      <w:proofErr w:type="spellStart"/>
-      <w:r>
-        <w:rPr>
-          <w:rFonts w:ascii="Cambria Math" w:hAnsi="Cambria Math"/>
-          <w:i/>
-          <w:iCs/>
-        </w:rPr>
-        <w:t>problem</w:t>
-      </w:r>
-      <w:proofErr w:type="spellEnd"/>
       <w:r>
         <w:rPr>
           <w:rFonts w:ascii="Cambria Math" w:hAnsi="Cambria Math"/>
@@ -2538,14 +3363,7 @@
           <w:rFonts w:ascii="Cambria Math" w:eastAsia="Calibri" w:hAnsi="Cambria Math" w:cs="Calibri"/>
           <w:szCs w:val="22"/>
         </w:rPr>
-        <w:t>: l’algoritmo esplora e valuta l’albero di ricerca basandosi esclusivamente sulla rappresentazione logica della mappa memorizzata</w:t>
-      </w:r>
-      <w:r>
-        <w:rPr>
-          <w:rFonts w:ascii="Cambria Math" w:eastAsia="Calibri" w:hAnsi="Cambria Math" w:cs="Calibri"/>
-          <w:szCs w:val="22"/>
-        </w:rPr>
-        <w:t>, calcolando l’intero percorso ottimale  prima che avvenga la fase di esportazione dei risultati e la produzione dei relativi grafici e tracciati cartografici. Questo permette di separare nettamente la fase di risoluzione algoritmica (ossia il focus di questo progetto) dalla successiva fase di anali statistica e renderizzazione del tragitto.</w:t>
+        <w:t>: l’algoritmo esplora e valuta l’albero di ricerca basandosi esclusivamente sulla rappresentazione logica della mappa memorizzata, calcolando l’intero percorso ottimale  prima che avvenga la fase di esportazione dei risultati e la produzione dei relativi grafici e tracciati cartografici. Questo permette di separare nettamente la fase di risoluzione algoritmica (ossia il focus di questo progetto) dalla successiva fase di anali statistica e renderizzazione del tragitto.</w:t>
       </w:r>
     </w:p>
     <w:p>
@@ -2577,8 +3395,8 @@
           <w:szCs w:val="32"/>
         </w:rPr>
       </w:pPr>
-      <w:bookmarkStart w:id="10" w:name="_Toc234788351"/>
-      <w:bookmarkStart w:id="11" w:name="_Toc234948263"/>
+      <w:bookmarkStart w:id="9" w:name="_Toc234788351"/>
+      <w:bookmarkStart w:id="10" w:name="_Toc235092768"/>
       <w:r>
         <w:rPr>
           <w:rFonts w:ascii="Cambria Math" w:hAnsi="Cambria Math"/>
@@ -2590,8 +3408,8 @@
         <w:lastRenderedPageBreak/>
         <w:t>2. Dataset e Modellazione a Grafo</w:t>
       </w:r>
+      <w:bookmarkEnd w:id="9"/>
       <w:bookmarkEnd w:id="10"/>
-      <w:bookmarkEnd w:id="11"/>
     </w:p>
     <w:p>
       <w:pPr>
@@ -2603,28 +3421,18 @@
           <w:szCs w:val="26"/>
         </w:rPr>
       </w:pPr>
-      <w:bookmarkStart w:id="12" w:name="_Toc234788352"/>
-      <w:bookmarkStart w:id="13" w:name="_Toc234948264"/>
+      <w:bookmarkStart w:id="11" w:name="_Toc234788352"/>
+      <w:bookmarkStart w:id="12" w:name="_Toc235092769"/>
       <w:r>
         <w:rPr>
           <w:rFonts w:ascii="Cambria Math" w:hAnsi="Cambria Math"/>
           <w:sz w:val="26"/>
           <w:szCs w:val="26"/>
         </w:rPr>
-        <w:t xml:space="preserve">2.1 Sorgente dei dati: </w:t>
+        <w:t>2.1 Sorgente dei dati: OpenStreetMap</w:t>
       </w:r>
-      <w:proofErr w:type="spellStart"/>
-      <w:r>
-        <w:rPr>
-          <w:rFonts w:ascii="Cambria Math" w:hAnsi="Cambria Math"/>
-          <w:sz w:val="26"/>
-          <w:szCs w:val="26"/>
-        </w:rPr>
-        <w:t>OpenStreetMap</w:t>
-      </w:r>
+      <w:bookmarkEnd w:id="11"/>
       <w:bookmarkEnd w:id="12"/>
-      <w:bookmarkEnd w:id="13"/>
-      <w:proofErr w:type="spellEnd"/>
     </w:p>
     <w:p>
       <w:pPr>
@@ -2644,7 +3452,6 @@
         </w:rPr>
         <w:t xml:space="preserve">Per ottenere la rete stradale su cui far muovere l’agente abbiamo utilizzato </w:t>
       </w:r>
-      <w:proofErr w:type="spellStart"/>
       <w:r>
         <w:rPr>
           <w:rFonts w:ascii="Cambria Math" w:eastAsia="Calibri" w:hAnsi="Cambria Math" w:cs="Calibri"/>
@@ -2652,17 +3459,7 @@
           <w:iCs/>
           <w:szCs w:val="22"/>
         </w:rPr>
-        <w:t>OpenStreetMap</w:t>
-      </w:r>
-      <w:proofErr w:type="spellEnd"/>
-      <w:r>
-        <w:rPr>
-          <w:rFonts w:ascii="Cambria Math" w:eastAsia="Calibri" w:hAnsi="Cambria Math" w:cs="Calibri"/>
-          <w:i/>
-          <w:iCs/>
-          <w:szCs w:val="22"/>
-        </w:rPr>
-        <w:t xml:space="preserve"> (OSM)</w:t>
+        <w:t>OpenStreetMap (OSM)</w:t>
       </w:r>
       <w:r>
         <w:rPr>
@@ -2682,28 +3479,18 @@
           <w:szCs w:val="26"/>
         </w:rPr>
       </w:pPr>
-      <w:bookmarkStart w:id="14" w:name="_Toc234788353"/>
-      <w:bookmarkStart w:id="15" w:name="_Toc234948265"/>
+      <w:bookmarkStart w:id="13" w:name="_Toc234788353"/>
+      <w:bookmarkStart w:id="14" w:name="_Toc235092770"/>
       <w:r>
         <w:rPr>
           <w:rFonts w:ascii="Cambria Math" w:hAnsi="Cambria Math"/>
           <w:sz w:val="26"/>
           <w:szCs w:val="26"/>
         </w:rPr>
-        <w:t xml:space="preserve">2.2 Download e gestione del grafo: </w:t>
+        <w:t>2.2 Download e gestione del grafo: OSMnx</w:t>
       </w:r>
-      <w:proofErr w:type="spellStart"/>
-      <w:r>
-        <w:rPr>
-          <w:rFonts w:ascii="Cambria Math" w:hAnsi="Cambria Math"/>
-          <w:sz w:val="26"/>
-          <w:szCs w:val="26"/>
-        </w:rPr>
-        <w:t>OSMnx</w:t>
-      </w:r>
+      <w:bookmarkEnd w:id="13"/>
       <w:bookmarkEnd w:id="14"/>
-      <w:bookmarkEnd w:id="15"/>
-      <w:proofErr w:type="spellEnd"/>
     </w:p>
     <w:p>
       <w:pPr>
@@ -2737,23 +3524,7 @@
           <w:rFonts w:ascii="Cambria Math" w:eastAsia="Calibri" w:hAnsi="Cambria Math" w:cs="Calibri"/>
           <w:szCs w:val="22"/>
         </w:rPr>
-        <w:t xml:space="preserve">, una libreria Python che interroga i server di </w:t>
-      </w:r>
-      <w:proofErr w:type="spellStart"/>
-      <w:r>
-        <w:rPr>
-          <w:rFonts w:ascii="Cambria Math" w:eastAsia="Calibri" w:hAnsi="Cambria Math" w:cs="Calibri"/>
-          <w:szCs w:val="22"/>
-        </w:rPr>
-        <w:t>OpenStreetMap</w:t>
-      </w:r>
-      <w:proofErr w:type="spellEnd"/>
-      <w:r>
-        <w:rPr>
-          <w:rFonts w:ascii="Cambria Math" w:eastAsia="Calibri" w:hAnsi="Cambria Math" w:cs="Calibri"/>
-          <w:szCs w:val="22"/>
-        </w:rPr>
-        <w:t xml:space="preserve"> per l’area geografica specifica nei parametri di configurazione del benchmark e converte la mappa in un grafo orientato, in cui ogni nodo è associato alle proprie coordinate geografiche e ogni arco riporta la lunghezza reale del rispettivo segmento stradale espressa in metri.</w:t>
+        <w:t>, una libreria Python che interroga i server di OpenStreetMap per l’area geografica specifica nei parametri di configurazione del benchmark e converte la mappa in un grafo orientato, in cui ogni nodo è associato alle proprie coordinate geografiche e ogni arco riporta la lunghezza reale del rispettivo segmento stradale espressa in metri.</w:t>
       </w:r>
     </w:p>
     <w:p>
@@ -2772,23 +3543,7 @@
           <w:rFonts w:ascii="Cambria Math" w:eastAsia="Calibri" w:hAnsi="Cambria Math" w:cs="Calibri"/>
           <w:szCs w:val="22"/>
         </w:rPr>
-        <w:t>Per evitare download ripetuti, il grafo scaricato viene salvato localmente in formato .</w:t>
-      </w:r>
-      <w:proofErr w:type="spellStart"/>
-      <w:r>
-        <w:rPr>
-          <w:rFonts w:ascii="Cambria Math" w:eastAsia="Calibri" w:hAnsi="Cambria Math" w:cs="Calibri"/>
-          <w:szCs w:val="22"/>
-        </w:rPr>
-        <w:t>graphml</w:t>
-      </w:r>
-      <w:proofErr w:type="spellEnd"/>
-      <w:r>
-        <w:rPr>
-          <w:rFonts w:ascii="Cambria Math" w:eastAsia="Calibri" w:hAnsi="Cambria Math" w:cs="Calibri"/>
-          <w:szCs w:val="22"/>
-        </w:rPr>
-        <w:t xml:space="preserve"> e ricaricato direttamente nelle esecuzioni successive, azzerando i tempi di attesa del download.</w:t>
+        <w:t>Per evitare download ripetuti, il grafo scaricato viene salvato localmente in formato .graphml e ricaricato direttamente nelle esecuzioni successive, azzerando i tempi di attesa del download.</w:t>
       </w:r>
     </w:p>
     <w:p>
@@ -2801,8 +3556,8 @@
           <w:szCs w:val="26"/>
         </w:rPr>
       </w:pPr>
-      <w:bookmarkStart w:id="16" w:name="_Toc234788354"/>
-      <w:bookmarkStart w:id="17" w:name="_Toc234948266"/>
+      <w:bookmarkStart w:id="15" w:name="_Toc234788354"/>
+      <w:bookmarkStart w:id="16" w:name="_Toc235092771"/>
       <w:r>
         <w:rPr>
           <w:rFonts w:ascii="Cambria Math" w:hAnsi="Cambria Math"/>
@@ -2811,8 +3566,8 @@
         </w:rPr>
         <w:t>2.3 Modellazione a grafo</w:t>
       </w:r>
+      <w:bookmarkEnd w:id="15"/>
       <w:bookmarkEnd w:id="16"/>
-      <w:bookmarkEnd w:id="17"/>
     </w:p>
     <w:p>
       <w:pPr>
@@ -2908,8 +3663,7 @@
           <w14:ligatures w14:val="none"/>
         </w:rPr>
       </w:pPr>
-      <w:bookmarkStart w:id="18" w:name="_Toc234788355"/>
-      <w:bookmarkStart w:id="19" w:name="_Toc234948267"/>
+      <w:bookmarkStart w:id="17" w:name="_Toc234788355"/>
       <w:r>
         <w:rPr>
           <w:rFonts w:ascii="Cambria Math" w:eastAsia="Calibri" w:hAnsi="Cambria Math" w:cs="Calibri"/>
@@ -2927,6 +3681,7 @@
           <w:szCs w:val="26"/>
         </w:rPr>
       </w:pPr>
+      <w:bookmarkStart w:id="18" w:name="_Toc235092772"/>
       <w:r>
         <w:rPr>
           <w:rFonts w:ascii="Cambria Math" w:hAnsi="Cambria Math"/>
@@ -2935,8 +3690,8 @@
         </w:rPr>
         <w:t>2.4 Scelta dei metri rispetto al tempo</w:t>
       </w:r>
+      <w:bookmarkEnd w:id="17"/>
       <w:bookmarkEnd w:id="18"/>
-      <w:bookmarkEnd w:id="19"/>
     </w:p>
     <w:p>
       <w:pPr>
@@ -2949,38 +3704,14 @@
         <w:rPr>
           <w:rFonts w:ascii="Cambria Math" w:hAnsi="Cambria Math"/>
         </w:rPr>
-        <w:t>Il peso di ciascun arco è espresso in metri anziché in tempo di p</w:t>
-      </w:r>
-      <w:r>
-        <w:rPr>
-          <w:rFonts w:ascii="Cambria Math" w:hAnsi="Cambria Math"/>
-        </w:rPr>
-        <w:t xml:space="preserve">ercorrenza stimato, poiché l’attributo di velocità massima su OSM è incompleto e disomogeneo, e la velocità dipende comunque da fattori non modellati nel sistema, come il traffico o gli orari. I metri sono inoltre l’unità naturale per confrontare il costo </w:t>
+        <w:t xml:space="preserve">Il peso di ciascun arco è espresso in metri anziché in tempo di percorrenza stimato, poiché l’attributo di velocità massima su OSM è incompleto e disomogeneo, e la velocità dipende comunque da fattori non modellati nel sistema, come il traffico o gli orari. I metri sono inoltre l’unità naturale per confrontare il costo </w:t>
       </w:r>
       <m:oMath>
         <m:r>
           <w:rPr>
             <w:rFonts w:ascii="Cambria Math" w:eastAsia="Cambria Math" w:hAnsi="Cambria Math" w:cs="Cambria Math"/>
           </w:rPr>
-          <m:t>g</m:t>
-        </m:r>
-        <m:r>
-          <w:rPr>
-            <w:rFonts w:ascii="Cambria Math" w:eastAsia="Cambria Math" w:hAnsi="Cambria Math" w:cs="Cambria Math"/>
-          </w:rPr>
-          <m:t>(</m:t>
-        </m:r>
-        <m:r>
-          <w:rPr>
-            <w:rFonts w:ascii="Cambria Math" w:eastAsia="Cambria Math" w:hAnsi="Cambria Math" w:cs="Cambria Math"/>
-          </w:rPr>
-          <m:t>x</m:t>
-        </m:r>
-        <m:r>
-          <w:rPr>
-            <w:rFonts w:ascii="Cambria Math" w:eastAsia="Cambria Math" w:hAnsi="Cambria Math" w:cs="Cambria Math"/>
-          </w:rPr>
-          <m:t>)</m:t>
+          <m:t>g(x)</m:t>
         </m:r>
       </m:oMath>
       <w:r>
@@ -3001,8 +3732,8 @@
           <w14:ligatures w14:val="none"/>
         </w:rPr>
       </w:pPr>
-      <w:bookmarkStart w:id="20" w:name="_Toc234788356"/>
-      <w:bookmarkStart w:id="21" w:name="_Toc234948268"/>
+      <w:bookmarkStart w:id="19" w:name="_Toc234788356"/>
+      <w:bookmarkStart w:id="20" w:name="_Toc235092773"/>
       <w:r>
         <w:rPr>
           <w:rFonts w:ascii="Cambria Math" w:hAnsi="Cambria Math"/>
@@ -3011,8 +3742,8 @@
         </w:rPr>
         <w:t>2.5 Problema di ricerca</w:t>
       </w:r>
+      <w:bookmarkEnd w:id="19"/>
       <w:bookmarkEnd w:id="20"/>
-      <w:bookmarkEnd w:id="21"/>
     </w:p>
     <w:p>
       <w:pPr>
@@ -3061,14 +3792,7 @@
           <w:rFonts w:ascii="Cambria Math" w:eastAsia="Calibri" w:hAnsi="Cambria Math" w:cs="Calibri"/>
           <w:szCs w:val="22"/>
         </w:rPr>
-        <w:t xml:space="preserve">: nodo del grafo </w:t>
-      </w:r>
-      <w:r>
-        <w:rPr>
-          <w:rFonts w:ascii="Cambria Math" w:eastAsia="Calibri" w:hAnsi="Cambria Math" w:cs="Calibri"/>
-          <w:szCs w:val="22"/>
-        </w:rPr>
-        <w:t>stradale estratto casualmente dal sistema per definire il punto di partenza di una specifica simulazione.</w:t>
+        <w:t>: nodo del grafo stradale estratto casualmente dal sistema per definire il punto di partenza di una specifica simulazione.</w:t>
       </w:r>
     </w:p>
     <w:p>
@@ -3217,8 +3941,7 @@
         </w:rPr>
         <w:t>: somma dei pesi degli archi attraversati dallo stato iniziale allo stato obiettivo.</w:t>
       </w:r>
-      <w:bookmarkStart w:id="22" w:name="_Toc234788357"/>
-      <w:bookmarkStart w:id="23" w:name="_Toc234948269"/>
+      <w:bookmarkStart w:id="21" w:name="_Toc234788357"/>
       <w:r>
         <w:rPr>
           <w:rFonts w:ascii="Cambria Math" w:hAnsi="Cambria Math"/>
@@ -3242,6 +3965,7 @@
           <w:szCs w:val="32"/>
         </w:rPr>
       </w:pPr>
+      <w:bookmarkStart w:id="22" w:name="_Toc235092774"/>
       <w:r>
         <w:rPr>
           <w:rFonts w:ascii="Cambria Math" w:hAnsi="Cambria Math"/>
@@ -3253,8 +3977,8 @@
         <w:lastRenderedPageBreak/>
         <w:t>3. Metodologie Tecniche</w:t>
       </w:r>
+      <w:bookmarkEnd w:id="21"/>
       <w:bookmarkEnd w:id="22"/>
-      <w:bookmarkEnd w:id="23"/>
     </w:p>
     <w:p>
       <w:pPr>
@@ -3266,7 +3990,7 @@
           <w:szCs w:val="26"/>
         </w:rPr>
       </w:pPr>
-      <w:bookmarkStart w:id="24" w:name="_Toc234948270"/>
+      <w:bookmarkStart w:id="23" w:name="_Toc235092775"/>
       <w:r>
         <w:rPr>
           <w:rFonts w:ascii="Cambria Math" w:hAnsi="Cambria Math"/>
@@ -3274,6 +3998,78 @@
           <w:szCs w:val="26"/>
         </w:rPr>
         <w:t>3.1 Motore di ricerca unificato</w:t>
+      </w:r>
+      <w:bookmarkEnd w:id="23"/>
+    </w:p>
+    <w:p>
+      <w:pPr>
+        <w:spacing w:line="259" w:lineRule="auto"/>
+        <w:jc w:val="both"/>
+        <w:rPr>
+          <w:rFonts w:ascii="Cambria Math" w:eastAsia="Calibri" w:hAnsi="Cambria Math" w:cs="Calibri"/>
+          <w:szCs w:val="22"/>
+        </w:rPr>
+      </w:pPr>
+      <w:r>
+        <w:rPr>
+          <w:rFonts w:ascii="Cambria Math" w:eastAsia="Calibri" w:hAnsi="Cambria Math" w:cs="Calibri"/>
+          <w:szCs w:val="22"/>
+        </w:rPr>
+        <w:t>A differenza di un’implementazione con funzioni separate per ciascun algoritmo, abbiamo adottato un motore di ricerca comune da cui tutte le strategie di ricerca informata vengono derivate come semplici funzioni di facciata. Le quattro varianti di A* (Dijkstra, Euclidea, Landmark, Pesata) e Greedy Best-First sono realizzate come semplici funzioni di facciata che si appoggiano a questo nucleo in comune.</w:t>
+      </w:r>
+    </w:p>
+    <w:p>
+      <w:pPr>
+        <w:spacing w:line="259" w:lineRule="auto"/>
+        <w:jc w:val="both"/>
+        <w:rPr>
+          <w:rFonts w:ascii="Cambria Math" w:eastAsia="Calibri" w:hAnsi="Cambria Math" w:cs="Calibri"/>
+          <w:szCs w:val="22"/>
+        </w:rPr>
+      </w:pPr>
+      <w:r>
+        <w:rPr>
+          <w:rFonts w:ascii="Cambria Math" w:eastAsia="Calibri" w:hAnsi="Cambria Math" w:cs="Calibri"/>
+          <w:szCs w:val="22"/>
+        </w:rPr>
+        <w:t>Le diverse strategie si differenziano esclusivamente per la funzione euristica fornita e per l’attivazione o meno di un parametro di controllo booleano. Quando questo parametro è abilitato, il motore valuta gli stati combinando il costo effettivo accumulato dal punto di partenza con la stima residua verso l’obiettivo, realizzando la logica di A*. Quando invece il parametro è disattivato, la componente del costo reale viene interamente ignorata e la coda di priorità viene ordinata sulla base della sola stima euristica, istanziando l’algoritmo Greedy Best-First.</w:t>
+      </w:r>
+    </w:p>
+    <w:p>
+      <w:pPr>
+        <w:spacing w:line="259" w:lineRule="auto"/>
+        <w:jc w:val="both"/>
+        <w:rPr>
+          <w:rFonts w:ascii="Cambria Math" w:eastAsia="Calibri" w:hAnsi="Cambria Math" w:cs="Calibri"/>
+          <w:szCs w:val="22"/>
+        </w:rPr>
+      </w:pPr>
+      <w:r>
+        <w:rPr>
+          <w:rFonts w:ascii="Cambria Math" w:eastAsia="Calibri" w:hAnsi="Cambria Math" w:cs="Calibri"/>
+          <w:szCs w:val="22"/>
+        </w:rPr>
+        <w:t>Questa unificazione architetturale garantisce che tutte le varianti di A* e Greedy Best-First condividano gli stessi meccanismi di gestione della frontiera e delle metriche di conteggio, fatta ad eccezione della BFS, implementata separatamente con una frontiera FIFO, coerentemente con la sua natura di algoritmo non informato usato come termine di paragone</w:t>
+      </w:r>
+    </w:p>
+    <w:p>
+      <w:pPr>
+        <w:pStyle w:val="Titolo2"/>
+        <w:jc w:val="both"/>
+        <w:rPr>
+          <w:rFonts w:ascii="Cambria Math" w:hAnsi="Cambria Math"/>
+          <w:sz w:val="26"/>
+          <w:szCs w:val="26"/>
+        </w:rPr>
+      </w:pPr>
+      <w:bookmarkStart w:id="24" w:name="_Toc235092776"/>
+      <w:r>
+        <w:rPr>
+          <w:rFonts w:ascii="Cambria Math" w:hAnsi="Cambria Math"/>
+          <w:sz w:val="26"/>
+          <w:szCs w:val="26"/>
+        </w:rPr>
+        <w:t>3.2 A* e Greedy Best-First</w:t>
       </w:r>
       <w:bookmarkEnd w:id="24"/>
     </w:p>
@@ -3291,55 +4087,7 @@
           <w:rFonts w:ascii="Cambria Math" w:eastAsia="Calibri" w:hAnsi="Cambria Math" w:cs="Calibri"/>
           <w:szCs w:val="22"/>
         </w:rPr>
-        <w:t>A differenza di un’implementazione con funzioni separate per ciascun algoritmo, abbiamo adottato un motore di ricerca comune da cui tutte le strategie di ricerca informata vengono derivate come semplici funzioni di facciata. Le quattro varianti di A* (</w:t>
-      </w:r>
-      <w:r>
-        <w:rPr>
-          <w:rFonts w:ascii="Cambria Math" w:eastAsia="Calibri" w:hAnsi="Cambria Math" w:cs="Calibri"/>
-          <w:szCs w:val="22"/>
-        </w:rPr>
-        <w:t>Dijkstra, Euclidea, Landmark, Pesata) e Greedy Best-First sono realizzate come semplici funzioni di facciata che si appoggiano a questo nucleo in comune.</w:t>
-      </w:r>
-    </w:p>
-    <w:p>
-      <w:pPr>
-        <w:spacing w:line="259" w:lineRule="auto"/>
-        <w:jc w:val="both"/>
-        <w:rPr>
-          <w:rFonts w:ascii="Cambria Math" w:eastAsia="Calibri" w:hAnsi="Cambria Math" w:cs="Calibri"/>
-          <w:szCs w:val="22"/>
-        </w:rPr>
-      </w:pPr>
-      <w:r>
-        <w:rPr>
-          <w:rFonts w:ascii="Cambria Math" w:eastAsia="Calibri" w:hAnsi="Cambria Math" w:cs="Calibri"/>
-          <w:szCs w:val="22"/>
-        </w:rPr>
-        <w:t>Le diverse strategie si differenziano esclusivamente per la funzione euristica fornita e per l’attivazione o meno di un parametro di controllo booleano. Quando questo parametro è abilitato, il motore valuta gli s</w:t>
-      </w:r>
-      <w:r>
-        <w:rPr>
-          <w:rFonts w:ascii="Cambria Math" w:eastAsia="Calibri" w:hAnsi="Cambria Math" w:cs="Calibri"/>
-          <w:szCs w:val="22"/>
-        </w:rPr>
-        <w:t>tati combinando il costo effettivo accumulato dal punto di partenza con la stima residua verso l’obiettivo, realizzando la logica di A*. Quando invece il parametro è disattivato, la componente del costo reale viene interamente ignorata e la coda di priorità viene ordinata sulla base della sola stima euristica, istanziando l’algoritmo Greedy Best-First.</w:t>
-      </w:r>
-    </w:p>
-    <w:p>
-      <w:pPr>
-        <w:spacing w:line="259" w:lineRule="auto"/>
-        <w:jc w:val="both"/>
-        <w:rPr>
-          <w:rFonts w:ascii="Cambria Math" w:eastAsia="Calibri" w:hAnsi="Cambria Math" w:cs="Calibri"/>
-          <w:szCs w:val="22"/>
-        </w:rPr>
-      </w:pPr>
-      <w:r>
-        <w:rPr>
-          <w:rFonts w:ascii="Cambria Math" w:eastAsia="Calibri" w:hAnsi="Cambria Math" w:cs="Calibri"/>
-          <w:szCs w:val="22"/>
-        </w:rPr>
-        <w:t>Questa unificazione architetturale garantisce che tutte le varianti di A* e Greedy Best-First condividano gli stessi meccanismi di gestione della frontiera e delle metriche di conteggio, fatta ad eccezione della BFS, implementata separatamente con una frontiera FIFO, coerentemente con la sua natura di algoritmo non informato usato come termine di paragone</w:t>
+        <w:t>Le quattro varianti della ricerca A* combinano il costo reale finora sostenuto con la stima del costo residuo per raggiungere la destinazione. Al contrario, l’algoritmo Greedy Best-First si basa esclusivamente sulla stima euristica, escludendo del tutto dalla valutazione il costo già accumulato dal punto di partenza. Questo rende la ricerca Greedy molto rapida e mirata nel dirigersi verso l’obiettivo, sacrificando l’ottimalità. Infatti, non considerando la strada già percorsa, l’algoritmo può facilmente preferire un cammino che appare temporaneamente vantaggioso in base alla sola stima aerea residua, ma che alla fine si rivela più lungo di un’alternativa scartata nelle prime fasi perché ritenuta meno promettente dall’euristica.</w:t>
       </w:r>
     </w:p>
     <w:p>
@@ -3352,14 +4100,14 @@
           <w:szCs w:val="26"/>
         </w:rPr>
       </w:pPr>
-      <w:bookmarkStart w:id="25" w:name="_Toc234948271"/>
+      <w:bookmarkStart w:id="25" w:name="_Toc235092777"/>
       <w:r>
         <w:rPr>
           <w:rFonts w:ascii="Cambria Math" w:hAnsi="Cambria Math"/>
           <w:sz w:val="26"/>
           <w:szCs w:val="26"/>
         </w:rPr>
-        <w:t>3.2 A* e Greedy Best-First</w:t>
+        <w:t>3.3 Breadth-First Search (BFS)</w:t>
       </w:r>
       <w:bookmarkEnd w:id="25"/>
     </w:p>
@@ -3377,21 +4125,22 @@
           <w:rFonts w:ascii="Cambria Math" w:eastAsia="Calibri" w:hAnsi="Cambria Math" w:cs="Calibri"/>
           <w:szCs w:val="22"/>
         </w:rPr>
-        <w:t>Le quattro varianti della ri</w:t>
+        <w:t>Come termine di paragone non informato, abbiamo implementato la Breadth-First Search, che esplora il grafo per livelli crescenti senza alcuna informazione euristica. La BFS individua il cammino con il minor numero di archi: su un grafo pesato come quello stradale, un percorso con pochi incroci ma segmenti molti lunghi viene preferito a un percorso più breve in metri ma con più incroci intermedi. In termini di complessità, BFS mantiene in frontiera l’intero livello corrente, con un fabbisogno di memoria O(b</w:t>
       </w:r>
       <w:r>
         <w:rPr>
           <w:rFonts w:ascii="Cambria Math" w:eastAsia="Calibri" w:hAnsi="Cambria Math" w:cs="Calibri"/>
           <w:szCs w:val="22"/>
-        </w:rPr>
-        <w:t>cerca A* combinano il costo reale finora sostenuto con la stima del costo residuo per raggiungere la destinazione. Al contrario, l’algoritmo Greedy Best-First si basa esclusivamente sulla stima euristica, escludendo del tutto dalla valutazione il costo già accumulato dal punto di partenza. Questo rende la ricerca Greedy molto rapida e mirata nel dirigersi verso l’obiettivo, sacrificando l’ottimalità. Infatti, non considerando la strada già percorsa, l’algoritmo può f</w:t>
+          <w:vertAlign w:val="superscript"/>
+        </w:rPr>
+        <w:t>d</w:t>
       </w:r>
       <w:r>
         <w:rPr>
           <w:rFonts w:ascii="Cambria Math" w:eastAsia="Calibri" w:hAnsi="Cambria Math" w:cs="Calibri"/>
           <w:szCs w:val="22"/>
         </w:rPr>
-        <w:t>acilmente preferire un cammino che appare temporaneamente vantaggioso in base alla sola stima aerea residua, ma che alla fine si rivela più lungo di un’alternativa scartata nelle prime fasi perché ritenuta meno promettente dall’euristica.</w:t>
+        <w:t>) analogo a quello di Dijkstra, poiché nessuna delle due strategie sfrutta informazione euristica per orientare l’esplorazione.</w:t>
       </w:r>
     </w:p>
     <w:p>
@@ -3404,32 +4153,14 @@
           <w:szCs w:val="26"/>
         </w:rPr>
       </w:pPr>
-      <w:bookmarkStart w:id="26" w:name="_Toc234948272"/>
+      <w:bookmarkStart w:id="26" w:name="_Toc235092778"/>
       <w:r>
         <w:rPr>
           <w:rFonts w:ascii="Cambria Math" w:hAnsi="Cambria Math"/>
           <w:sz w:val="26"/>
           <w:szCs w:val="26"/>
         </w:rPr>
-        <w:t xml:space="preserve">3.3 </w:t>
-      </w:r>
-      <w:proofErr w:type="spellStart"/>
-      <w:r>
-        <w:rPr>
-          <w:rFonts w:ascii="Cambria Math" w:hAnsi="Cambria Math"/>
-          <w:sz w:val="26"/>
-          <w:szCs w:val="26"/>
-        </w:rPr>
-        <w:t>Breadth</w:t>
-      </w:r>
-      <w:proofErr w:type="spellEnd"/>
-      <w:r>
-        <w:rPr>
-          <w:rFonts w:ascii="Cambria Math" w:hAnsi="Cambria Math"/>
-          <w:sz w:val="26"/>
-          <w:szCs w:val="26"/>
-        </w:rPr>
-        <w:t>-First Search (BFS)</w:t>
+        <w:t>3.4 Euristiche a confronto</w:t>
       </w:r>
       <w:bookmarkEnd w:id="26"/>
     </w:p>
@@ -3447,52 +4178,24 @@
           <w:rFonts w:ascii="Cambria Math" w:eastAsia="Calibri" w:hAnsi="Cambria Math" w:cs="Calibri"/>
           <w:szCs w:val="22"/>
         </w:rPr>
-        <w:t xml:space="preserve">Come termine di paragone non informato, abbiamo implementato la </w:t>
+        <w:t>Il calcolo del costo stimato verso l’obiettseivo viene delegato a un modulo dedicato, che utilizza un approccio basato su Factory e Closure. Questo approccio ci ha permesso di isolare le operazioni più pesanti, come la creazione di una mappatura interna per l’accesso immediato alle coordinate geografiche o il calcolo preventivo delle distanze per l’euristica Landmark, eseguendole una sola volta all’avvio del programma. I risultati di questo preprocessing vengono poi inseriti all’interno della funzione euristica finale, la quale rimane l’unica ad essere richiamata nel ciclo operativo di A*.</w:t>
       </w:r>
-      <w:proofErr w:type="spellStart"/>
-      <w:r>
+    </w:p>
+    <w:p>
+      <w:pPr>
+        <w:spacing w:line="259" w:lineRule="auto"/>
+        <w:jc w:val="both"/>
         <w:rPr>
           <w:rFonts w:ascii="Cambria Math" w:eastAsia="Calibri" w:hAnsi="Cambria Math" w:cs="Calibri"/>
           <w:szCs w:val="22"/>
         </w:rPr>
-        <w:t>Breadth</w:t>
-      </w:r>
-      <w:proofErr w:type="spellEnd"/>
+      </w:pPr>
       <w:r>
         <w:rPr>
           <w:rFonts w:ascii="Cambria Math" w:eastAsia="Calibri" w:hAnsi="Cambria Math" w:cs="Calibri"/>
           <w:szCs w:val="22"/>
         </w:rPr>
-        <w:t>-First Search, che esplora</w:t>
-      </w:r>
-      <w:r>
-        <w:rPr>
-          <w:rFonts w:ascii="Cambria Math" w:eastAsia="Calibri" w:hAnsi="Cambria Math" w:cs="Calibri"/>
-          <w:szCs w:val="22"/>
-        </w:rPr>
-        <w:t xml:space="preserve"> il grafo per livelli crescenti senza alcuna informazione euristica. La BFS individua il cammino con il minor numero di archi: su un grafo pesato come quello stradale, un percorso con pochi incroci ma segmenti molti lunghi viene preferito a un percorso più breve in metri ma con più incroci intermedi. In termini di complessità, BFS mantiene in frontiera l’intero livello corrente, con un fabbisogno di memoria O(b</w:t>
-      </w:r>
-      <w:r>
-        <w:rPr>
-          <w:rFonts w:ascii="Cambria Math" w:eastAsia="Calibri" w:hAnsi="Cambria Math" w:cs="Calibri"/>
-          <w:szCs w:val="22"/>
-          <w:vertAlign w:val="superscript"/>
-        </w:rPr>
-        <w:t>d</w:t>
-      </w:r>
-      <w:r>
-        <w:rPr>
-          <w:rFonts w:ascii="Cambria Math" w:eastAsia="Calibri" w:hAnsi="Cambria Math" w:cs="Calibri"/>
-          <w:szCs w:val="22"/>
-        </w:rPr>
-        <w:t xml:space="preserve">) analogo a quello di Dijkstra, poiché </w:t>
-      </w:r>
-      <w:r>
-        <w:rPr>
-          <w:rFonts w:ascii="Cambria Math" w:eastAsia="Calibri" w:hAnsi="Cambria Math" w:cs="Calibri"/>
-          <w:szCs w:val="22"/>
-        </w:rPr>
-        <w:t>nessuna delle due strategie sfrutta informazione euristica per orientare l’esplorazione.</w:t>
+        <w:t xml:space="preserve">In questo modo l’algoritmo non deve più consultare la struttura del grafo a runtime, ma accede istantaneamente a dati già pronti in memoria, riducendo i tempi di risposta. </w:t>
       </w:r>
     </w:p>
     <w:p>
@@ -3501,18 +4204,19 @@
         <w:jc w:val="both"/>
         <w:rPr>
           <w:rFonts w:ascii="Cambria Math" w:hAnsi="Cambria Math"/>
-          <w:sz w:val="26"/>
-          <w:szCs w:val="26"/>
+          <w:sz w:val="24"/>
+          <w:szCs w:val="24"/>
         </w:rPr>
       </w:pPr>
-      <w:bookmarkStart w:id="27" w:name="_Toc234948273"/>
+      <w:bookmarkStart w:id="27" w:name="_Toc235092779"/>
       <w:r>
         <w:rPr>
           <w:rFonts w:ascii="Cambria Math" w:hAnsi="Cambria Math"/>
-          <w:sz w:val="26"/>
-          <w:szCs w:val="26"/>
-        </w:rPr>
-        <w:t>3.4 Euristiche a confronto</w:t>
+          <w:sz w:val="24"/>
+          <w:szCs w:val="24"/>
+        </w:rPr>
+        <w:lastRenderedPageBreak/>
+        <w:t>3.4.1 Euristica Zero</w:t>
       </w:r>
       <w:bookmarkEnd w:id="27"/>
     </w:p>
@@ -3525,83 +4229,51 @@
           <w:szCs w:val="22"/>
         </w:rPr>
       </w:pPr>
+      <w:bookmarkStart w:id="28" w:name="_Toc234788370"/>
       <w:r>
         <w:rPr>
           <w:rFonts w:ascii="Cambria Math" w:eastAsia="Calibri" w:hAnsi="Cambria Math" w:cs="Calibri"/>
           <w:szCs w:val="22"/>
         </w:rPr>
-        <w:t>Il calcolo del costo stimato verso l’</w:t>
+        <w:t>Questa configurazione restituisce un costo stimato costantemente pari a zero per qualsiasi stato. Di conseguenza, la valutazione complessiva si riduce al solo costo reale accumulato dal punto di partenza, facendo regredire il motore di ricerca informata all’algoritmo di Dijkstra. Essendo una stima nulla, risulta banalmente ammissibile e consistente. Siccome priva di qualsiasi informazione direzionale per guidare la frontiera, funge da baseline non informata per quantificare l’efficacia reale delle euristiche successive.</w:t>
       </w:r>
-      <w:proofErr w:type="spellStart"/>
+    </w:p>
+    <w:p>
+      <w:pPr>
+        <w:pStyle w:val="Titolo2"/>
+        <w:jc w:val="both"/>
+        <w:rPr>
+          <w:rFonts w:ascii="Cambria Math" w:hAnsi="Cambria Math"/>
+          <w:sz w:val="24"/>
+          <w:szCs w:val="24"/>
+        </w:rPr>
+      </w:pPr>
+      <w:bookmarkStart w:id="29" w:name="_Toc235092780"/>
       <w:r>
+        <w:rPr>
+          <w:rFonts w:ascii="Cambria Math" w:hAnsi="Cambria Math"/>
+          <w:sz w:val="24"/>
+          <w:szCs w:val="24"/>
+        </w:rPr>
+        <w:t>3.4.2 Euristica Euclidea</w:t>
+      </w:r>
+      <w:bookmarkEnd w:id="29"/>
+    </w:p>
+    <w:p>
+      <w:pPr>
+        <w:spacing w:line="259" w:lineRule="auto"/>
+        <w:jc w:val="both"/>
         <w:rPr>
           <w:rFonts w:ascii="Cambria Math" w:eastAsia="Calibri" w:hAnsi="Cambria Math" w:cs="Calibri"/>
           <w:szCs w:val="22"/>
         </w:rPr>
-        <w:t>obiettseivo</w:t>
-      </w:r>
-      <w:proofErr w:type="spellEnd"/>
+      </w:pPr>
       <w:r>
         <w:rPr>
           <w:rFonts w:ascii="Cambria Math" w:eastAsia="Calibri" w:hAnsi="Cambria Math" w:cs="Calibri"/>
           <w:szCs w:val="22"/>
         </w:rPr>
-        <w:t xml:space="preserve"> viene delegato a un modulo dedicato, che utilizza un approccio basato su </w:t>
-      </w:r>
-      <w:proofErr w:type="spellStart"/>
-      <w:r>
-        <w:rPr>
-          <w:rFonts w:ascii="Cambria Math" w:eastAsia="Calibri" w:hAnsi="Cambria Math" w:cs="Calibri"/>
-          <w:szCs w:val="22"/>
-        </w:rPr>
-        <w:t>Factory</w:t>
-      </w:r>
-      <w:proofErr w:type="spellEnd"/>
-      <w:r>
-        <w:rPr>
-          <w:rFonts w:ascii="Cambria Math" w:eastAsia="Calibri" w:hAnsi="Cambria Math" w:cs="Calibri"/>
-          <w:szCs w:val="22"/>
-        </w:rPr>
-        <w:t xml:space="preserve"> e </w:t>
-      </w:r>
-      <w:proofErr w:type="spellStart"/>
-      <w:r>
-        <w:rPr>
-          <w:rFonts w:ascii="Cambria Math" w:eastAsia="Calibri" w:hAnsi="Cambria Math" w:cs="Calibri"/>
-          <w:szCs w:val="22"/>
-        </w:rPr>
-        <w:t>Closure</w:t>
-      </w:r>
-      <w:proofErr w:type="spellEnd"/>
-      <w:r>
-        <w:rPr>
-          <w:rFonts w:ascii="Cambria Math" w:eastAsia="Calibri" w:hAnsi="Cambria Math" w:cs="Calibri"/>
-          <w:szCs w:val="22"/>
-        </w:rPr>
-        <w:t>. Questo approccio ci ha permesso di isolare le operazioni più pesanti, come la creazione di una mappatura interna per l’accesso immediato alle coordinate geografiche o il calcolo preventivo delle dist</w:t>
-      </w:r>
-      <w:r>
-        <w:rPr>
-          <w:rFonts w:ascii="Cambria Math" w:eastAsia="Calibri" w:hAnsi="Cambria Math" w:cs="Calibri"/>
-          <w:szCs w:val="22"/>
-        </w:rPr>
-        <w:t xml:space="preserve">anze per l’euristica Landmark, eseguendole una sola volta all’avvio del programma. I risultati di questo </w:t>
-      </w:r>
-      <w:proofErr w:type="spellStart"/>
-      <w:r>
-        <w:rPr>
-          <w:rFonts w:ascii="Cambria Math" w:eastAsia="Calibri" w:hAnsi="Cambria Math" w:cs="Calibri"/>
-          <w:szCs w:val="22"/>
-        </w:rPr>
-        <w:t>preprocessing</w:t>
-      </w:r>
-      <w:proofErr w:type="spellEnd"/>
-      <w:r>
-        <w:rPr>
-          <w:rFonts w:ascii="Cambria Math" w:eastAsia="Calibri" w:hAnsi="Cambria Math" w:cs="Calibri"/>
-          <w:szCs w:val="22"/>
-        </w:rPr>
-        <w:t xml:space="preserve"> vengono poi inseriti all’interno della funzione euristica finale, la quale rimane l’unica ad essere richiamata nel ciclo operativo di A*.</w:t>
+        <w:t>Questa variante si basa sul calcolo della distanza geometrica in linea d'aria tra il nodo corrente e la destinazione. Per ottenere una misurazione accurata su una mappa reale, il sistema applica una proiezione equirettangolare locale, convertendo i gradi di latitudine e longitudine in metri effettivi sulla base delle coordinate geografiche dell'area urbana configurata nel benchmark.</w:t>
       </w:r>
     </w:p>
     <w:p>
@@ -3618,23 +4290,7 @@
           <w:rFonts w:ascii="Cambria Math" w:eastAsia="Calibri" w:hAnsi="Cambria Math" w:cs="Calibri"/>
           <w:szCs w:val="22"/>
         </w:rPr>
-        <w:t xml:space="preserve">In questo modo l’algoritmo non deve più consultare la struttura del grafo a </w:t>
-      </w:r>
-      <w:proofErr w:type="spellStart"/>
-      <w:r>
-        <w:rPr>
-          <w:rFonts w:ascii="Cambria Math" w:eastAsia="Calibri" w:hAnsi="Cambria Math" w:cs="Calibri"/>
-          <w:szCs w:val="22"/>
-        </w:rPr>
-        <w:t>runtime</w:t>
-      </w:r>
-      <w:proofErr w:type="spellEnd"/>
-      <w:r>
-        <w:rPr>
-          <w:rFonts w:ascii="Cambria Math" w:eastAsia="Calibri" w:hAnsi="Cambria Math" w:cs="Calibri"/>
-          <w:szCs w:val="22"/>
-        </w:rPr>
-        <w:t xml:space="preserve">, ma accede istantaneamente a dati già pronti in memoria, riducendo i tempi di risposta. </w:t>
+        <w:t>Dal punto di vista teorico, la distanza in linea d’aria rappresenta la soluzione esatta del problema rilassato in cui si cancella il vincolo di dover seguire la rete viaria. Risulta essere matematicamente ammissibile e consistente, poiché il cammino stradale effettivo tra due punti non potrà mai essere inferiore alla retta geometrica che li unisce. Tuttavia, all'interno di un tessuto cittadino, questa stima si rivela strutturalmente debole: a causa dell'andamento reale delle strade (caratterizzato da curve, svolte obbligate e sensi unici), essa tende a sottostimare sensibilmente la distanza di cammino reale, coprendo in media solo una frazione del costo effettivo.</w:t>
       </w:r>
     </w:p>
     <w:p>
@@ -3647,61 +4303,14 @@
           <w:szCs w:val="24"/>
         </w:rPr>
       </w:pPr>
-      <w:bookmarkStart w:id="28" w:name="_Toc234948274"/>
+      <w:bookmarkStart w:id="30" w:name="_Toc235092781"/>
       <w:r>
         <w:rPr>
           <w:rFonts w:ascii="Cambria Math" w:hAnsi="Cambria Math"/>
           <w:sz w:val="24"/>
           <w:szCs w:val="24"/>
         </w:rPr>
-        <w:lastRenderedPageBreak/>
-        <w:t>3.4.1 Euristica Zero</w:t>
-      </w:r>
-      <w:bookmarkEnd w:id="28"/>
-    </w:p>
-    <w:p>
-      <w:pPr>
-        <w:spacing w:line="259" w:lineRule="auto"/>
-        <w:jc w:val="both"/>
-        <w:rPr>
-          <w:rFonts w:ascii="Cambria Math" w:eastAsia="Calibri" w:hAnsi="Cambria Math" w:cs="Calibri"/>
-          <w:szCs w:val="22"/>
-        </w:rPr>
-      </w:pPr>
-      <w:bookmarkStart w:id="29" w:name="_Toc234788370"/>
-      <w:r>
-        <w:rPr>
-          <w:rFonts w:ascii="Cambria Math" w:eastAsia="Calibri" w:hAnsi="Cambria Math" w:cs="Calibri"/>
-          <w:szCs w:val="22"/>
-        </w:rPr>
-        <w:t>Questa configurazione restituisce un costo stimato costantemente pari a zero per qualsiasi stato. Di conseguenza, la valutazione complessiva si riduce al solo costo reale accumulato dal punto di partenza, facendo regredire il motore di ricerca informata all’algoritmo di Dijkstra. Essendo una stima nulla</w:t>
-      </w:r>
-      <w:r>
-        <w:rPr>
-          <w:rFonts w:ascii="Cambria Math" w:eastAsia="Calibri" w:hAnsi="Cambria Math" w:cs="Calibri"/>
-          <w:szCs w:val="22"/>
-        </w:rPr>
-        <w:t>, risulta banalmente ammissibile e consistente. Siccome priva di qualsiasi informazione direzionale per guidare la frontiera, funge da baseline non informata per quantificare l’efficacia reale delle euristiche successive.</w:t>
-      </w:r>
-    </w:p>
-    <w:p>
-      <w:pPr>
-        <w:pStyle w:val="Titolo2"/>
-        <w:jc w:val="both"/>
-        <w:rPr>
-          <w:rFonts w:ascii="Cambria Math" w:hAnsi="Cambria Math"/>
-          <w:sz w:val="24"/>
-          <w:szCs w:val="24"/>
-        </w:rPr>
-      </w:pPr>
-      <w:bookmarkStart w:id="30" w:name="_Toc234948275"/>
-      <w:r>
-        <w:rPr>
-          <w:rFonts w:ascii="Cambria Math" w:hAnsi="Cambria Math"/>
-          <w:sz w:val="24"/>
-          <w:szCs w:val="24"/>
-        </w:rPr>
-        <w:t>3.4.2 Euristica Euclidea</w:t>
+        <w:t>3.4.3 Euristica Landmark (ALT)</w:t>
       </w:r>
       <w:bookmarkEnd w:id="30"/>
     </w:p>
@@ -3719,30 +4328,7 @@
           <w:rFonts w:ascii="Cambria Math" w:eastAsia="Calibri" w:hAnsi="Cambria Math" w:cs="Calibri"/>
           <w:szCs w:val="22"/>
         </w:rPr>
-        <w:t>Questa variante si basa sul calcolo della distanza geometrica in linea d'aria tra il nodo corrente e la destinazione. Per ottener</w:t>
-      </w:r>
-      <w:r>
-        <w:rPr>
-          <w:rFonts w:ascii="Cambria Math" w:eastAsia="Calibri" w:hAnsi="Cambria Math" w:cs="Calibri"/>
-          <w:szCs w:val="22"/>
-        </w:rPr>
-        <w:t xml:space="preserve">e una misurazione accurata su una mappa reale, il sistema applica una proiezione </w:t>
-      </w:r>
-      <w:proofErr w:type="spellStart"/>
-      <w:r>
-        <w:rPr>
-          <w:rFonts w:ascii="Cambria Math" w:eastAsia="Calibri" w:hAnsi="Cambria Math" w:cs="Calibri"/>
-          <w:szCs w:val="22"/>
-        </w:rPr>
-        <w:t>equirettangolare</w:t>
-      </w:r>
-      <w:proofErr w:type="spellEnd"/>
-      <w:r>
-        <w:rPr>
-          <w:rFonts w:ascii="Cambria Math" w:eastAsia="Calibri" w:hAnsi="Cambria Math" w:cs="Calibri"/>
-          <w:szCs w:val="22"/>
-        </w:rPr>
-        <w:t xml:space="preserve"> locale, convertendo i gradi di latitudine e longitudine in metri effettivi sulla base delle coordinate geografiche dell'area urbana configurata nel benchmark.</w:t>
+        <w:t>Si basa sulla tecnica ALT (A*, Landmarks, Triangle inequality), la quale sfrutta un insieme ridotto di nodi di riferimento, denominati landmark, per i quali vengono pre-calcolate offline le distanze esatte di cammino minimo verso e da tutti gli altri nodi della rete.</w:t>
       </w:r>
     </w:p>
     <w:p>
@@ -3759,14 +4345,41 @@
           <w:rFonts w:ascii="Cambria Math" w:eastAsia="Calibri" w:hAnsi="Cambria Math" w:cs="Calibri"/>
           <w:szCs w:val="22"/>
         </w:rPr>
-        <w:t>Dal punto di vista teorico, la distanza in linea d’aria rappresenta la soluzione esatta del problema rilassato in cui si cancella il vincolo di dover seguire la rete viaria. Risulta essere</w:t>
+        <w:t xml:space="preserve">Per ottimizzare il loro posizionamento ed evitare scelte arbitrarie, i landmark vengono selezionati tramite una strategia greedy maxmin (farthest): partendo da un nodo iniziale casuale, viene individuato il punto più distante tramite l'algoritmo di Dijkstra, per poi aggiungere progressivamente i landmark successivi massimizzando la distanza minima da quelli già selezionati. </w:t>
       </w:r>
-      <w:r>
+    </w:p>
+    <w:p>
+      <w:pPr>
+        <w:spacing w:line="259" w:lineRule="auto"/>
+        <w:jc w:val="both"/>
         <w:rPr>
           <w:rFonts w:ascii="Cambria Math" w:eastAsia="Calibri" w:hAnsi="Cambria Math" w:cs="Calibri"/>
           <w:szCs w:val="22"/>
         </w:rPr>
-        <w:t xml:space="preserve"> matematicamente ammissibile e consistente, poiché il cammino stradale effettivo tra due punti non potrà mai essere inferiore alla retta geometrica che li unisce. Tuttavia, all'interno di un tessuto cittadino, questa stima si rivela strutturalmente debole: a causa dell'andamento reale delle strade (caratterizzato da curve, svolte obbligate e sensi unici), essa tende a sottostimare sensibilmente la distanza di cammino reale, coprendo in media solo una frazione del costo effettivo.</w:t>
+      </w:pPr>
+      <w:r>
+        <w:rPr>
+          <w:rFonts w:ascii="Cambria Math" w:eastAsia="Calibri" w:hAnsi="Cambria Math" w:cs="Calibri"/>
+          <w:szCs w:val="22"/>
+        </w:rPr>
+        <w:t>Poiché la rete stradale urbana è rappresentata da un grafo orientato caratterizzato da numerosi sensi unici, la distanza stradale tra due nodi non è simmetrica. Di conseguenza, il sistema esegue i calcoli preliminari sia sul grafo normale (distanze in uscita dal landmark) sia sul grafo trasposto (distanze in entrata). Il massimo tra queste due stime distinte basate sulla disuguaglianza triangolare, garantisce un’euristica ammissibile e consistente, evitando sovrastime.</w:t>
+      </w:r>
+    </w:p>
+    <w:p>
+      <w:pPr>
+        <w:spacing w:line="259" w:lineRule="auto"/>
+        <w:jc w:val="both"/>
+        <w:rPr>
+          <w:rFonts w:ascii="Cambria Math" w:eastAsia="Calibri" w:hAnsi="Cambria Math" w:cs="Calibri"/>
+          <w:szCs w:val="22"/>
+        </w:rPr>
+      </w:pPr>
+      <w:r>
+        <w:rPr>
+          <w:rFonts w:ascii="Cambria Math" w:eastAsia="Calibri" w:hAnsi="Cambria Math" w:cs="Calibri"/>
+          <w:szCs w:val="22"/>
+        </w:rPr>
+        <w:t>Per contenere i costi di calcolo a runtime ed evitare di calcolare la disuguaglianza triangolare su tutti i landmark disponibili a ogni iterazione, prima di avviare ciascuna ricerca viene eseguita una preselezione dinamica dei landmark attivi, isolando un solo sottoinsieme di soli N_ATTIVI = 3 landmark che offre la stima più stringente per la specifica coppia di origine e destinazione.</w:t>
       </w:r>
     </w:p>
     <w:p>
@@ -3779,22 +4392,14 @@
           <w:szCs w:val="24"/>
         </w:rPr>
       </w:pPr>
-      <w:bookmarkStart w:id="31" w:name="_Toc234948276"/>
+      <w:bookmarkStart w:id="31" w:name="_Toc235092782"/>
       <w:r>
         <w:rPr>
           <w:rFonts w:ascii="Cambria Math" w:hAnsi="Cambria Math"/>
           <w:sz w:val="24"/>
           <w:szCs w:val="24"/>
         </w:rPr>
-        <w:t>3.4.3 Euristic</w:t>
-      </w:r>
-      <w:r>
-        <w:rPr>
-          <w:rFonts w:ascii="Cambria Math" w:hAnsi="Cambria Math"/>
-          <w:sz w:val="24"/>
-          <w:szCs w:val="24"/>
-        </w:rPr>
-        <w:t>a Landmark (ALT)</w:t>
+        <w:t>3.4.4 Euristica Pesata</w:t>
       </w:r>
       <w:bookmarkEnd w:id="31"/>
     </w:p>
@@ -3812,184 +4417,7 @@
           <w:rFonts w:ascii="Cambria Math" w:eastAsia="Calibri" w:hAnsi="Cambria Math" w:cs="Calibri"/>
           <w:szCs w:val="22"/>
         </w:rPr>
-        <w:t xml:space="preserve">Si basa sulla tecnica ALT (A*, Landmarks, </w:t>
-      </w:r>
-      <w:proofErr w:type="spellStart"/>
-      <w:r>
-        <w:rPr>
-          <w:rFonts w:ascii="Cambria Math" w:eastAsia="Calibri" w:hAnsi="Cambria Math" w:cs="Calibri"/>
-          <w:szCs w:val="22"/>
-        </w:rPr>
-        <w:t>Triangle</w:t>
-      </w:r>
-      <w:proofErr w:type="spellEnd"/>
-      <w:r>
-        <w:rPr>
-          <w:rFonts w:ascii="Cambria Math" w:eastAsia="Calibri" w:hAnsi="Cambria Math" w:cs="Calibri"/>
-          <w:szCs w:val="22"/>
-        </w:rPr>
-        <w:t xml:space="preserve"> </w:t>
-      </w:r>
-      <w:proofErr w:type="spellStart"/>
-      <w:r>
-        <w:rPr>
-          <w:rFonts w:ascii="Cambria Math" w:eastAsia="Calibri" w:hAnsi="Cambria Math" w:cs="Calibri"/>
-          <w:szCs w:val="22"/>
-        </w:rPr>
-        <w:t>inequality</w:t>
-      </w:r>
-      <w:proofErr w:type="spellEnd"/>
-      <w:r>
-        <w:rPr>
-          <w:rFonts w:ascii="Cambria Math" w:eastAsia="Calibri" w:hAnsi="Cambria Math" w:cs="Calibri"/>
-          <w:szCs w:val="22"/>
-        </w:rPr>
-        <w:t xml:space="preserve">), la quale sfrutta un insieme ridotto di nodi di riferimento, denominati landmark, per i quali vengono </w:t>
-      </w:r>
-      <w:proofErr w:type="spellStart"/>
-      <w:r>
-        <w:rPr>
-          <w:rFonts w:ascii="Cambria Math" w:eastAsia="Calibri" w:hAnsi="Cambria Math" w:cs="Calibri"/>
-          <w:szCs w:val="22"/>
-        </w:rPr>
-        <w:t>pre</w:t>
-      </w:r>
-      <w:proofErr w:type="spellEnd"/>
-      <w:r>
-        <w:rPr>
-          <w:rFonts w:ascii="Cambria Math" w:eastAsia="Calibri" w:hAnsi="Cambria Math" w:cs="Calibri"/>
-          <w:szCs w:val="22"/>
-        </w:rPr>
-        <w:t>-calcolate offline le distanze esatte di cammino minimo verso e da tutti gli altri nodi della rete.</w:t>
-      </w:r>
-    </w:p>
-    <w:p>
-      <w:pPr>
-        <w:spacing w:line="259" w:lineRule="auto"/>
-        <w:jc w:val="both"/>
-        <w:rPr>
-          <w:rFonts w:ascii="Cambria Math" w:eastAsia="Calibri" w:hAnsi="Cambria Math" w:cs="Calibri"/>
-          <w:szCs w:val="22"/>
-        </w:rPr>
-      </w:pPr>
-      <w:r>
-        <w:rPr>
-          <w:rFonts w:ascii="Cambria Math" w:eastAsia="Calibri" w:hAnsi="Cambria Math" w:cs="Calibri"/>
-          <w:szCs w:val="22"/>
-        </w:rPr>
-        <w:t xml:space="preserve">Per ottimizzare il loro posizionamento ed evitare scelte arbitrarie, i landmark vengono selezionati tramite una strategia </w:t>
-      </w:r>
-      <w:proofErr w:type="spellStart"/>
-      <w:r>
-        <w:rPr>
-          <w:rFonts w:ascii="Cambria Math" w:eastAsia="Calibri" w:hAnsi="Cambria Math" w:cs="Calibri"/>
-          <w:szCs w:val="22"/>
-        </w:rPr>
-        <w:t>greedy</w:t>
-      </w:r>
-      <w:proofErr w:type="spellEnd"/>
-      <w:r>
-        <w:rPr>
-          <w:rFonts w:ascii="Cambria Math" w:eastAsia="Calibri" w:hAnsi="Cambria Math" w:cs="Calibri"/>
-          <w:szCs w:val="22"/>
-        </w:rPr>
-        <w:t xml:space="preserve"> </w:t>
-      </w:r>
-      <w:proofErr w:type="spellStart"/>
-      <w:r>
-        <w:rPr>
-          <w:rFonts w:ascii="Cambria Math" w:eastAsia="Calibri" w:hAnsi="Cambria Math" w:cs="Calibri"/>
-          <w:szCs w:val="22"/>
-        </w:rPr>
-        <w:t>maxmin</w:t>
-      </w:r>
-      <w:proofErr w:type="spellEnd"/>
-      <w:r>
-        <w:rPr>
-          <w:rFonts w:ascii="Cambria Math" w:eastAsia="Calibri" w:hAnsi="Cambria Math" w:cs="Calibri"/>
-          <w:szCs w:val="22"/>
-        </w:rPr>
-        <w:t xml:space="preserve"> (</w:t>
-      </w:r>
-      <w:proofErr w:type="spellStart"/>
-      <w:r>
-        <w:rPr>
-          <w:rFonts w:ascii="Cambria Math" w:eastAsia="Calibri" w:hAnsi="Cambria Math" w:cs="Calibri"/>
-          <w:szCs w:val="22"/>
-        </w:rPr>
-        <w:t>farthest</w:t>
-      </w:r>
-      <w:proofErr w:type="spellEnd"/>
-      <w:r>
-        <w:rPr>
-          <w:rFonts w:ascii="Cambria Math" w:eastAsia="Calibri" w:hAnsi="Cambria Math" w:cs="Calibri"/>
-          <w:szCs w:val="22"/>
-        </w:rPr>
-        <w:t>):</w:t>
-      </w:r>
-      <w:r>
-        <w:rPr>
-          <w:rFonts w:ascii="Cambria Math" w:eastAsia="Calibri" w:hAnsi="Cambria Math" w:cs="Calibri"/>
-          <w:szCs w:val="22"/>
-        </w:rPr>
-        <w:t xml:space="preserve"> partendo da un nodo iniziale casuale, viene individuato il punto più distante tramite l'algoritmo di Dijkstra, per poi aggiungere progressivamente i landmark successivi massimizzando la distanza minima da quelli già selezionati. </w:t>
-      </w:r>
-    </w:p>
-    <w:p>
-      <w:pPr>
-        <w:spacing w:line="259" w:lineRule="auto"/>
-        <w:jc w:val="both"/>
-        <w:rPr>
-          <w:rFonts w:ascii="Cambria Math" w:eastAsia="Calibri" w:hAnsi="Cambria Math" w:cs="Calibri"/>
-          <w:szCs w:val="22"/>
-        </w:rPr>
-      </w:pPr>
-      <w:r>
-        <w:rPr>
-          <w:rFonts w:ascii="Cambria Math" w:eastAsia="Calibri" w:hAnsi="Cambria Math" w:cs="Calibri"/>
-          <w:szCs w:val="22"/>
-        </w:rPr>
-        <w:t>Poiché la rete stradale urbana è rappresentata da un grafo orientato caratterizzato da numerosi</w:t>
-      </w:r>
-      <w:r>
-        <w:rPr>
-          <w:rFonts w:ascii="Cambria Math" w:eastAsia="Calibri" w:hAnsi="Cambria Math" w:cs="Calibri"/>
-          <w:szCs w:val="22"/>
-        </w:rPr>
-        <w:t xml:space="preserve"> sensi unici, la distanza stradale tra due nodi non è simmetrica. Di conseguenza, il sistema esegue i calcoli preliminari sia sul grafo normale (distanze in uscita dal landmark) sia sul grafo trasposto (distanze in entrata). Il massimo tra queste due stime distinte basate sulla disuguaglianza triangolare, garantisce un’euristica ammissibile e consistente, evitando sovrastime.</w:t>
-      </w:r>
-    </w:p>
-    <w:p>
-      <w:pPr>
-        <w:spacing w:line="259" w:lineRule="auto"/>
-        <w:jc w:val="both"/>
-        <w:rPr>
-          <w:rFonts w:ascii="Cambria Math" w:eastAsia="Calibri" w:hAnsi="Cambria Math" w:cs="Calibri"/>
-          <w:szCs w:val="22"/>
-        </w:rPr>
-      </w:pPr>
-      <w:r>
-        <w:rPr>
-          <w:rFonts w:ascii="Cambria Math" w:eastAsia="Calibri" w:hAnsi="Cambria Math" w:cs="Calibri"/>
-          <w:szCs w:val="22"/>
-        </w:rPr>
-        <w:t xml:space="preserve">Per contenere i costi di calcolo a </w:t>
-      </w:r>
-      <w:proofErr w:type="spellStart"/>
-      <w:r>
-        <w:rPr>
-          <w:rFonts w:ascii="Cambria Math" w:eastAsia="Calibri" w:hAnsi="Cambria Math" w:cs="Calibri"/>
-          <w:szCs w:val="22"/>
-        </w:rPr>
-        <w:t>runtime</w:t>
-      </w:r>
-      <w:proofErr w:type="spellEnd"/>
-      <w:r>
-        <w:rPr>
-          <w:rFonts w:ascii="Cambria Math" w:eastAsia="Calibri" w:hAnsi="Cambria Math" w:cs="Calibri"/>
-          <w:szCs w:val="22"/>
-        </w:rPr>
-        <w:t xml:space="preserve"> ed evitare di calcolare la disuguaglianza triangolare su tutti i landmark disponibili a ogni iterazione, prima di avviare ciascuna ricerca viene eseguita una preselezione dinamica dei landmark attivi, isolando un solo sottoinsieme di soli N_ATTIVI = 3 landmark che offre la stima più stringente per la specifica coppia di origine e destinazione.</w:t>
+        <w:t>Questa variante introduce una modifica alla funzione di valutazione classica di A* impostando un peso pari a w = 2. Moltiplicando il valore dell’euristica per un fattore superiore a uno, l’algoritmo assegna molta più importanza alla stima geometrica rispetto al costo reale accumulato dal punto di partenza. Questo comportamento riduce l’esplorazione laterale dei nodi, focalizzando la ricerca quasi esclusivamente in direzione del traguardo e velocizzando l’esecuzione. Tuttavia questa accelerazione comporta un trade-off: raddoppiando il valore dell’euristica, quest’ultima tende a sovrastimare il costo residuo effettivo, perdendo la proprietà di ammissibilità. Questo significa che il Weighted A* non può garantirci matematicamente di trovare il percorso più breve in assoluto.  </w:t>
       </w:r>
     </w:p>
     <w:p>
@@ -3998,18 +4426,19 @@
         <w:jc w:val="both"/>
         <w:rPr>
           <w:rFonts w:ascii="Cambria Math" w:hAnsi="Cambria Math"/>
-          <w:sz w:val="24"/>
-          <w:szCs w:val="24"/>
+          <w:sz w:val="26"/>
+          <w:szCs w:val="26"/>
         </w:rPr>
       </w:pPr>
-      <w:bookmarkStart w:id="32" w:name="_Toc234948277"/>
+      <w:bookmarkStart w:id="32" w:name="_Toc235092783"/>
       <w:r>
         <w:rPr>
           <w:rFonts w:ascii="Cambria Math" w:hAnsi="Cambria Math"/>
-          <w:sz w:val="24"/>
-          <w:szCs w:val="24"/>
-        </w:rPr>
-        <w:t>3.4.4 Euristica Pesata</w:t>
+          <w:sz w:val="26"/>
+          <w:szCs w:val="26"/>
+        </w:rPr>
+        <w:lastRenderedPageBreak/>
+        <w:t>3.5 Fattore di ramificazione effettivo b*</w:t>
       </w:r>
       <w:bookmarkEnd w:id="32"/>
     </w:p>
@@ -4027,53 +4456,119 @@
           <w:rFonts w:ascii="Cambria Math" w:eastAsia="Calibri" w:hAnsi="Cambria Math" w:cs="Calibri"/>
           <w:szCs w:val="22"/>
         </w:rPr>
-        <w:t xml:space="preserve">Questa variante introduce una modifica alla funzione di valutazione classica di A* impostando un peso pari a w = </w:t>
+        <w:t>Per quantificare sinteticamente l’efficacia di una strategia di ricerca, calcoliamo il fattore di ramificazione effettivo b*, definito dall’equazione della somma:</w:t>
+      </w:r>
+    </w:p>
+    <w:p>
+      <w:pPr>
+        <w:spacing w:line="259" w:lineRule="auto"/>
+        <w:jc w:val="center"/>
+        <w:rPr>
+          <w:rFonts w:ascii="Cambria Math" w:eastAsia="Calibri" w:hAnsi="Cambria Math" w:cs="Calibri"/>
+          <w:szCs w:val="22"/>
+        </w:rPr>
+      </w:pPr>
+      <w:r>
+        <w:rPr>
+          <w:rFonts w:ascii="Cambria Math" w:eastAsia="Calibri" w:hAnsi="Cambria Math" w:cs="Calibri"/>
+          <w:szCs w:val="22"/>
+        </w:rPr>
+        <w:t>1+ b*+(b*)</w:t>
       </w:r>
       <w:r>
         <w:rPr>
           <w:rFonts w:ascii="Cambria Math" w:eastAsia="Calibri" w:hAnsi="Cambria Math" w:cs="Calibri"/>
           <w:szCs w:val="22"/>
-        </w:rPr>
-        <w:t xml:space="preserve">2. Moltiplicando il valore dell’euristica per un fattore superiore a uno, l’algoritmo assegna molta più importanza alla stima geometrica rispetto al costo reale accumulato dal punto di partenza. Questo comportamento riduce l’esplorazione laterale dei nodi, focalizzando la ricerca quasi esclusivamente in direzione del traguardo e velocizzando l’esecuzione. </w:t>
+          <w:vertAlign w:val="superscript"/>
+        </w:rPr>
+        <w:t>2</w:t>
       </w:r>
-      <w:proofErr w:type="gramStart"/>
       <w:r>
         <w:rPr>
           <w:rFonts w:ascii="Cambria Math" w:eastAsia="Calibri" w:hAnsi="Cambria Math" w:cs="Calibri"/>
           <w:szCs w:val="22"/>
         </w:rPr>
-        <w:t>Tuttavia</w:t>
+        <w:t>+ … +(b*)</w:t>
       </w:r>
-      <w:proofErr w:type="gramEnd"/>
       <w:r>
         <w:rPr>
           <w:rFonts w:ascii="Cambria Math" w:eastAsia="Calibri" w:hAnsi="Cambria Math" w:cs="Calibri"/>
           <w:szCs w:val="22"/>
-        </w:rPr>
-        <w:t xml:space="preserve"> questa accelerazione comporta un trade-off: rad</w:t>
+          <w:vertAlign w:val="superscript"/>
+        </w:rPr>
+        <w:t>d</w:t>
       </w:r>
       <w:r>
         <w:rPr>
           <w:rFonts w:ascii="Cambria Math" w:eastAsia="Calibri" w:hAnsi="Cambria Math" w:cs="Calibri"/>
           <w:szCs w:val="22"/>
         </w:rPr>
-        <w:t xml:space="preserve">doppiando il valore dell’euristica, quest’ultima tende a sovrastimare il costo residuo effettivo, perdendo la proprietà di ammissibilità. Questo significa che il </w:t>
+        <w:t xml:space="preserve"> = N+1</w:t>
       </w:r>
-      <w:proofErr w:type="spellStart"/>
-      <w:r>
+    </w:p>
+    <w:p>
+      <w:pPr>
+        <w:spacing w:line="259" w:lineRule="auto"/>
+        <w:jc w:val="both"/>
         <w:rPr>
           <w:rFonts w:ascii="Cambria Math" w:eastAsia="Calibri" w:hAnsi="Cambria Math" w:cs="Calibri"/>
           <w:szCs w:val="22"/>
         </w:rPr>
-        <w:t>Weighted</w:t>
-      </w:r>
-      <w:proofErr w:type="spellEnd"/>
+      </w:pPr>
       <w:r>
         <w:rPr>
           <w:rFonts w:ascii="Cambria Math" w:eastAsia="Calibri" w:hAnsi="Cambria Math" w:cs="Calibri"/>
           <w:szCs w:val="22"/>
         </w:rPr>
-        <w:t xml:space="preserve"> A* non può garantirci matematicamente di trovare il percorso più breve in assoluto.  </w:t>
+        <w:t xml:space="preserve">dove </w:t>
+      </w:r>
+      <w:r>
+        <w:rPr>
+          <w:rFonts w:ascii="Cambria Math" w:eastAsia="Calibri" w:hAnsi="Cambria Math" w:cs="Calibri"/>
+          <w:i/>
+          <w:iCs/>
+          <w:szCs w:val="22"/>
+        </w:rPr>
+        <w:t>N</w:t>
+      </w:r>
+      <w:r>
+        <w:rPr>
+          <w:rFonts w:ascii="Cambria Math" w:eastAsia="Calibri" w:hAnsi="Cambria Math" w:cs="Calibri"/>
+          <w:szCs w:val="22"/>
+        </w:rPr>
+        <w:t xml:space="preserve"> è il numero di nodi espansi e </w:t>
+      </w:r>
+      <w:r>
+        <w:rPr>
+          <w:rFonts w:ascii="Cambria Math" w:eastAsia="Calibri" w:hAnsi="Cambria Math" w:cs="Calibri"/>
+          <w:i/>
+          <w:iCs/>
+          <w:szCs w:val="22"/>
+        </w:rPr>
+        <w:t>d</w:t>
+      </w:r>
+      <w:r>
+        <w:rPr>
+          <w:rFonts w:ascii="Cambria Math" w:eastAsia="Calibri" w:hAnsi="Cambria Math" w:cs="Calibri"/>
+          <w:szCs w:val="22"/>
+        </w:rPr>
+        <w:t xml:space="preserve"> la profondità del cammino trovato. Non essendo un’equazione risolvibile in forma chiusa, viene risolta numericamente tramite metodo di bisezione. Per garantire la stabilità del metodo anche su percorsi lunghi, dove l’elevamento a potenza di </w:t>
+      </w:r>
+      <w:r>
+        <w:rPr>
+          <w:rFonts w:ascii="Cambria Math" w:eastAsia="Calibri" w:hAnsi="Cambria Math" w:cs="Calibri"/>
+          <w:i/>
+          <w:iCs/>
+          <w:szCs w:val="22"/>
+        </w:rPr>
+        <w:t>d</w:t>
+      </w:r>
+      <w:r>
+        <w:rPr>
+          <w:rFonts w:ascii="Cambria Math" w:eastAsia="Calibri" w:hAnsi="Cambria Math" w:cs="Calibri"/>
+          <w:szCs w:val="22"/>
+        </w:rPr>
+        <w:t xml:space="preserve"> potrebbe causare overflow durante la ricerca, l’estremo superiore dell’intervallo di bisezione non è fissato a priori, ma calcolato dinamicamente, garantendo la convergenza dell’algoritmo indipendentemente dalla scala del problema.</w:t>
       </w:r>
     </w:p>
     <w:p>
@@ -4086,15 +4581,14 @@
           <w:szCs w:val="26"/>
         </w:rPr>
       </w:pPr>
-      <w:bookmarkStart w:id="33" w:name="_Toc234948278"/>
+      <w:bookmarkStart w:id="33" w:name="_Toc235092784"/>
       <w:r>
         <w:rPr>
           <w:rFonts w:ascii="Cambria Math" w:hAnsi="Cambria Math"/>
           <w:sz w:val="26"/>
           <w:szCs w:val="26"/>
         </w:rPr>
-        <w:lastRenderedPageBreak/>
-        <w:t>3.5 Fattore di ramificazione effettivo b*</w:t>
+        <w:t>3.6 Architettura del sistema e modalità di esecuzione</w:t>
       </w:r>
       <w:bookmarkEnd w:id="33"/>
     </w:p>
@@ -4112,54 +4606,7 @@
           <w:rFonts w:ascii="Cambria Math" w:eastAsia="Calibri" w:hAnsi="Cambria Math" w:cs="Calibri"/>
           <w:szCs w:val="22"/>
         </w:rPr>
-        <w:t>Per quantificare sinteticamente l’efficacia di una strategia di ricerca, calcoliamo il fattore di ramificazione effettivo b*, definito dall’equazione della somma:</w:t>
-      </w:r>
-    </w:p>
-    <w:p>
-      <w:pPr>
-        <w:spacing w:line="259" w:lineRule="auto"/>
-        <w:jc w:val="center"/>
-        <w:rPr>
-          <w:rFonts w:ascii="Cambria Math" w:eastAsia="Calibri" w:hAnsi="Cambria Math" w:cs="Calibri"/>
-          <w:szCs w:val="22"/>
-        </w:rPr>
-      </w:pPr>
-      <w:r>
-        <w:rPr>
-          <w:rFonts w:ascii="Cambria Math" w:eastAsia="Calibri" w:hAnsi="Cambria Math" w:cs="Calibri"/>
-          <w:szCs w:val="22"/>
-        </w:rPr>
-        <w:t>1+ b*+(b*)</w:t>
-      </w:r>
-      <w:r>
-        <w:rPr>
-          <w:rFonts w:ascii="Cambria Math" w:eastAsia="Calibri" w:hAnsi="Cambria Math" w:cs="Calibri"/>
-          <w:szCs w:val="22"/>
-          <w:vertAlign w:val="superscript"/>
-        </w:rPr>
-        <w:t>2</w:t>
-      </w:r>
-      <w:r>
-        <w:rPr>
-          <w:rFonts w:ascii="Cambria Math" w:eastAsia="Calibri" w:hAnsi="Cambria Math" w:cs="Calibri"/>
-          <w:szCs w:val="22"/>
-        </w:rPr>
-        <w:t>+ … +(b*)</w:t>
-      </w:r>
-      <w:r>
-        <w:rPr>
-          <w:rFonts w:ascii="Cambria Math" w:eastAsia="Calibri" w:hAnsi="Cambria Math" w:cs="Calibri"/>
-          <w:szCs w:val="22"/>
-          <w:vertAlign w:val="superscript"/>
-        </w:rPr>
-        <w:t>d</w:t>
-      </w:r>
-      <w:r>
-        <w:rPr>
-          <w:rFonts w:ascii="Cambria Math" w:eastAsia="Calibri" w:hAnsi="Cambria Math" w:cs="Calibri"/>
-          <w:szCs w:val="22"/>
-        </w:rPr>
-        <w:t xml:space="preserve"> = N+1</w:t>
+        <w:t>Il file principale, driver.py, opera come un benchmark batch automatico, progettato per raccogliere dati statistici su un numero elevato di coppie origine-destinazione anziché validare un singolo percorso scelto manualmente. Innanzitutto, il sistema verifica la presenza in locale, in formato .graphml nella cartella mappe/, del grafo stradale relativo all’area configurata. In assenza del file, il grafo viene scaricato tramite OSMnx e salvato automaticamente per velocizzare le esecuzioni successive.</w:t>
       </w:r>
     </w:p>
     <w:p>
@@ -4176,147 +4623,7 @@
           <w:rFonts w:ascii="Cambria Math" w:eastAsia="Calibri" w:hAnsi="Cambria Math" w:cs="Calibri"/>
           <w:szCs w:val="22"/>
         </w:rPr>
-        <w:t xml:space="preserve">dove </w:t>
-      </w:r>
-      <w:r>
-        <w:rPr>
-          <w:rFonts w:ascii="Cambria Math" w:eastAsia="Calibri" w:hAnsi="Cambria Math" w:cs="Calibri"/>
-          <w:i/>
-          <w:iCs/>
-          <w:szCs w:val="22"/>
-        </w:rPr>
-        <w:t>N</w:t>
-      </w:r>
-      <w:r>
-        <w:rPr>
-          <w:rFonts w:ascii="Cambria Math" w:eastAsia="Calibri" w:hAnsi="Cambria Math" w:cs="Calibri"/>
-          <w:szCs w:val="22"/>
-        </w:rPr>
-        <w:t xml:space="preserve"> è il nu</w:t>
-      </w:r>
-      <w:r>
-        <w:rPr>
-          <w:rFonts w:ascii="Cambria Math" w:eastAsia="Calibri" w:hAnsi="Cambria Math" w:cs="Calibri"/>
-          <w:szCs w:val="22"/>
-        </w:rPr>
-        <w:t xml:space="preserve">mero di nodi espansi e </w:t>
-      </w:r>
-      <w:r>
-        <w:rPr>
-          <w:rFonts w:ascii="Cambria Math" w:eastAsia="Calibri" w:hAnsi="Cambria Math" w:cs="Calibri"/>
-          <w:i/>
-          <w:iCs/>
-          <w:szCs w:val="22"/>
-        </w:rPr>
-        <w:t>d</w:t>
-      </w:r>
-      <w:r>
-        <w:rPr>
-          <w:rFonts w:ascii="Cambria Math" w:eastAsia="Calibri" w:hAnsi="Cambria Math" w:cs="Calibri"/>
-          <w:szCs w:val="22"/>
-        </w:rPr>
-        <w:t xml:space="preserve"> la profondità del cammino trovato. Non essendo un’equazione risolvibile in forma chiusa, viene risolta numericamente tramite metodo di bisezione. Per garantire la stabilità del metodo anche su percorsi lunghi, dove l’elevamento a potenza di </w:t>
-      </w:r>
-      <w:r>
-        <w:rPr>
-          <w:rFonts w:ascii="Cambria Math" w:eastAsia="Calibri" w:hAnsi="Cambria Math" w:cs="Calibri"/>
-          <w:i/>
-          <w:iCs/>
-          <w:szCs w:val="22"/>
-        </w:rPr>
-        <w:t>d</w:t>
-      </w:r>
-      <w:r>
-        <w:rPr>
-          <w:rFonts w:ascii="Cambria Math" w:eastAsia="Calibri" w:hAnsi="Cambria Math" w:cs="Calibri"/>
-          <w:szCs w:val="22"/>
-        </w:rPr>
-        <w:t xml:space="preserve"> potrebbe causare overflow durante la ricerca, l’estremo superiore dell’intervallo di bisezione non è fissato a priori, ma calcolato dinamicamente, garantendo la convergenza dell’algoritmo indipendentemente dalla scala del problema.</w:t>
-      </w:r>
-    </w:p>
-    <w:p>
-      <w:pPr>
-        <w:pStyle w:val="Titolo2"/>
-        <w:jc w:val="both"/>
-        <w:rPr>
-          <w:rFonts w:ascii="Cambria Math" w:hAnsi="Cambria Math"/>
-          <w:sz w:val="26"/>
-          <w:szCs w:val="26"/>
-        </w:rPr>
-      </w:pPr>
-      <w:bookmarkStart w:id="34" w:name="_Toc234948279"/>
-      <w:r>
-        <w:rPr>
-          <w:rFonts w:ascii="Cambria Math" w:hAnsi="Cambria Math"/>
-          <w:sz w:val="26"/>
-          <w:szCs w:val="26"/>
-        </w:rPr>
-        <w:t>3.</w:t>
-      </w:r>
-      <w:r>
-        <w:rPr>
-          <w:rFonts w:ascii="Cambria Math" w:hAnsi="Cambria Math"/>
-          <w:sz w:val="26"/>
-          <w:szCs w:val="26"/>
-        </w:rPr>
-        <w:t>6 Architettura del sistema e modalità di esecuzione</w:t>
-      </w:r>
-      <w:bookmarkEnd w:id="34"/>
-    </w:p>
-    <w:p>
-      <w:pPr>
-        <w:spacing w:line="259" w:lineRule="auto"/>
-        <w:jc w:val="both"/>
-        <w:rPr>
-          <w:rFonts w:ascii="Cambria Math" w:eastAsia="Calibri" w:hAnsi="Cambria Math" w:cs="Calibri"/>
-          <w:szCs w:val="22"/>
-        </w:rPr>
-      </w:pPr>
-      <w:r>
-        <w:rPr>
-          <w:rFonts w:ascii="Cambria Math" w:eastAsia="Calibri" w:hAnsi="Cambria Math" w:cs="Calibri"/>
-          <w:szCs w:val="22"/>
-        </w:rPr>
-        <w:t>Il file principale, driver.py, opera come un benchmark batch automatico, progettato per raccogliere dati statistici su un numero elevato di coppie origine-destinazione anziché validare un singolo percorso scelto manualmente. Innanzitutto, il sistema verifica la presenza in locale, in formato .</w:t>
-      </w:r>
-      <w:proofErr w:type="spellStart"/>
-      <w:r>
-        <w:rPr>
-          <w:rFonts w:ascii="Cambria Math" w:eastAsia="Calibri" w:hAnsi="Cambria Math" w:cs="Calibri"/>
-          <w:szCs w:val="22"/>
-        </w:rPr>
-        <w:t>graphml</w:t>
-      </w:r>
-      <w:proofErr w:type="spellEnd"/>
-      <w:r>
-        <w:rPr>
-          <w:rFonts w:ascii="Cambria Math" w:eastAsia="Calibri" w:hAnsi="Cambria Math" w:cs="Calibri"/>
-          <w:szCs w:val="22"/>
-        </w:rPr>
-        <w:t xml:space="preserve"> nella cartella mappe/, del grafo</w:t>
-      </w:r>
-      <w:r>
-        <w:rPr>
-          <w:rFonts w:ascii="Cambria Math" w:eastAsia="Calibri" w:hAnsi="Cambria Math" w:cs="Calibri"/>
-          <w:szCs w:val="22"/>
-        </w:rPr>
-        <w:t xml:space="preserve"> stradale relativo all’area configurata. In assenza del file, il grafo viene scaricato tramite </w:t>
-      </w:r>
-      <w:proofErr w:type="spellStart"/>
-      <w:r>
-        <w:rPr>
-          <w:rFonts w:ascii="Cambria Math" w:eastAsia="Calibri" w:hAnsi="Cambria Math" w:cs="Calibri"/>
-          <w:szCs w:val="22"/>
-        </w:rPr>
-        <w:t>OSMnx</w:t>
-      </w:r>
-      <w:proofErr w:type="spellEnd"/>
-      <w:r>
-        <w:rPr>
-          <w:rFonts w:ascii="Cambria Math" w:eastAsia="Calibri" w:hAnsi="Cambria Math" w:cs="Calibri"/>
-          <w:szCs w:val="22"/>
-        </w:rPr>
-        <w:t xml:space="preserve"> e salvato automaticamente per velocizzare le esecuzioni successive.</w:t>
+        <w:t>Successivamente viene estratta la componente fortemente connessa più grande del grafo: poiché in un grafo orientato l’esistenza di un arco da un punto ad un altro non implica l’esistenza del percorso inverso, restringere l’analisi alla componente fortemente connessa garantisce che ogni coppia di nodi campionata sia mutuamente raggiungibile, azzerando i fallimenti di routing dovuti a nodi isolati o raggiungibili in una sola direzione.</w:t>
       </w:r>
     </w:p>
     <w:p>
@@ -4333,14 +4640,7 @@
           <w:rFonts w:ascii="Cambria Math" w:eastAsia="Calibri" w:hAnsi="Cambria Math" w:cs="Calibri"/>
           <w:szCs w:val="22"/>
         </w:rPr>
-        <w:t>Successivamente viene estratta la componente fortemente connessa più grande del grafo: poiché in un grafo orientato l’esistenza di un arco da un punto ad un altro non implica l’esis</w:t>
-      </w:r>
-      <w:r>
-        <w:rPr>
-          <w:rFonts w:ascii="Cambria Math" w:eastAsia="Calibri" w:hAnsi="Cambria Math" w:cs="Calibri"/>
-          <w:szCs w:val="22"/>
-        </w:rPr>
-        <w:t>tenza del percorso inverso, restringere l’analisi alla componente fortemente connessa garantisce che ogni coppia di nodi campionata sia mutuamente raggiungibile, azzerando i fallimenti di routing dovuti a nodi isolati o raggiungibili in una sola direzione.</w:t>
+        <w:t>In seguito, il sistema esegue un campionamento statistico di coppie di nodi tramite un generatore pseudocasuale a SEED fisso (pari a 42, per garantire la piena riproducibilità dei risultati), suddividendo le coppie campionate in classi di distanza in linea d’aria crescente, da 0.5km fino a 50km.</w:t>
       </w:r>
     </w:p>
     <w:p>
@@ -4357,38 +4657,7 @@
           <w:rFonts w:ascii="Cambria Math" w:eastAsia="Calibri" w:hAnsi="Cambria Math" w:cs="Calibri"/>
           <w:szCs w:val="22"/>
         </w:rPr>
-        <w:t xml:space="preserve">In seguito, il sistema esegue un campionamento statistico di coppie di nodi tramite un generatore pseudocasuale a SEED fisso (pari a 42, per garantire la piena riproducibilità </w:t>
-      </w:r>
-      <w:r>
-        <w:rPr>
-          <w:rFonts w:ascii="Cambria Math" w:eastAsia="Calibri" w:hAnsi="Cambria Math" w:cs="Calibri"/>
-          <w:szCs w:val="22"/>
-        </w:rPr>
-        <w:t>dei risultati), suddividendo le coppie campionate in classi di distanza in linea d’aria crescente, da 0.5km fino a 50km.</w:t>
-      </w:r>
-    </w:p>
-    <w:p>
-      <w:pPr>
-        <w:spacing w:line="259" w:lineRule="auto"/>
-        <w:jc w:val="both"/>
-        <w:rPr>
-          <w:rFonts w:ascii="Cambria Math" w:eastAsia="Calibri" w:hAnsi="Cambria Math" w:cs="Calibri"/>
-          <w:szCs w:val="22"/>
-        </w:rPr>
-      </w:pPr>
-      <w:r>
-        <w:rPr>
-          <w:rFonts w:ascii="Cambria Math" w:eastAsia="Calibri" w:hAnsi="Cambria Math" w:cs="Calibri"/>
-          <w:szCs w:val="22"/>
-        </w:rPr>
-        <w:t>Infine, per ciascuna coppia valida vengono eseguiti in sequenza tutti e sei gli algoritmi registrati sullo stesso problema, garantendo la parità di condizioni sperimentali e registrando le rispettive metriche di performance. Al termine del benchmark, il sistema esporta automaticamente nella cartella risultati/ un file risultati.csv con i dati grezzi di ogni singolo te</w:t>
-      </w:r>
-      <w:r>
-        <w:rPr>
-          <w:rFonts w:ascii="Cambria Math" w:eastAsia="Calibri" w:hAnsi="Cambria Math" w:cs="Calibri"/>
-          <w:szCs w:val="22"/>
-        </w:rPr>
-        <w:t>st, un pannello grafico confronto_distanze.png, che riporta la mediana e la banda interquartile delle metriche principali al crescere della distanza, e le immagini del percorso ottimo calcolato per una coppia rappresentativa di ciascuna fascia di distanza.</w:t>
+        <w:t>Infine, per ciascuna coppia valida vengono eseguiti in sequenza tutti e sei gli algoritmi registrati sullo stesso problema, garantendo la parità di condizioni sperimentali e registrando le rispettive metriche di performance. Al termine del benchmark, il sistema esporta automaticamente nella cartella risultati/ un file risultati.csv con i dati grezzi di ogni singolo test, un pannello grafico confronto_distanze.png, che riporta la mediana e la banda interquartile delle metriche principali al crescere della distanza, e le immagini del percorso ottimo calcolato per una coppia rappresentativa di ciascuna fascia di distanza.</w:t>
       </w:r>
     </w:p>
     <w:p>
@@ -4427,7 +4696,7 @@
           <w:szCs w:val="32"/>
         </w:rPr>
       </w:pPr>
-      <w:bookmarkStart w:id="35" w:name="_Toc234948280"/>
+      <w:bookmarkStart w:id="34" w:name="_Toc235092785"/>
       <w:r>
         <w:rPr>
           <w:rFonts w:ascii="Cambria Math" w:hAnsi="Cambria Math"/>
@@ -4439,8 +4708,8 @@
         <w:lastRenderedPageBreak/>
         <w:t>4. Discussione dei Risultati</w:t>
       </w:r>
-      <w:bookmarkEnd w:id="29"/>
-      <w:bookmarkEnd w:id="35"/>
+      <w:bookmarkEnd w:id="28"/>
+      <w:bookmarkEnd w:id="34"/>
     </w:p>
     <w:p>
       <w:pPr>
@@ -4452,8 +4721,8 @@
           <w:szCs w:val="26"/>
         </w:rPr>
       </w:pPr>
-      <w:bookmarkStart w:id="36" w:name="_Toc234788371"/>
-      <w:bookmarkStart w:id="37" w:name="_Toc234948281"/>
+      <w:bookmarkStart w:id="35" w:name="_Toc234788371"/>
+      <w:bookmarkStart w:id="36" w:name="_Toc235092786"/>
       <w:r>
         <w:rPr>
           <w:rFonts w:ascii="Cambria Math" w:hAnsi="Cambria Math"/>
@@ -4462,8 +4731,8 @@
         </w:rPr>
         <w:t>4.1 Setup sperimentale</w:t>
       </w:r>
+      <w:bookmarkEnd w:id="35"/>
       <w:bookmarkEnd w:id="36"/>
-      <w:bookmarkEnd w:id="37"/>
     </w:p>
     <w:p>
       <w:pPr>
@@ -4476,33 +4745,7 @@
         <w:rPr>
           <w:rFonts w:ascii="Cambria Math" w:hAnsi="Cambria Math"/>
         </w:rPr>
-        <w:t xml:space="preserve">Come già anticipato nei capitoli precedenti, la valutazione sperimentale è stata condotta con l’esecuzione reale del benchmark batch (driver.py) sul grafo stradale della città </w:t>
-      </w:r>
-      <w:r>
-        <w:rPr>
-          <w:rFonts w:ascii="Cambria Math" w:hAnsi="Cambria Math"/>
-        </w:rPr>
-        <w:t xml:space="preserve">metropolitana di Napoli (40.574 nodi, 87.126 archi), con </w:t>
-      </w:r>
-      <w:proofErr w:type="spellStart"/>
-      <w:r>
-        <w:rPr>
-          <w:rFonts w:ascii="Cambria Math" w:hAnsi="Cambria Math"/>
-        </w:rPr>
-        <w:t>pre</w:t>
-      </w:r>
-      <w:proofErr w:type="spellEnd"/>
-      <w:r>
-        <w:rPr>
-          <w:rFonts w:ascii="Cambria Math" w:hAnsi="Cambria Math"/>
-        </w:rPr>
-        <w:t>-processing dell’euristica ALT su 8 landmark. Dopo l’estrazione della componente fortemente connessa, il sistema ha campionato 20 coppie origine-destinazione per ciascuna di 8 classi di distanza in linea d’aria crescente (da 0,5-1 km fino a 35-50 km), per un totale di 160 coppie e 960 esecuzioni (160 coppie × 6 algoritmi: Zero/Dijkstra, Euclidea, Landmark/ALT, Pesata w=2, Greedy, BFS) salvate in risult</w:t>
-      </w:r>
-      <w:r>
-        <w:rPr>
-          <w:rFonts w:ascii="Cambria Math" w:hAnsi="Cambria Math"/>
-        </w:rPr>
-        <w:t>ati.csv. La seguente analisi si basa sull’intero campione, riportando in mediana e banda interquartile (IQR) per ciascuna metrica, la validazione statistica su larga scala.</w:t>
+        <w:t>Come già anticipato nei capitoli precedenti, la valutazione sperimentale è stata condotta con l’esecuzione reale del benchmark batch (driver.py) sul grafo stradale della città metropolitana di Napoli (40.574 nodi, 87.126 archi), con pre-processing dell’euristica ALT su 8 landmark. Dopo l’estrazione della componente fortemente connessa, il sistema ha campionato 20 coppie origine-destinazione per ciascuna di 8 classi di distanza in linea d’aria crescente (da 0,5-1 km fino a 35-50 km), per un totale di 160 coppie e 960 esecuzioni (160 coppie × 6 algoritmi: Zero/Dijkstra, Euclidea, Landmark/ALT, Pesata w=2, Greedy, BFS) salvate in risultati.csv. La seguente analisi si basa sull’intero campione, riportando in mediana e banda interquartile (IQR) per ciascuna metrica, la validazione statistica su larga scala.</w:t>
       </w:r>
     </w:p>
     <w:p>
@@ -4515,7 +4758,7 @@
           <w:szCs w:val="26"/>
         </w:rPr>
       </w:pPr>
-      <w:bookmarkStart w:id="38" w:name="_Toc234948282"/>
+      <w:bookmarkStart w:id="37" w:name="_Toc235092787"/>
       <w:r>
         <w:rPr>
           <w:rFonts w:ascii="Cambria Math" w:hAnsi="Cambria Math"/>
@@ -4523,6 +4766,41 @@
           <w:szCs w:val="26"/>
         </w:rPr>
         <w:t>4.2 Metriche di valutazione</w:t>
+      </w:r>
+      <w:bookmarkEnd w:id="37"/>
+    </w:p>
+    <w:p>
+      <w:pPr>
+        <w:jc w:val="both"/>
+        <w:rPr>
+          <w:rFonts w:ascii="Cambria Math" w:hAnsi="Cambria Math"/>
+        </w:rPr>
+      </w:pPr>
+      <w:r>
+        <w:rPr>
+          <w:rFonts w:ascii="Cambria Math" w:hAnsi="Cambria Math"/>
+        </w:rPr>
+        <w:t>Il confronto si basa sulle metriche già introdotte (costo ed errore % rispetto a C*, archi, nodi espansi, tempo, picco frontiera, b*), qui aggregate su ciascuna delle 20 coppie per bin tramite mediana, la statistica meno sensibile a eventuali outlier rispetto alla media, coerentemente con quanto riportato nel pannello grafico del confronto delle distanze.</w:t>
+      </w:r>
+    </w:p>
+    <w:p>
+      <w:pPr>
+        <w:pStyle w:val="Titolo2"/>
+        <w:jc w:val="both"/>
+        <w:rPr>
+          <w:rFonts w:ascii="Cambria Math" w:hAnsi="Cambria Math"/>
+          <w:sz w:val="26"/>
+          <w:szCs w:val="26"/>
+        </w:rPr>
+      </w:pPr>
+      <w:bookmarkStart w:id="38" w:name="_Toc235092788"/>
+      <w:r>
+        <w:rPr>
+          <w:rFonts w:ascii="Cambria Math" w:hAnsi="Cambria Math"/>
+          <w:sz w:val="26"/>
+          <w:szCs w:val="26"/>
+        </w:rPr>
+        <w:t>4.3 Risultati aggregati</w:t>
       </w:r>
       <w:bookmarkEnd w:id="38"/>
     </w:p>
@@ -4537,68 +4815,7 @@
         <w:rPr>
           <w:rFonts w:ascii="Cambria Math" w:hAnsi="Cambria Math"/>
         </w:rPr>
-        <w:t>Il confronto si basa sulle metriche già introdotte (costo ed errore % rispetto a C*, archi, nodi espa</w:t>
-      </w:r>
-      <w:r>
-        <w:rPr>
-          <w:rFonts w:ascii="Cambria Math" w:hAnsi="Cambria Math"/>
-        </w:rPr>
-        <w:t xml:space="preserve">nsi, tempo, picco frontiera, b*), qui aggregate su ciascuna delle 20 coppie per bin tramite mediana, la statistica meno sensibile a eventuali </w:t>
-      </w:r>
-      <w:proofErr w:type="spellStart"/>
-      <w:r>
-        <w:rPr>
-          <w:rFonts w:ascii="Cambria Math" w:hAnsi="Cambria Math"/>
-        </w:rPr>
-        <w:t>outlier</w:t>
-      </w:r>
-      <w:proofErr w:type="spellEnd"/>
-      <w:r>
-        <w:rPr>
-          <w:rFonts w:ascii="Cambria Math" w:hAnsi="Cambria Math"/>
-        </w:rPr>
-        <w:t xml:space="preserve"> rispetto alla media, coerentemente con quanto riportato nel pannello grafico del confronto delle distanze.</w:t>
-      </w:r>
-    </w:p>
-    <w:p>
-      <w:pPr>
-        <w:pStyle w:val="Titolo2"/>
-        <w:jc w:val="both"/>
-        <w:rPr>
-          <w:rFonts w:ascii="Cambria Math" w:hAnsi="Cambria Math"/>
-          <w:sz w:val="26"/>
-          <w:szCs w:val="26"/>
-        </w:rPr>
-      </w:pPr>
-      <w:bookmarkStart w:id="39" w:name="_Toc234948283"/>
-      <w:r>
-        <w:rPr>
-          <w:rFonts w:ascii="Cambria Math" w:hAnsi="Cambria Math"/>
-          <w:sz w:val="26"/>
-          <w:szCs w:val="26"/>
-        </w:rPr>
-        <w:t>4.3 Risultati aggregati</w:t>
-      </w:r>
-      <w:bookmarkEnd w:id="39"/>
-    </w:p>
-    <w:p>
-      <w:pPr>
-        <w:jc w:val="both"/>
-        <w:rPr>
-          <w:rFonts w:ascii="Cambria Math" w:hAnsi="Cambria Math"/>
-        </w:rPr>
-      </w:pPr>
-      <w:r>
-        <w:rPr>
-          <w:rFonts w:ascii="Cambria Math" w:hAnsi="Cambria Math"/>
-        </w:rPr>
-        <w:t>L’immagine riporta il pannello completo generato dal benchmark</w:t>
-      </w:r>
-      <w:r>
-        <w:rPr>
-          <w:rFonts w:ascii="Cambria Math" w:hAnsi="Cambria Math"/>
-        </w:rPr>
-        <w:t>: mediana (linea) e banda interquartile (area ombreggiata) di nodi espansi, tempo di esecuzione, costo del percorso, fattore di ramificazione effettivo b* e picco di memoria della frontiera, in funzione della distanza in linea d’aria fra le coppie testate.</w:t>
+        <w:t>L’immagine riporta il pannello completo generato dal benchmark: mediana (linea) e banda interquartile (area ombreggiata) di nodi espansi, tempo di esecuzione, costo del percorso, fattore di ramificazione effettivo b* e picco di memoria della frontiera, in funzione della distanza in linea d’aria fra le coppie testate.</w:t>
       </w:r>
     </w:p>
     <w:p>
@@ -4657,7 +4874,7 @@
               </wp:inline>
             </w:drawing>
           </mc:Choice>
-          <mc:Fallback xmlns:asvg="http://schemas.microsoft.com/office/drawing/2016/SVG/main" xmlns:pic="http://schemas.openxmlformats.org/drawingml/2006/picture" xmlns:a="http://schemas.openxmlformats.org/drawingml/2006/main">
+          <mc:Fallback xmlns:a="http://schemas.openxmlformats.org/drawingml/2006/main" xmlns:pic="http://schemas.openxmlformats.org/drawingml/2006/picture" xmlns:asvg="http://schemas.microsoft.com/office/drawing/2016/SVG/main">
             <w:pict w14:anchorId="2D8D6F5B">
               <v:shapetype id="_x0000_t75" coordsize="21600,21600" filled="f" stroked="f" o:spt="75" o:preferrelative="t" path="m@4@5l@4@11@9@11@9@5xe">
                 <v:stroke joinstyle="miter"/>
@@ -8905,7 +9122,7 @@
           <w:szCs w:val="26"/>
         </w:rPr>
       </w:pPr>
-      <w:bookmarkStart w:id="40" w:name="_Toc234948284"/>
+      <w:bookmarkStart w:id="39" w:name="_Toc235092789"/>
       <w:r>
         <w:rPr>
           <w:rFonts w:ascii="Cambria Math" w:hAnsi="Cambria Math"/>
@@ -8914,7 +9131,7 @@
         </w:rPr>
         <w:t>4.4 Verifica dell’ottimalità e analisi dell’errore</w:t>
       </w:r>
-      <w:bookmarkEnd w:id="40"/>
+      <w:bookmarkEnd w:id="39"/>
     </w:p>
     <w:p>
       <w:pPr>
@@ -8993,7 +9210,7 @@
           <w:szCs w:val="26"/>
         </w:rPr>
       </w:pPr>
-      <w:bookmarkStart w:id="41" w:name="_Toc234948285"/>
+      <w:bookmarkStart w:id="40" w:name="_Toc235092790"/>
       <w:r>
         <w:rPr>
           <w:rFonts w:ascii="Cambria Math" w:hAnsi="Cambria Math"/>
@@ -9001,6 +9218,115 @@
           <w:szCs w:val="26"/>
         </w:rPr>
         <w:t>4.5 Fattore di ramificazione</w:t>
+      </w:r>
+      <w:bookmarkEnd w:id="40"/>
+    </w:p>
+    <w:p>
+      <w:pPr>
+        <w:pBdr>
+          <w:top w:val="none" w:sz="4" w:space="0" w:color="000000"/>
+          <w:left w:val="none" w:sz="4" w:space="0" w:color="000000"/>
+          <w:bottom w:val="none" w:sz="4" w:space="0" w:color="000000"/>
+          <w:right w:val="none" w:sz="4" w:space="0" w:color="000000"/>
+        </w:pBdr>
+        <w:spacing w:line="259" w:lineRule="auto"/>
+        <w:jc w:val="both"/>
+        <w:rPr>
+          <w:rFonts w:ascii="Cambria Math" w:eastAsia="Calibri" w:hAnsi="Cambria Math" w:cs="Calibri"/>
+          <w14:ligatures w14:val="none"/>
+        </w:rPr>
+      </w:pPr>
+      <w:r>
+        <w:rPr>
+          <w:rFonts w:ascii="Cambria Math" w:eastAsia="Calibri" w:hAnsi="Cambria Math" w:cs="Calibri"/>
+        </w:rPr>
+        <w:t>I risultati dei benchmark confermano la gerarchia di efficacia teorica delle strategie analizzate: il fattore di ramificazione effettivo b* si mantiene sistematicamente più basso per l'euristica Landmark e per A* Pesato rispetto all'euristica Euclidea, a Dijkstra e alla ricerca in ampiezza (BFS) all'interno del medesimo intervallo di distanza. Tale evidenza rispecchia direttamente il maggior grado di informazione incorporato nelle rispettive funzioni di valutazione.</w:t>
+      </w:r>
+    </w:p>
+    <w:p>
+      <w:pPr>
+        <w:pBdr>
+          <w:top w:val="none" w:sz="4" w:space="0" w:color="000000"/>
+          <w:left w:val="none" w:sz="4" w:space="0" w:color="000000"/>
+          <w:bottom w:val="none" w:sz="4" w:space="0" w:color="000000"/>
+          <w:right w:val="none" w:sz="4" w:space="0" w:color="000000"/>
+        </w:pBdr>
+        <w:spacing w:line="259" w:lineRule="auto"/>
+        <w:jc w:val="both"/>
+        <w:rPr>
+          <w:rFonts w:ascii="Cambria Math" w:eastAsia="Calibri" w:hAnsi="Cambria Math" w:cs="Calibri"/>
+          <w14:ligatures w14:val="none"/>
+        </w:rPr>
+      </w:pPr>
+      <w:r>
+        <w:rPr>
+          <w:rFonts w:ascii="Cambria Math" w:eastAsia="Calibri" w:hAnsi="Cambria Math" w:cs="Calibri"/>
+        </w:rPr>
+        <w:t>Tuttavia, l'analisi dell'andamento mostra che il valore di b* tende a decrescere per tutte le strategie al crescere della distanza tra i nodi, convergendo verso il valore ideale pari a 1 anche per gli algoritmi meno informati. Ad esempio, l'algoritmo di Dijkstra registra un b* medio che passa da 1,204 nella fascia di distanza più breve a 1,016 in quella più estesa, mentre la BFS scende da 1,283 a 1,080.</w:t>
+      </w:r>
+    </w:p>
+    <w:p>
+      <w:pPr>
+        <w:pBdr>
+          <w:top w:val="none" w:sz="4" w:space="0" w:color="000000"/>
+          <w:left w:val="none" w:sz="4" w:space="0" w:color="000000"/>
+          <w:bottom w:val="none" w:sz="4" w:space="0" w:color="000000"/>
+          <w:right w:val="none" w:sz="4" w:space="0" w:color="000000"/>
+        </w:pBdr>
+        <w:spacing w:line="259" w:lineRule="auto"/>
+        <w:jc w:val="both"/>
+        <w:rPr>
+          <w:rFonts w:ascii="Cambria Math" w:eastAsia="Calibri" w:hAnsi="Cambria Math" w:cs="Calibri"/>
+          <w14:ligatures w14:val="none"/>
+        </w:rPr>
+      </w:pPr>
+      <w:r>
+        <w:rPr>
+          <w:rFonts w:ascii="Cambria Math" w:eastAsia="Calibri" w:hAnsi="Cambria Math" w:cs="Calibri"/>
+        </w:rPr>
+        <w:t>Questo comportamento evidenzia come il fattore di ramificazione effettivo non sia una metrica indipendente dalla scala del problema. La sua stessa definizione matematica, espressa dall'equazione della somma geometrica dei nodi espansi rispetto alla profondità del cammino, implica che a parità di efficienza relativa dell'algoritmo, un percorso caratterizzato da una profondità (numero di archi) sensibilmente maggiore richieda un valore di b* matematicamente più vicino all'unità per giustificare il medesimo ordine di grandezza dei nodi totali esplorati.</w:t>
+      </w:r>
+    </w:p>
+    <w:p>
+      <w:pPr>
+        <w:pBdr>
+          <w:top w:val="none" w:sz="4" w:space="0" w:color="000000"/>
+          <w:left w:val="none" w:sz="4" w:space="0" w:color="000000"/>
+          <w:bottom w:val="none" w:sz="4" w:space="0" w:color="000000"/>
+          <w:right w:val="none" w:sz="4" w:space="0" w:color="000000"/>
+        </w:pBdr>
+        <w:spacing w:line="259" w:lineRule="auto"/>
+        <w:jc w:val="both"/>
+        <w:rPr>
+          <w:rFonts w:ascii="Cambria Math" w:eastAsia="Calibri" w:hAnsi="Cambria Math" w:cs="Calibri"/>
+          <w14:ligatures w14:val="none"/>
+        </w:rPr>
+      </w:pPr>
+      <w:r>
+        <w:rPr>
+          <w:rFonts w:ascii="Cambria Math" w:eastAsia="Calibri" w:hAnsi="Cambria Math" w:cs="Calibri"/>
+        </w:rPr>
+        <w:t>Di conseguenza, sebbene il confronto basato su b* rimanga pienamente valido se effettuato tra algoritmi diversi all'interno dello stesso intervallo di distanza (dove la profondità dei cammini è comparabile), risulta metodologicamente fuorviante confrontare direttamente i valori di b* ottenuti su percorsi brevi con quelli registrati su tratte molto lunghe, o tra reti stradali di scale e dimensioni differenti, siccome la sola profondità della soluzione andrebbe a mascherare la reale efficienza dell'algoritmo.</w:t>
+      </w:r>
+    </w:p>
+    <w:p>
+      <w:pPr>
+        <w:pStyle w:val="Titolo2"/>
+        <w:jc w:val="both"/>
+        <w:rPr>
+          <w:rFonts w:ascii="Cambria Math" w:hAnsi="Cambria Math"/>
+          <w:sz w:val="26"/>
+          <w:szCs w:val="26"/>
+        </w:rPr>
+      </w:pPr>
+      <w:bookmarkStart w:id="41" w:name="_Toc235092791"/>
+      <w:r>
+        <w:rPr>
+          <w:rFonts w:ascii="Cambria Math" w:hAnsi="Cambria Math"/>
+          <w:sz w:val="26"/>
+          <w:szCs w:val="26"/>
+        </w:rPr>
+        <w:t>4.6 Nodi espansi, tempo di esecuzione</w:t>
       </w:r>
       <w:bookmarkEnd w:id="41"/>
     </w:p>
@@ -9023,140 +9349,7 @@
         <w:rPr>
           <w:rFonts w:ascii="Cambria Math" w:eastAsia="Calibri" w:hAnsi="Cambria Math" w:cs="Calibri"/>
         </w:rPr>
-        <w:t>I risultati dei benchmark confermano la gerarchia di efficacia teorica delle strategie analizzate: il fattore di ramificazione effettivo b* si mantiene sistematicamente più basso per l'euristica Landmark e per A* Pesato rispetto all'euristica Euclidea, a D</w:t>
-      </w:r>
-      <w:r>
-        <w:rPr>
-          <w:rFonts w:ascii="Cambria Math" w:eastAsia="Calibri" w:hAnsi="Cambria Math" w:cs="Calibri"/>
-        </w:rPr>
-        <w:t>ijkstra e alla ricerca in ampiezza (BFS) all'interno del medesimo intervallo di distanza. Tale evidenza rispecchia direttamente il maggior grado di informazione incorporato nelle rispettive funzioni di valutazione.</w:t>
-      </w:r>
-    </w:p>
-    <w:p>
-      <w:pPr>
-        <w:pBdr>
-          <w:top w:val="none" w:sz="4" w:space="0" w:color="000000"/>
-          <w:left w:val="none" w:sz="4" w:space="0" w:color="000000"/>
-          <w:bottom w:val="none" w:sz="4" w:space="0" w:color="000000"/>
-          <w:right w:val="none" w:sz="4" w:space="0" w:color="000000"/>
-        </w:pBdr>
-        <w:spacing w:line="259" w:lineRule="auto"/>
-        <w:jc w:val="both"/>
-        <w:rPr>
-          <w:rFonts w:ascii="Cambria Math" w:eastAsia="Calibri" w:hAnsi="Cambria Math" w:cs="Calibri"/>
-          <w14:ligatures w14:val="none"/>
-        </w:rPr>
-      </w:pPr>
-      <w:r>
-        <w:rPr>
-          <w:rFonts w:ascii="Cambria Math" w:eastAsia="Calibri" w:hAnsi="Cambria Math" w:cs="Calibri"/>
-        </w:rPr>
-        <w:t>Tuttavia, l'analisi dell'andamento mostra che il valore di b* tende a decrescere per tutte le strategie al crescere della distanza tra i nodi, convergendo verso il valore ideale pari a 1 anche per gli algoritmi meno informati. Ad esempio, l'algoritmo di Di</w:t>
-      </w:r>
-      <w:r>
-        <w:rPr>
-          <w:rFonts w:ascii="Cambria Math" w:eastAsia="Calibri" w:hAnsi="Cambria Math" w:cs="Calibri"/>
-        </w:rPr>
-        <w:t>jkstra registra un b* medio che passa da 1,204 nella fascia di distanza più breve a 1,016 in quella più estesa, mentre la BFS scende da 1,283 a 1,080.</w:t>
-      </w:r>
-    </w:p>
-    <w:p>
-      <w:pPr>
-        <w:pBdr>
-          <w:top w:val="none" w:sz="4" w:space="0" w:color="000000"/>
-          <w:left w:val="none" w:sz="4" w:space="0" w:color="000000"/>
-          <w:bottom w:val="none" w:sz="4" w:space="0" w:color="000000"/>
-          <w:right w:val="none" w:sz="4" w:space="0" w:color="000000"/>
-        </w:pBdr>
-        <w:spacing w:line="259" w:lineRule="auto"/>
-        <w:jc w:val="both"/>
-        <w:rPr>
-          <w:rFonts w:ascii="Cambria Math" w:eastAsia="Calibri" w:hAnsi="Cambria Math" w:cs="Calibri"/>
-          <w14:ligatures w14:val="none"/>
-        </w:rPr>
-      </w:pPr>
-      <w:r>
-        <w:rPr>
-          <w:rFonts w:ascii="Cambria Math" w:eastAsia="Calibri" w:hAnsi="Cambria Math" w:cs="Calibri"/>
-        </w:rPr>
-        <w:t>Questo comportamento evidenzia come il fattore di ramificazione effettivo non sia una metrica indipendente dalla scala del problema. La sua stessa definizione matematica, espressa dall'equazione della somma geometrica dei nodi espansi rispetto alla profond</w:t>
-      </w:r>
-      <w:r>
-        <w:rPr>
-          <w:rFonts w:ascii="Cambria Math" w:eastAsia="Calibri" w:hAnsi="Cambria Math" w:cs="Calibri"/>
-        </w:rPr>
-        <w:t>ità del cammino, implica che a parità di efficienza relativa dell'algoritmo, un percorso caratterizzato da una profondità (numero di archi) sensibilmente maggiore richieda un valore di b* matematicamente più vicino all'unità per giustificare il medesimo ordine di grandezza dei nodi totali esplorati.</w:t>
-      </w:r>
-    </w:p>
-    <w:p>
-      <w:pPr>
-        <w:pBdr>
-          <w:top w:val="none" w:sz="4" w:space="0" w:color="000000"/>
-          <w:left w:val="none" w:sz="4" w:space="0" w:color="000000"/>
-          <w:bottom w:val="none" w:sz="4" w:space="0" w:color="000000"/>
-          <w:right w:val="none" w:sz="4" w:space="0" w:color="000000"/>
-        </w:pBdr>
-        <w:spacing w:line="259" w:lineRule="auto"/>
-        <w:jc w:val="both"/>
-        <w:rPr>
-          <w:rFonts w:ascii="Cambria Math" w:eastAsia="Calibri" w:hAnsi="Cambria Math" w:cs="Calibri"/>
-          <w14:ligatures w14:val="none"/>
-        </w:rPr>
-      </w:pPr>
-      <w:r>
-        <w:rPr>
-          <w:rFonts w:ascii="Cambria Math" w:eastAsia="Calibri" w:hAnsi="Cambria Math" w:cs="Calibri"/>
-        </w:rPr>
-        <w:t>Di conseguenza, sebbene il confronto basato su b* rimanga pienamente valido se effettuato tra algoritmi diversi all'interno dello stesso intervallo di distanza (dove la profondità dei cammini è comparabile), risulta metodologicamente fuorviante confrontare direttamente i valori di b* ottenuti su percorsi brevi con quelli registrati su tratte molto lunghe, o tra reti stradali di scale e dimensioni differenti, siccome la sola profondità della soluzione andrebbe a mascherare la reale efficienza dell'algoritmo.</w:t>
-      </w:r>
-    </w:p>
-    <w:p>
-      <w:pPr>
-        <w:pStyle w:val="Titolo2"/>
-        <w:jc w:val="both"/>
-        <w:rPr>
-          <w:rFonts w:ascii="Cambria Math" w:hAnsi="Cambria Math"/>
-          <w:sz w:val="26"/>
-          <w:szCs w:val="26"/>
-        </w:rPr>
-      </w:pPr>
-      <w:bookmarkStart w:id="42" w:name="_Toc234948286"/>
-      <w:r>
-        <w:rPr>
-          <w:rFonts w:ascii="Cambria Math" w:hAnsi="Cambria Math"/>
-          <w:sz w:val="26"/>
-          <w:szCs w:val="26"/>
-        </w:rPr>
-        <w:t>4.6 Nodi espansi, tempo di esecuzione</w:t>
-      </w:r>
-      <w:bookmarkEnd w:id="42"/>
-    </w:p>
-    <w:p>
-      <w:pPr>
-        <w:pBdr>
-          <w:top w:val="none" w:sz="4" w:space="0" w:color="000000"/>
-          <w:left w:val="none" w:sz="4" w:space="0" w:color="000000"/>
-          <w:bottom w:val="none" w:sz="4" w:space="0" w:color="000000"/>
-          <w:right w:val="none" w:sz="4" w:space="0" w:color="000000"/>
-        </w:pBdr>
-        <w:spacing w:line="259" w:lineRule="auto"/>
-        <w:jc w:val="both"/>
-        <w:rPr>
-          <w:rFonts w:ascii="Cambria Math" w:eastAsia="Calibri" w:hAnsi="Cambria Math" w:cs="Calibri"/>
-          <w14:ligatures w14:val="none"/>
-        </w:rPr>
-      </w:pPr>
-      <w:r>
-        <w:rPr>
-          <w:rFonts w:ascii="Cambria Math" w:eastAsia="Calibri" w:hAnsi="Cambria Math" w:cs="Calibri"/>
-        </w:rPr>
-        <w:t>I dati relativi al volume di esplorazione evidenziano come l'euristica Landmark riesca a espandere il minor numero di nodi tra tutte le varianti ammissibili in ognuna delle fasce di distanza esaminate. Già nel primo intervallo (0,5–1 km), la tecnica basata</w:t>
-      </w:r>
-      <w:r>
-        <w:rPr>
-          <w:rFonts w:ascii="Cambria Math" w:eastAsia="Calibri" w:hAnsi="Cambria Math" w:cs="Calibri"/>
-        </w:rPr>
-        <w:t xml:space="preserve"> su landmark richiede l'espansione di una mediana di 28 nodi contro i 36 dell'approccio geometrico euclideo. Questo divario si amplia progressivamente all'aumentare delle distanze, raggiungendo il picco nella fascia tra i 15 e i 25 km, dove l'euristica Euclidea espande un numero di nodi circa 3 volte superiore rispetto a Landmark (5 566 nodi contro i 1 818 di quest'ultima), per poi ridursi sulle tratte più lunghe.</w:t>
+        <w:t>I dati relativi al volume di esplorazione evidenziano come l'euristica Landmark riesca a espandere il minor numero di nodi tra tutte le varianti ammissibili in ognuna delle fasce di distanza esaminate. Già nel primo intervallo (0,5–1 km), la tecnica basata su landmark richiede l'espansione di una mediana di 28 nodi contro i 36 dell'approccio geometrico euclideo. Questo divario si amplia progressivamente all'aumentare delle distanze, raggiungendo il picco nella fascia tra i 15 e i 25 km, dove l'euristica Euclidea espande un numero di nodi circa 3 volte superiore rispetto a Landmark (5 566 nodi contro i 1 818 di quest'ultima), per poi ridursi sulle tratte più lunghe.</w:t>
       </w:r>
     </w:p>
     <w:p>
@@ -9200,34 +9393,14 @@
         <w:rPr>
           <w:rFonts w:ascii="Cambria Math" w:eastAsia="Calibri" w:hAnsi="Cambria Math" w:cs="Calibri"/>
         </w:rPr>
-        <w:t xml:space="preserve">Questo comportamento trova una spiegazione nel bilanciamento tra complessità per nodo e selettività della ricerca. L'euristica Landmark presenta un costo computazionale per singolo nodo intrinsecamente più elevato rispetto alla distanza euclidea, poiché richiede l'accesso alle distanze </w:t>
-      </w:r>
-      <w:proofErr w:type="spellStart"/>
-      <w:r>
-        <w:rPr>
-          <w:rFonts w:ascii="Cambria Math" w:eastAsia="Calibri" w:hAnsi="Cambria Math" w:cs="Calibri"/>
-        </w:rPr>
-        <w:t>pre</w:t>
-      </w:r>
-      <w:proofErr w:type="spellEnd"/>
-      <w:r>
-        <w:rPr>
-          <w:rFonts w:ascii="Cambria Math" w:eastAsia="Calibri" w:hAnsi="Cambria Math" w:cs="Calibri"/>
-        </w:rPr>
-        <w:t xml:space="preserve">-calcolate dei tre landmark selezionati dinamicamente come attivi, a fronte del singolo calcolo geometrico in linea d'aria </w:t>
+        <w:t xml:space="preserve">Questo comportamento trova una spiegazione nel bilanciamento tra complessità per nodo e selettività della ricerca. L'euristica Landmark presenta un costo computazionale per singolo nodo intrinsecamente più elevato rispetto alla distanza euclidea, poiché richiede l'accesso alle distanze pre-calcolate dei tre landmark selezionati dinamicamente come attivi, a fronte del singolo calcolo geometrico in linea d'aria </w:t>
       </w:r>
       <w:r>
         <w:rPr>
           <w:rFonts w:ascii="Cambria Math" w:eastAsia="Calibri" w:hAnsi="Cambria Math" w:cs="Calibri"/>
         </w:rPr>
         <w:lastRenderedPageBreak/>
-        <w:t>richiesto dalla formula euclidea. Sulle brevi distanze, dove il numero assoluto di nodi esaminati è</w:t>
-      </w:r>
-      <w:r>
-        <w:rPr>
-          <w:rFonts w:ascii="Cambria Math" w:eastAsia="Calibri" w:hAnsi="Cambria Math" w:cs="Calibri"/>
-        </w:rPr>
-        <w:t xml:space="preserve"> ridotto, l'impatto di questo sovraccarico per nodo può superare i benefici della contrazione dell'albero di ricerca. Al contrario, sulle distanze intermedie e lunghe la riduzione dei nodi espansi operata da Landmark compensa ampiamente il costo computazionale della singola valutazione, ottimizzando il tempo complessivo di CPU.</w:t>
+        <w:t>richiesto dalla formula euclidea. Sulle brevi distanze, dove il numero assoluto di nodi esaminati è ridotto, l'impatto di questo sovraccarico per nodo può superare i benefici della contrazione dell'albero di ricerca. Al contrario, sulle distanze intermedie e lunghe la riduzione dei nodi espansi operata da Landmark compensa ampiamente il costo computazionale della singola valutazione, ottimizzando il tempo complessivo di CPU.</w:t>
       </w:r>
     </w:p>
     <w:p>
@@ -9249,25 +9422,7 @@
         <w:rPr>
           <w:rFonts w:ascii="Cambria Math" w:eastAsia="Calibri" w:hAnsi="Cambria Math" w:cs="Calibri"/>
         </w:rPr>
-        <w:t>Infine, le configurazioni di A* Pesato e Greedy si confermano come i sistemi più rapidi in assoluto in ogni scenario testato. La strategia Greedy registra i tempi di elaborazione più bassi grazie all'</w:t>
-      </w:r>
-      <w:r>
-        <w:rPr>
-          <w:rFonts w:ascii="Cambria Math" w:eastAsia="Calibri" w:hAnsi="Cambria Math" w:cs="Calibri"/>
-        </w:rPr>
-        <w:t xml:space="preserve">esclusione </w:t>
-      </w:r>
-      <w:r>
-        <w:rPr>
-          <w:rFonts w:ascii="Cambria Math" w:eastAsia="Calibri" w:hAnsi="Cambria Math" w:cs="Calibri"/>
-        </w:rPr>
-        <w:t xml:space="preserve">del costo accumulato g(n) dalla propria funzione di valutazione, compensando però tale rapidità con un errore percentuale sul costo del cammino che risulta sistematicamente da due a </w:t>
-      </w:r>
-      <w:r>
-        <w:rPr>
-          <w:rFonts w:ascii="Cambria Math" w:eastAsia="Calibri" w:hAnsi="Cambria Math" w:cs="Calibri"/>
-        </w:rPr>
-        <w:t>più di cinque volte superiore rispetto a quello registrato dalla variante pesata.</w:t>
+        <w:t>Infine, le configurazioni di A* Pesato e Greedy si confermano come i sistemi più rapidi in assoluto in ogni scenario testato. La strategia Greedy registra i tempi di elaborazione più bassi grazie all'esclusione del costo accumulato g(n) dalla propria funzione di valutazione, compensando però tale rapidità con un errore percentuale sul costo del cammino che risulta sistematicamente da due a più di cinque volte superiore rispetto a quello registrato dalla variante pesata.</w:t>
       </w:r>
     </w:p>
     <w:p>
@@ -9280,7 +9435,7 @@
           <w:szCs w:val="26"/>
         </w:rPr>
       </w:pPr>
-      <w:bookmarkStart w:id="43" w:name="_Toc234948287"/>
+      <w:bookmarkStart w:id="42" w:name="_Toc235092792"/>
       <w:r>
         <w:rPr>
           <w:rFonts w:ascii="Cambria Math" w:hAnsi="Cambria Math"/>
@@ -9289,7 +9444,7 @@
         </w:rPr>
         <w:t>4.7 Scala logaritmica</w:t>
       </w:r>
-      <w:bookmarkEnd w:id="43"/>
+      <w:bookmarkEnd w:id="42"/>
     </w:p>
     <w:p>
       <w:pPr>
@@ -9305,14 +9460,7 @@
           <w:rFonts w:ascii="Cambria Math" w:eastAsia="Calibri" w:hAnsi="Cambria Math" w:cs="Calibri"/>
           <w:szCs w:val="22"/>
         </w:rPr>
-        <w:t>Per i nodi espansi, i tempi di esecuzione e il picco della frontiera è stata scelta una scala logaritmica sull'asse y. Questa impostazione è indispensabile dato che i valori variano di diversi ordini di grandezza a seconda dell'algoritmo: nella fascia di distanza più ampia, ad esempio, Dijkstra espande 38.767 nodi, una quota oltre 44 volte</w:t>
-      </w:r>
-      <w:r>
-        <w:rPr>
-          <w:rFonts w:ascii="Cambria Math" w:eastAsia="Calibri" w:hAnsi="Cambria Math" w:cs="Calibri"/>
-          <w:szCs w:val="22"/>
-        </w:rPr>
-        <w:t xml:space="preserve"> superiore rispetto ad A* Pesato (880 nodi) e 68 volte superiore rispetto a Greedy (570 nodi). Su scala lineare, un divario così marcato avrebbe schiacciato i dati delle configurazioni più efficienti verso lo zero, rendendo i grafici del tutto illeggibili.</w:t>
+        <w:t>Per i nodi espansi, i tempi di esecuzione e il picco della frontiera è stata scelta una scala logaritmica sull'asse y. Questa impostazione è indispensabile dato che i valori variano di diversi ordini di grandezza a seconda dell'algoritmo: nella fascia di distanza più ampia, ad esempio, Dijkstra espande 38.767 nodi, una quota oltre 44 volte superiore rispetto ad A* Pesato (880 nodi) e 68 volte superiore rispetto a Greedy (570 nodi). Su scala lineare, un divario così marcato avrebbe schiacciato i dati delle configurazioni più efficienti verso lo zero, rendendo i grafici del tutto illeggibili.</w:t>
       </w:r>
     </w:p>
     <w:p>
@@ -9329,14 +9477,7 @@
           <w:rFonts w:ascii="Cambria Math" w:eastAsia="Calibri" w:hAnsi="Cambria Math" w:cs="Calibri"/>
           <w:szCs w:val="22"/>
         </w:rPr>
-        <w:t xml:space="preserve">Al contrario, i pannelli del costo del percorso e del fattore di ramificazione effettivo b* </w:t>
-      </w:r>
-      <w:r>
-        <w:rPr>
-          <w:rFonts w:ascii="Cambria Math" w:eastAsia="Calibri" w:hAnsi="Cambria Math" w:cs="Calibri"/>
-          <w:szCs w:val="22"/>
-        </w:rPr>
-        <w:t>mantengono una scala lineare. Non essendoci scostamenti macroscopici tra i dati, la rappresentazione lineare si rivela la scelta migliore per apprezzare le differenze percentuali e l'effettivo andamento di convergenza delle metriche.</w:t>
+        <w:t>Al contrario, i pannelli del costo del percorso e del fattore di ramificazione effettivo b* mantengono una scala lineare. Non essendoci scostamenti macroscopici tra i dati, la rappresentazione lineare si rivela la scelta migliore per apprezzare le differenze percentuali e l'effettivo andamento di convergenza delle metriche.</w:t>
       </w:r>
     </w:p>
     <w:p>
@@ -9349,8 +9490,8 @@
           <w:szCs w:val="26"/>
         </w:rPr>
       </w:pPr>
-      <w:bookmarkStart w:id="44" w:name="_Toc234948289"/>
-      <w:bookmarkStart w:id="45" w:name="_Toc234788378"/>
+      <w:bookmarkStart w:id="43" w:name="_Toc234788378"/>
+      <w:bookmarkStart w:id="44" w:name="_Toc235092793"/>
       <w:r>
         <w:rPr>
           <w:rFonts w:ascii="Cambria Math" w:hAnsi="Cambria Math"/>
@@ -9380,19 +9521,11 @@
         </w:rPr>
         <w:t xml:space="preserve">e mostrano una panoramica dell'intera rete stradale della </w:t>
       </w:r>
-      <w:proofErr w:type="spellStart"/>
       <w:r>
         <w:rPr>
           <w:rFonts w:ascii="Cambria Math" w:hAnsi="Cambria Math"/>
         </w:rPr>
-        <w:t>ecittà</w:t>
-      </w:r>
-      <w:proofErr w:type="spellEnd"/>
-      <w:r>
-        <w:rPr>
-          <w:rFonts w:ascii="Cambria Math" w:hAnsi="Cambria Math"/>
-        </w:rPr>
-        <w:t xml:space="preserve"> metropolitana di Napoli, con un esempio di percorso a lungo raggio che attraversa l'area di test. Nelle figure successive sono riportati i percorsi estratti come campione per ciascuna fascia di distanza, scelti automaticamente tra i 20 test eseguiti per ogni classe. Il singolo tracciato evidenziato in rosso rappresenta il cammino minimo comune calcolato con successo dalle tre strategie ammissibili (Dijkstra, A* Euclidea e A* Landmark). Le mappe confermano visivamente il rispetto dei vincoli topologici, quali i sensi di marcia e la continuità stradale, sia nei brevi tratti urbani (0,5–1 km) sia sulle tratte extraurbane e autostradali.</w:t>
+        <w:t>ecittà metropolitana di Napoli, con un esempio di percorso a lungo raggio che attraversa l'area di test. Nelle figure successive sono riportati i percorsi estratti come campione per ciascuna fascia di distanza, scelti automaticamente tra i 20 test eseguiti per ogni classe. Il singolo tracciato evidenziato in rosso rappresenta il cammino minimo comune calcolato con successo dalle tre strategie ammissibili (Dijkstra, A* Euclidea e A* Landmark). Le mappe confermano visivamente il rispetto dei vincoli topologici, quali i sensi di marcia e la continuità stradale, sia nei brevi tratti urbani (0,5–1 km) sia sulle tratte extraurbane e autostradali.</w:t>
       </w:r>
       <w:r>
         <w:rPr>
@@ -9495,21 +9628,11 @@
                             <w:r>
                               <w:t xml:space="preserve">Figura </w:t>
                             </w:r>
-                            <w:r>
-                              <w:fldChar w:fldCharType="begin"/>
-                            </w:r>
-                            <w:r>
-                              <w:instrText xml:space="preserve"> SEQ Figura \* Arabic </w:instrText>
-                            </w:r>
-                            <w:r>
-                              <w:fldChar w:fldCharType="separate"/>
-                            </w:r>
-                            <w:r>
-                              <w:t>1</w:t>
-                            </w:r>
-                            <w:r>
-                              <w:fldChar w:fldCharType="end"/>
-                            </w:r>
+                            <w:fldSimple w:instr=" SEQ Figura \* Arabic ">
+                              <w:r>
+                                <w:t>1</w:t>
+                              </w:r>
+                            </w:fldSimple>
                             <w:r>
                               <w:t xml:space="preserve"> - Mappa considerata </w:t>
                             </w:r>
@@ -9675,21 +9798,11 @@
                             <w:r>
                               <w:t xml:space="preserve">Figura </w:t>
                             </w:r>
-                            <w:r>
-                              <w:fldChar w:fldCharType="begin"/>
-                            </w:r>
-                            <w:r>
-                              <w:instrText xml:space="preserve"> SEQ Figura \* Arabic </w:instrText>
-                            </w:r>
-                            <w:r>
-                              <w:fldChar w:fldCharType="separate"/>
-                            </w:r>
-                            <w:r>
-                              <w:t>2</w:t>
-                            </w:r>
-                            <w:r>
-                              <w:fldChar w:fldCharType="end"/>
-                            </w:r>
+                            <w:fldSimple w:instr=" SEQ Figura \* Arabic ">
+                              <w:r>
+                                <w:t>2</w:t>
+                              </w:r>
+                            </w:fldSimple>
                             <w:r>
                               <w:t xml:space="preserve"> - Percorso 0.5-1 km </w:t>
                             </w:r>
@@ -9854,21 +9967,11 @@
                             <w:r>
                               <w:t xml:space="preserve">Figura </w:t>
                             </w:r>
-                            <w:r>
-                              <w:fldChar w:fldCharType="begin"/>
-                            </w:r>
-                            <w:r>
-                              <w:instrText xml:space="preserve"> SEQ Figura \* Arabic </w:instrText>
-                            </w:r>
-                            <w:r>
-                              <w:fldChar w:fldCharType="separate"/>
-                            </w:r>
-                            <w:r>
-                              <w:t>3</w:t>
-                            </w:r>
-                            <w:r>
-                              <w:fldChar w:fldCharType="end"/>
-                            </w:r>
+                            <w:fldSimple w:instr=" SEQ Figura \* Arabic ">
+                              <w:r>
+                                <w:t>3</w:t>
+                              </w:r>
+                            </w:fldSimple>
                             <w:r>
                               <w:t xml:space="preserve"> - Percorso 1-2 km</w:t>
                             </w:r>
@@ -10051,21 +10154,11 @@
                             <w:r>
                               <w:t xml:space="preserve">Figura </w:t>
                             </w:r>
-                            <w:r>
-                              <w:fldChar w:fldCharType="begin"/>
-                            </w:r>
-                            <w:r>
-                              <w:instrText xml:space="preserve"> SEQ Figura \* Arabic </w:instrText>
-                            </w:r>
-                            <w:r>
-                              <w:fldChar w:fldCharType="separate"/>
-                            </w:r>
-                            <w:r>
-                              <w:t>4</w:t>
-                            </w:r>
-                            <w:r>
-                              <w:fldChar w:fldCharType="end"/>
-                            </w:r>
+                            <w:fldSimple w:instr=" SEQ Figura \* Arabic ">
+                              <w:r>
+                                <w:t>4</w:t>
+                              </w:r>
+                            </w:fldSimple>
                             <w:r>
                               <w:t xml:space="preserve"> - Percorso 8-15 km</w:t>
                             </w:r>
@@ -10248,21 +10341,11 @@
                             <w:r>
                               <w:t xml:space="preserve">Figura </w:t>
                             </w:r>
-                            <w:r>
-                              <w:fldChar w:fldCharType="begin"/>
-                            </w:r>
-                            <w:r>
-                              <w:instrText xml:space="preserve"> SEQ Figura \* Arabic </w:instrText>
-                            </w:r>
-                            <w:r>
-                              <w:fldChar w:fldCharType="separate"/>
-                            </w:r>
-                            <w:r>
-                              <w:t>5</w:t>
-                            </w:r>
-                            <w:r>
-                              <w:fldChar w:fldCharType="end"/>
-                            </w:r>
+                            <w:fldSimple w:instr=" SEQ Figura \* Arabic ">
+                              <w:r>
+                                <w:t>5</w:t>
+                              </w:r>
+                            </w:fldSimple>
                             <w:r>
                               <w:t xml:space="preserve"> - Percorso 2-4 km </w:t>
                             </w:r>
@@ -10445,21 +10528,11 @@
                             <w:r>
                               <w:t xml:space="preserve">Figura </w:t>
                             </w:r>
-                            <w:r>
-                              <w:fldChar w:fldCharType="begin"/>
-                            </w:r>
-                            <w:r>
-                              <w:instrText xml:space="preserve"> SEQ Figura \* Arabic </w:instrText>
-                            </w:r>
-                            <w:r>
-                              <w:fldChar w:fldCharType="separate"/>
-                            </w:r>
-                            <w:r>
-                              <w:t>6</w:t>
-                            </w:r>
-                            <w:r>
-                              <w:fldChar w:fldCharType="end"/>
-                            </w:r>
+                            <w:fldSimple w:instr=" SEQ Figura \* Arabic ">
+                              <w:r>
+                                <w:t>6</w:t>
+                              </w:r>
+                            </w:fldSimple>
                             <w:r>
                               <w:t xml:space="preserve"> - Percorso 4-8 km</w:t>
                             </w:r>
@@ -10643,13 +10716,7 @@
                               </w:rPr>
                             </w:pPr>
                             <w:r>
-                              <w:t>Figura</w:t>
-                            </w:r>
-                            <w:r>
-                              <w:t xml:space="preserve"> 7</w:t>
-                            </w:r>
-                            <w:r>
-                              <w:t xml:space="preserve"> - Percorso 15-25 km</w:t>
+                              <w:t>Figura 7 - Percorso 15-25 km</w:t>
                             </w:r>
                           </w:p>
                         </w:txbxContent>
@@ -11023,7 +11090,6 @@
           <w:szCs w:val="32"/>
         </w:rPr>
       </w:pPr>
-      <w:bookmarkStart w:id="46" w:name="_Toc234948290"/>
     </w:p>
     <w:p>
       <w:pPr>
@@ -11059,6 +11125,7 @@
           <w:szCs w:val="32"/>
         </w:rPr>
       </w:pPr>
+      <w:bookmarkStart w:id="45" w:name="_Toc235092794"/>
       <w:r>
         <w:rPr>
           <w:rFonts w:ascii="Cambria Math" w:hAnsi="Cambria Math"/>
@@ -11070,8 +11137,8 @@
         <w:lastRenderedPageBreak/>
         <w:t>5. Conclusioni</w:t>
       </w:r>
+      <w:bookmarkEnd w:id="43"/>
       <w:bookmarkEnd w:id="45"/>
-      <w:bookmarkEnd w:id="46"/>
     </w:p>
     <w:p>
       <w:pPr>
@@ -11084,27 +11151,7 @@
         <w:rPr>
           <w:rFonts w:ascii="Cambria Math" w:hAnsi="Cambria Math"/>
         </w:rPr>
-        <w:t>Il progetto ha permesso di studiare il problema del routing urbano trattandolo come una ricerca offline a stato singolo in un ambiente statico, deterministico e del tutto osservabile. Utilizzando la mappa della c</w:t>
-      </w:r>
-      <w:r>
-        <w:rPr>
-          <w:rFonts w:ascii="Cambria Math" w:hAnsi="Cambria Math"/>
-        </w:rPr>
-        <w:t xml:space="preserve">ittà metropolitana di Napoli scaricata con </w:t>
-      </w:r>
-      <w:proofErr w:type="spellStart"/>
-      <w:r>
-        <w:rPr>
-          <w:rFonts w:ascii="Cambria Math" w:hAnsi="Cambria Math"/>
-        </w:rPr>
-        <w:t>OSMnx</w:t>
-      </w:r>
-      <w:proofErr w:type="spellEnd"/>
-      <w:r>
-        <w:rPr>
-          <w:rFonts w:ascii="Cambria Math" w:hAnsi="Cambria Math"/>
-        </w:rPr>
-        <w:t>, è stato eseguito un benchmark automatico da 960 test totali su 8 fasce di distanza. Questo sistema ha consentito di mettere a confronto diverse strategie: le ricerche non informate (BFS e Dijkstra), l'algoritmo A* con euristiche ammissibili (Euclidea e Landmark) e le varianti non ottimali (A* Pesato e Greedy).</w:t>
+        <w:t>Il progetto ha permesso di studiare il problema del routing urbano trattandolo come una ricerca offline a stato singolo in un ambiente statico, deterministico e del tutto osservabile. Utilizzando la mappa della città metropolitana di Napoli scaricata con OSMnx, è stato eseguito un benchmark automatico da 960 test totali su 8 fasce di distanza. Questo sistema ha consentito di mettere a confronto diverse strategie: le ricerche non informate (BFS e Dijkstra), l'algoritmo A* con euristiche ammissibili (Euclidea e Landmark) e le varianti non ottimali (A* Pesato e Greedy).</w:t>
       </w:r>
     </w:p>
     <w:p>
@@ -11118,13 +11165,7 @@
         <w:rPr>
           <w:rFonts w:ascii="Cambria Math" w:hAnsi="Cambria Math"/>
         </w:rPr>
-        <w:t>I dati raccolti confermano la teoria: le tre configurazioni a</w:t>
-      </w:r>
-      <w:r>
-        <w:rPr>
-          <w:rFonts w:ascii="Cambria Math" w:hAnsi="Cambria Math"/>
-        </w:rPr>
-        <w:t>mmissibili hanno trovato il percorso più breve in tutti i test, senza eccezioni. Guardando il numero di nodi espansi, l'euristica Landmark si è rivelata sempre più efficiente della distanza Euclidea, riducendo l'area di calcolo in ogni fascia chilometrica.</w:t>
+        <w:t>I dati raccolti confermano la teoria: le tre configurazioni ammissibili hanno trovato il percorso più breve in tutti i test, senza eccezioni. Guardando il numero di nodi espansi, l'euristica Landmark si è rivelata sempre più efficiente della distanza Euclidea, riducendo l'area di calcolo in ogni fascia chilometrica.</w:t>
       </w:r>
     </w:p>
     <w:p>
@@ -11138,13 +11179,7 @@
         <w:rPr>
           <w:rFonts w:ascii="Cambria Math" w:hAnsi="Cambria Math"/>
         </w:rPr>
-        <w:t>I tempi di esecuzione mostrano invece che sulle distanze brevi l'approccio euclideo è più veloce perché il calc</w:t>
-      </w:r>
-      <w:r>
-        <w:rPr>
-          <w:rFonts w:ascii="Cambria Math" w:hAnsi="Cambria Math"/>
-        </w:rPr>
-        <w:t>olo in linea d'aria richiede pochissime operazioni per nodo; superata la soglia dei 4 km, invece, Landmark compensa questo sovraccarico iniziale grazie a una forte riduzione dei nodi da esaminare, risultando l'opzione migliore per i percorsi a lungo raggio.</w:t>
+        <w:t>I tempi di esecuzione mostrano invece che sulle distanze brevi l'approccio euclideo è più veloce perché il calcolo in linea d'aria richiede pochissime operazioni per nodo; superata la soglia dei 4 km, invece, Landmark compensa questo sovraccarico iniziale grazie a una forte riduzione dei nodi da esaminare, risultando l'opzione migliore per i percorsi a lungo raggio.</w:t>
       </w:r>
     </w:p>
     <w:p>
@@ -11158,13 +11193,7 @@
         <w:rPr>
           <w:rFonts w:ascii="Cambria Math" w:hAnsi="Cambria Math"/>
         </w:rPr>
-        <w:t>I risultati hanno infine chiarito il comportamento del fattore di ramificazione effettivo b*. Per via della sua stessa formula matematica, questo valore tende a convergere ad 1 man mano che i percorsi diventano più lunghi e profondi. Per questo motivo b*</w:t>
-      </w:r>
-      <w:r>
-        <w:rPr>
-          <w:rFonts w:ascii="Cambria Math" w:hAnsi="Cambria Math"/>
-        </w:rPr>
-        <w:t xml:space="preserve"> non può essere usato per confrontare tragitti di lunghezze molto diverse, ma resta valido solo per misurare l'efficienza di algoritmi differenti all'interno della stessa fascia di distanza.</w:t>
+        <w:t>I risultati hanno infine chiarito il comportamento del fattore di ramificazione effettivo b*. Per via della sua stessa formula matematica, questo valore tende a convergere ad 1 man mano che i percorsi diventano più lunghi e profondi. Per questo motivo b* non può essere usato per confrontare tragitti di lunghezze molto diverse, ma resta valido solo per misurare l'efficienza di algoritmi differenti all'interno della stessa fascia di distanza.</w:t>
       </w:r>
     </w:p>
     <w:sectPr>
